--- a/modules/11-web-vulnerabilities-i/docx/Red-Team-Module-11-Web-Vulnerabilities-I-Omarchy.docx
+++ b/modules/11-web-vulnerabilities-i/docx/Red-Team-Module-11-Web-Vulnerabilities-I-Omarchy.docx
@@ -185,109 +185,305 @@
         <w:br w:type="page"/>
       </w:r>
     </w:p>
+    <w:tbl>
+      <w:tblPr>
+        <w:tblW w:type="auto" w:w="0"/>
+        <w:jc w:val="center"/>
+        <w:tblLayout w:type="autofit"/>
+        <w:tblBorders>
+          <w:top w:val="single" w:sz="5" w:space="0" w:color="E5E7EB"/>
+          <w:left w:val="single" w:sz="5" w:space="0" w:color="E5E7EB"/>
+          <w:bottom w:val="single" w:sz="5" w:space="0" w:color="E5E7EB"/>
+          <w:right w:val="single" w:sz="5" w:space="0" w:color="E5E7EB"/>
+          <w:insideH w:val="single" w:sz="5" w:space="0" w:color="E5E7EB"/>
+          <w:insideV w:val="single" w:sz="5" w:space="0" w:color="E5E7EB"/>
+        </w:tblBorders>
+      </w:tblPr>
+      <w:tblGrid>
+        <w:gridCol w:w="4984"/>
+        <w:gridCol w:w="4984"/>
+      </w:tblGrid>
+      <w:tr>
+        <w:tc>
+          <w:tcPr>
+            <w:tcW w:type="dxa" w:w="4984"/>
+            <w:shd w:fill="111827"/>
+            <w:tcMar>
+              <w:top w:w="85" w:type="dxa"/>
+              <w:start w:w="90" w:type="dxa"/>
+              <w:bottom w:w="85" w:type="dxa"/>
+              <w:end w:w="90" w:type="dxa"/>
+            </w:tcMar>
+            <w:vAlign w:val="center"/>
+          </w:tcPr>
+          <w:p>
+            <w:r>
+              <w:rPr>
+                <w:b/>
+                <w:color w:val="FFFFFF"/>
+                <w:sz w:val="16"/>
+              </w:rPr>
+              <w:t xml:space="preserve">Field</w:t>
+            </w:r>
+          </w:p>
+        </w:tc>
+        <w:tc>
+          <w:tcPr>
+            <w:tcW w:type="dxa" w:w="4984"/>
+            <w:shd w:fill="111827"/>
+            <w:tcMar>
+              <w:top w:w="85" w:type="dxa"/>
+              <w:start w:w="90" w:type="dxa"/>
+              <w:bottom w:w="85" w:type="dxa"/>
+              <w:end w:w="90" w:type="dxa"/>
+            </w:tcMar>
+            <w:vAlign w:val="center"/>
+          </w:tcPr>
+          <w:p>
+            <w:r>
+              <w:rPr>
+                <w:b/>
+                <w:color w:val="FFFFFF"/>
+                <w:sz w:val="16"/>
+              </w:rPr>
+              <w:t xml:space="preserve">Value</w:t>
+            </w:r>
+          </w:p>
+        </w:tc>
+      </w:tr>
+      <w:tr>
+        <w:tc>
+          <w:tcPr>
+            <w:tcW w:type="dxa" w:w="4984"/>
+            <w:tcMar>
+              <w:top w:w="85" w:type="dxa"/>
+              <w:start w:w="90" w:type="dxa"/>
+              <w:bottom w:w="85" w:type="dxa"/>
+              <w:end w:w="90" w:type="dxa"/>
+            </w:tcMar>
+          </w:tcPr>
+          <w:p>
+            <w:r>
+              <w:t xml:space="preserve">Prerequisite</w:t>
+            </w:r>
+          </w:p>
+        </w:tc>
+        <w:tc>
+          <w:tcPr>
+            <w:tcW w:type="dxa" w:w="4984"/>
+            <w:tcMar>
+              <w:top w:w="85" w:type="dxa"/>
+              <w:start w:w="90" w:type="dxa"/>
+              <w:bottom w:w="85" w:type="dxa"/>
+              <w:end w:w="90" w:type="dxa"/>
+            </w:tcMar>
+          </w:tcPr>
+          <w:p>
+            <w:r>
+              <w:t xml:space="preserve">Module 00–10 — Burp Suite fundamentals, HTTP basics, Docker</w:t>
+            </w:r>
+          </w:p>
+        </w:tc>
+      </w:tr>
+      <w:tr>
+        <w:tc>
+          <w:tcPr>
+            <w:tcW w:type="dxa" w:w="4984"/>
+            <w:tcMar>
+              <w:top w:w="85" w:type="dxa"/>
+              <w:start w:w="90" w:type="dxa"/>
+              <w:bottom w:w="85" w:type="dxa"/>
+              <w:end w:w="90" w:type="dxa"/>
+            </w:tcMar>
+          </w:tcPr>
+          <w:p>
+            <w:r>
+              <w:t xml:space="preserve">Core tools</w:t>
+            </w:r>
+          </w:p>
+        </w:tc>
+        <w:tc>
+          <w:tcPr>
+            <w:tcW w:type="dxa" w:w="4984"/>
+            <w:tcMar>
+              <w:top w:w="85" w:type="dxa"/>
+              <w:start w:w="90" w:type="dxa"/>
+              <w:bottom w:w="85" w:type="dxa"/>
+              <w:end w:w="90" w:type="dxa"/>
+            </w:tcMar>
+          </w:tcPr>
+          <w:p>
+            <w:r>
+              <w:t xml:space="preserve">Burp Suite, curl, Docker</w:t>
+            </w:r>
+          </w:p>
+        </w:tc>
+      </w:tr>
+      <w:tr>
+        <w:tc>
+          <w:tcPr>
+            <w:tcW w:type="dxa" w:w="4984"/>
+            <w:tcMar>
+              <w:top w:w="85" w:type="dxa"/>
+              <w:start w:w="90" w:type="dxa"/>
+              <w:bottom w:w="85" w:type="dxa"/>
+              <w:end w:w="90" w:type="dxa"/>
+            </w:tcMar>
+          </w:tcPr>
+          <w:p>
+            <w:r>
+              <w:t xml:space="preserve">Local target</w:t>
+            </w:r>
+          </w:p>
+        </w:tc>
+        <w:tc>
+          <w:tcPr>
+            <w:tcW w:type="dxa" w:w="4984"/>
+            <w:tcMar>
+              <w:top w:w="85" w:type="dxa"/>
+              <w:start w:w="90" w:type="dxa"/>
+              <w:bottom w:w="85" w:type="dxa"/>
+              <w:end w:w="90" w:type="dxa"/>
+            </w:tcMar>
+          </w:tcPr>
+          <w:p>
+            <w:r>
+              <w:rPr>
+                <w:rFonts w:ascii="Liberation Mono" w:hAnsi="Liberation Mono"/>
+              </w:rPr>
+              <w:t xml:space="preserve">http://127.0.0.1:8111/</w:t>
+            </w:r>
+          </w:p>
+        </w:tc>
+      </w:tr>
+      <w:tr>
+        <w:tc>
+          <w:tcPr>
+            <w:tcW w:type="dxa" w:w="4984"/>
+            <w:tcMar>
+              <w:top w:w="85" w:type="dxa"/>
+              <w:start w:w="90" w:type="dxa"/>
+              <w:bottom w:w="85" w:type="dxa"/>
+              <w:end w:w="90" w:type="dxa"/>
+            </w:tcMar>
+          </w:tcPr>
+          <w:p>
+            <w:r>
+              <w:t xml:space="preserve">Outcome</w:t>
+            </w:r>
+          </w:p>
+        </w:tc>
+        <w:tc>
+          <w:tcPr>
+            <w:tcW w:type="dxa" w:w="4984"/>
+            <w:tcMar>
+              <w:top w:w="85" w:type="dxa"/>
+              <w:start w:w="90" w:type="dxa"/>
+              <w:bottom w:w="85" w:type="dxa"/>
+              <w:end w:w="90" w:type="dxa"/>
+            </w:tcMar>
+          </w:tcPr>
+          <w:p>
+            <w:r>
+              <w:t xml:space="preserve">Mengenali pola akar masalah tujuh kelas vulnerability web umum, memvalidasinya manual, menjelaskan impact tanpa melebih-lebihkan, dan memberi remediation yang menyasar root cause</w:t>
+            </w:r>
+          </w:p>
+        </w:tc>
+      </w:tr>
+    </w:tbl>
     <w:p>
       <w:pPr>
         <w:pStyle w:val="Heading1"/>
       </w:pPr>
       <w:r>
-        <w:t>1. Tujuan Pembelajaran</w:t>
+        <w:t xml:space="preserve">1. Learning Objectives</w:t>
       </w:r>
     </w:p>
     <w:p>
       <w:r>
+        <w:t xml:space="preserve">[ ] Membedakan </w:t>
+      </w:r>
+      <w:r>
         <w:rPr>
-          <w:rFonts w:ascii="Liberation Sans" w:hAnsi="Liberation Sans"/>
-          <w:b w:val="0"/>
+          <w:b/>
         </w:rPr>
-        <w:t>Setelah menyelesaikan modul ini, lo harus bisa mengenali pola akar masalah dari tujuh kelas vulnerability web umum, memvalidasinya secara manual di lab, menjelaskan impact tanpa melebih-lebihkan, dan memberi remediation yang menyasar root cause.</w:t>
+        <w:t xml:space="preserve">source</w:t>
+      </w:r>
+      <w:r>
+        <w:t xml:space="preserve">, </w:t>
+      </w:r>
+      <w:r>
+        <w:rPr>
+          <w:b/>
+        </w:rPr>
+        <w:t xml:space="preserve">transformation</w:t>
+      </w:r>
+      <w:r>
+        <w:t xml:space="preserve">, </w:t>
+      </w:r>
+      <w:r>
+        <w:rPr>
+          <w:b/>
+        </w:rPr>
+        <w:t xml:space="preserve">sink</w:t>
+      </w:r>
+      <w:r>
+        <w:t xml:space="preserve">, dan </w:t>
+      </w:r>
+      <w:r>
+        <w:rPr>
+          <w:b/>
+        </w:rPr>
+        <w:t xml:space="preserve">security decision</w:t>
+      </w:r>
+      <w:r>
+        <w:t xml:space="preserve"> dalam request flow.</w:t>
       </w:r>
     </w:p>
     <w:p>
       <w:r>
-        <w:rPr>
-          <w:rFonts w:ascii="Liberation Sans" w:hAnsi="Liberation Sans"/>
-          <w:b w:val="0"/>
-        </w:rPr>
-        <w:t>[ ] Membedakan source, transformation, sink, dan security decision dalam request flow.</w:t>
+        <w:t xml:space="preserve">[ ] Menemukan SQL injection sederhana dan menjelaskan kenapa parameterized query mencegahnya.</w:t>
       </w:r>
     </w:p>
     <w:p>
       <w:r>
-        <w:rPr>
-          <w:rFonts w:ascii="Liberation Sans" w:hAnsi="Liberation Sans"/>
-          <w:b w:val="0"/>
-        </w:rPr>
-        <w:t>[ ] Menemukan SQL injection sederhana dan menjelaskan kenapa parameterized query mencegahnya.</w:t>
+        <w:t xml:space="preserve">[ ] Membedakan reflected XSS, stored XSS, dan DOM-based XSS secara konseptual.</w:t>
       </w:r>
     </w:p>
     <w:p>
       <w:r>
-        <w:rPr>
-          <w:rFonts w:ascii="Liberation Sans" w:hAnsi="Liberation Sans"/>
-          <w:b w:val="0"/>
-        </w:rPr>
-        <w:t>[ ] Membedakan reflected XSS, stored XSS, dan DOM-based XSS secara konseptual.</w:t>
+        <w:t xml:space="preserve">[ ] Mengonfirmasi OS command injection pada container lab yang terisolasi.</w:t>
       </w:r>
     </w:p>
     <w:p>
       <w:r>
-        <w:rPr>
-          <w:rFonts w:ascii="Liberation Sans" w:hAnsi="Liberation Sans"/>
-          <w:b w:val="0"/>
-        </w:rPr>
-        <w:t>[ ] Mengonfirmasi OS command injection pada container lab yang terisolasi.</w:t>
+        <w:t xml:space="preserve">[ ] Mengidentifikasi path traversal dan menjelaskan canonicalization/path allow-listing.</w:t>
       </w:r>
     </w:p>
     <w:p>
       <w:r>
-        <w:rPr>
-          <w:rFonts w:ascii="Liberation Sans" w:hAnsi="Liberation Sans"/>
-          <w:b w:val="0"/>
-        </w:rPr>
-        <w:t>[ ] Mengidentifikasi path traversal dan menjelaskan canonicalization / path allow-listing.</w:t>
+        <w:t xml:space="preserve">[ ] Menguji file upload berdasarkan extension, MIME, storage, dan serving behavior.</w:t>
       </w:r>
     </w:p>
     <w:p>
       <w:r>
-        <w:rPr>
-          <w:rFonts w:ascii="Liberation Sans" w:hAnsi="Liberation Sans"/>
-          <w:b w:val="0"/>
-        </w:rPr>
-        <w:t>[ ] Menguji file upload berdasarkan extension, MIME, storage, dan serving behavior.</w:t>
+        <w:t xml:space="preserve">[ ] Membedakan authentication flaw dari authorization flaw.</w:t>
       </w:r>
     </w:p>
     <w:p>
       <w:r>
-        <w:rPr>
-          <w:rFonts w:ascii="Liberation Sans" w:hAnsi="Liberation Sans"/>
-          <w:b w:val="0"/>
-        </w:rPr>
-        <w:t>[ ] Membedakan authentication flaw dari authorization flaw.</w:t>
+        <w:t xml:space="preserve">[ ] Menguji IDOR dengan membandingkan dua object identity di Burp Repeater.</w:t>
       </w:r>
     </w:p>
     <w:p>
       <w:r>
-        <w:rPr>
-          <w:rFonts w:ascii="Liberation Sans" w:hAnsi="Liberation Sans"/>
-          <w:b w:val="0"/>
-        </w:rPr>
-        <w:t>[ ] Menguji IDOR dengan membandingkan dua object identity di Burp Repeater.</w:t>
-      </w:r>
-    </w:p>
-    <w:p>
-      <w:r>
-        <w:rPr>
-          <w:rFonts w:ascii="Liberation Sans" w:hAnsi="Liberation Sans"/>
-          <w:b w:val="0"/>
-        </w:rPr>
-        <w:t>[ ] Menulis finding note berisi evidence, impact, dan remediation.</w:t>
+        <w:t xml:space="preserve">[ ] Menulis finding note berisi evidence, impact, dan remediation.</w:t>
       </w:r>
     </w:p>
     <w:tbl>
       <w:tblPr>
         <w:tblW w:type="auto" w:w="0"/>
         <w:jc w:val="center"/>
-        <w:tblLook w:firstColumn="1" w:firstRow="1" w:lastColumn="0" w:lastRow="0" w:noHBand="0" w:noVBand="1" w:val="04A0"/>
       </w:tblPr>
       <w:tblGrid>
         <w:gridCol w:w="9968"/>
@@ -315,17 +511,17 @@
               <w:rPr>
                 <w:b/>
                 <w:color w:val="6D28D9"/>
-                <w:sz w:val="18"/>
+                <w:sz w:val="19"/>
               </w:rPr>
-              <w:t>Pola pikir utama</w:t>
+              <w:t xml:space="preserve">Pola pikir utama.</w:t>
             </w:r>
           </w:p>
           <w:p>
             <w:pPr>
-              <w:spacing w:after="0" w:line="250" w:lineRule="auto"/>
+              <w:spacing w:after="0"/>
             </w:pPr>
             <w:r>
-              <w:t>Jangan mulai dari payload. Mulai dari pertanyaan: input mana yang gue kontrol, keputusan atau interpreter apa yang menerima input itu, dan perubahan apa yang membuktikan boundary keamanan benar-benar rusak?</w:t>
+              <w:t xml:space="preserve">Jangan mulai dari payload. Mulai dari pertanyaan: input mana yang gue kontrol, interpreter/keputusan apa yang menerima input itu, dan perubahan apa yang membuktikan boundary keamanan benar-benar rusak?</w:t>
             </w:r>
           </w:p>
         </w:tc>
@@ -333,78 +529,10 @@
     </w:tbl>
     <w:p>
       <w:pPr>
-        <w:spacing w:after="20"/>
-      </w:pPr>
-    </w:p>
-    <w:p>
-      <w:pPr>
-        <w:keepNext/>
-        <w:jc w:val="center"/>
-      </w:pPr>
-      <w:r>
-        <w:drawing>
-          <wp:inline xmlns:a="http://schemas.openxmlformats.org/drawingml/2006/main" xmlns:pic="http://schemas.openxmlformats.org/drawingml/2006/picture">
-            <wp:extent cx="5486400" cy="425908"/>
-            <wp:docPr id="2" name="Picture 2"/>
-            <wp:cNvGraphicFramePr>
-              <a:graphicFrameLocks noChangeAspect="1"/>
-            </wp:cNvGraphicFramePr>
-            <a:graphic>
-              <a:graphicData uri="http://schemas.openxmlformats.org/drawingml/2006/picture">
-                <pic:pic>
-                  <pic:nvPicPr>
-                    <pic:cNvPr id="0" name="web-testing-flow.png"/>
-                    <pic:cNvPicPr/>
-                  </pic:nvPicPr>
-                  <pic:blipFill>
-                    <a:blip r:embed="rId108"/>
-                    <a:stretch>
-                      <a:fillRect/>
-                    </a:stretch>
-                  </pic:blipFill>
-                  <pic:spPr>
-                    <a:xfrm>
-                      <a:off x="0" y="0"/>
-                      <a:ext cx="5486400" cy="425908"/>
-                    </a:xfrm>
-                    <a:prstGeom prst="rect"/>
-                  </pic:spPr>
-                </pic:pic>
-              </a:graphicData>
-            </a:graphic>
-          </wp:inline>
-        </w:drawing>
-      </w:r>
-    </w:p>
-    <w:p>
-      <w:pPr>
-        <w:spacing w:after="160"/>
-        <w:jc w:val="center"/>
-      </w:pPr>
-      <w:r>
-        <w:rPr>
-          <w:i/>
-          <w:color w:val="64748B"/>
-          <w:sz w:val="16"/>
-        </w:rPr>
-        <w:t>Workflow manual web vulnerability testing</w:t>
-      </w:r>
-    </w:p>
-    <w:p>
-      <w:pPr>
         <w:pStyle w:val="Heading1"/>
       </w:pPr>
       <w:r>
-        <w:t>2. Model Mental: Source → Sink → Security Impact</w:t>
-      </w:r>
-    </w:p>
-    <w:p>
-      <w:r>
-        <w:rPr>
-          <w:rFonts w:ascii="Liberation Sans" w:hAnsi="Liberation Sans"/>
-          <w:b w:val="0"/>
-        </w:rPr>
-        <w:t>Banyak vulnerability web terlihat berbeda tetapi berbagi pola yang sama: data yang tidak dipercaya mencapai interpreter, output context, filesystem path, atau authorization decision dengan pemisahan data-vs-code / identity-vs-permission yang salah.</w:t>
+        <w:t xml:space="preserve">2. Model Mental: Source → Sink → Security Impact</w:t>
       </w:r>
     </w:p>
     <w:p>
@@ -461,12 +589,34 @@
         <w:t>Trust boundary yang sering rusak pada vulnerability web</w:t>
       </w:r>
     </w:p>
+    <w:p>
+      <w:r>
+        <w:t xml:space="preserve">Banyak vulnerability web terlihat berbeda tapi berbagi pola yang sama: data tidak dipercaya mencapai interpreter, output context, filesystem path, atau authorization decision dengan pemisahan </w:t>
+      </w:r>
+      <w:r>
+        <w:rPr>
+          <w:i/>
+        </w:rPr>
+        <w:t xml:space="preserve">data-vs-code</w:t>
+      </w:r>
+      <w:r>
+        <w:t xml:space="preserve"> / </w:t>
+      </w:r>
+      <w:r>
+        <w:rPr>
+          <w:i/>
+        </w:rPr>
+        <w:t xml:space="preserve">identity-vs-permission</w:t>
+      </w:r>
+      <w:r>
+        <w:t xml:space="preserve"> yang salah.</w:t>
+      </w:r>
+    </w:p>
     <w:tbl>
       <w:tblPr>
         <w:tblW w:type="auto" w:w="0"/>
         <w:jc w:val="center"/>
         <w:tblLayout w:type="autofit"/>
-        <w:tblLook w:firstColumn="1" w:firstRow="1" w:lastColumn="0" w:lastRow="0" w:noHBand="0" w:noVBand="1" w:val="04A0"/>
         <w:tblBorders>
           <w:top w:val="single" w:sz="5" w:space="0" w:color="E5E7EB"/>
           <w:left w:val="single" w:sz="5" w:space="0" w:color="E5E7EB"/>
@@ -496,16 +646,13 @@
             <w:vAlign w:val="center"/>
           </w:tcPr>
           <w:p>
-            <w:pPr>
-              <w:spacing w:after="0"/>
-            </w:pPr>
             <w:r>
               <w:rPr>
                 <w:b/>
                 <w:color w:val="FFFFFF"/>
-                <w:sz w:val="15"/>
+                <w:sz w:val="16"/>
               </w:rPr>
-              <w:t>Kelas</w:t>
+              <w:t xml:space="preserve">Kelas</w:t>
             </w:r>
           </w:p>
         </w:tc>
@@ -522,16 +669,13 @@
             <w:vAlign w:val="center"/>
           </w:tcPr>
           <w:p>
-            <w:pPr>
-              <w:spacing w:after="0"/>
-            </w:pPr>
             <w:r>
               <w:rPr>
                 <w:b/>
                 <w:color w:val="FFFFFF"/>
-                <w:sz w:val="15"/>
+                <w:sz w:val="16"/>
               </w:rPr>
-              <w:t>Source umum</w:t>
+              <w:t xml:space="preserve">Source umum</w:t>
             </w:r>
           </w:p>
         </w:tc>
@@ -548,16 +692,13 @@
             <w:vAlign w:val="center"/>
           </w:tcPr>
           <w:p>
-            <w:pPr>
-              <w:spacing w:after="0"/>
-            </w:pPr>
             <w:r>
               <w:rPr>
                 <w:b/>
                 <w:color w:val="FFFFFF"/>
-                <w:sz w:val="15"/>
+                <w:sz w:val="16"/>
               </w:rPr>
-              <w:t>Sink / keputusan</w:t>
+              <w:t xml:space="preserve">Sink/keputusan</w:t>
             </w:r>
           </w:p>
         </w:tc>
@@ -574,16 +715,13 @@
             <w:vAlign w:val="center"/>
           </w:tcPr>
           <w:p>
-            <w:pPr>
-              <w:spacing w:after="0"/>
-            </w:pPr>
             <w:r>
               <w:rPr>
                 <w:b/>
                 <w:color w:val="FFFFFF"/>
-                <w:sz w:val="15"/>
+                <w:sz w:val="16"/>
               </w:rPr>
-              <w:t>Pertanyaan tester</w:t>
+              <w:t xml:space="preserve">Pertanyaan tester</w:t>
             </w:r>
           </w:p>
         </w:tc>
@@ -593,21 +731,15 @@
           <w:tcPr>
             <w:tcW w:type="dxa" w:w="2492"/>
             <w:tcMar>
-              <w:top w:w="68" w:type="dxa"/>
-              <w:start w:w="78" w:type="dxa"/>
-              <w:bottom w:w="68" w:type="dxa"/>
-              <w:end w:w="78" w:type="dxa"/>
+              <w:top w:w="85" w:type="dxa"/>
+              <w:start w:w="90" w:type="dxa"/>
+              <w:bottom w:w="85" w:type="dxa"/>
+              <w:end w:w="90" w:type="dxa"/>
             </w:tcMar>
           </w:tcPr>
           <w:p>
-            <w:pPr>
-              <w:spacing w:after="0"/>
-            </w:pPr>
             <w:r>
-              <w:rPr>
-                <w:sz w:val="14"/>
-              </w:rPr>
-              <w:t>SQLi</w:t>
+              <w:t xml:space="preserve">SQLi</w:t>
             </w:r>
           </w:p>
         </w:tc>
@@ -615,21 +747,15 @@
           <w:tcPr>
             <w:tcW w:type="dxa" w:w="2492"/>
             <w:tcMar>
-              <w:top w:w="68" w:type="dxa"/>
-              <w:start w:w="78" w:type="dxa"/>
-              <w:bottom w:w="68" w:type="dxa"/>
-              <w:end w:w="78" w:type="dxa"/>
+              <w:top w:w="85" w:type="dxa"/>
+              <w:start w:w="90" w:type="dxa"/>
+              <w:bottom w:w="85" w:type="dxa"/>
+              <w:end w:w="90" w:type="dxa"/>
             </w:tcMar>
           </w:tcPr>
           <w:p>
-            <w:pPr>
-              <w:spacing w:after="0"/>
-            </w:pPr>
             <w:r>
-              <w:rPr>
-                <w:sz w:val="14"/>
-              </w:rPr>
-              <w:t>Query/body/header</w:t>
+              <w:t xml:space="preserve">Query/body/header</w:t>
             </w:r>
           </w:p>
         </w:tc>
@@ -637,21 +763,15 @@
           <w:tcPr>
             <w:tcW w:type="dxa" w:w="2492"/>
             <w:tcMar>
-              <w:top w:w="68" w:type="dxa"/>
-              <w:start w:w="78" w:type="dxa"/>
-              <w:bottom w:w="68" w:type="dxa"/>
-              <w:end w:w="78" w:type="dxa"/>
+              <w:top w:w="85" w:type="dxa"/>
+              <w:start w:w="90" w:type="dxa"/>
+              <w:bottom w:w="85" w:type="dxa"/>
+              <w:end w:w="90" w:type="dxa"/>
             </w:tcMar>
           </w:tcPr>
           <w:p>
-            <w:pPr>
-              <w:spacing w:after="0"/>
-            </w:pPr>
             <w:r>
-              <w:rPr>
-                <w:sz w:val="14"/>
-              </w:rPr>
-              <w:t>SQL interpreter</w:t>
+              <w:t xml:space="preserve">SQL interpreter</w:t>
             </w:r>
           </w:p>
         </w:tc>
@@ -659,21 +779,15 @@
           <w:tcPr>
             <w:tcW w:type="dxa" w:w="2492"/>
             <w:tcMar>
-              <w:top w:w="68" w:type="dxa"/>
-              <w:start w:w="78" w:type="dxa"/>
-              <w:bottom w:w="68" w:type="dxa"/>
-              <w:end w:w="78" w:type="dxa"/>
+              <w:top w:w="85" w:type="dxa"/>
+              <w:start w:w="90" w:type="dxa"/>
+              <w:bottom w:w="85" w:type="dxa"/>
+              <w:end w:w="90" w:type="dxa"/>
             </w:tcMar>
           </w:tcPr>
           <w:p>
-            <w:pPr>
-              <w:spacing w:after="0"/>
-            </w:pPr>
             <w:r>
-              <w:rPr>
-                <w:sz w:val="14"/>
-              </w:rPr>
-              <w:t>Apakah input mengubah struktur query?</w:t>
+              <w:t xml:space="preserve">Apakah input mengubah struktur query?</w:t>
             </w:r>
           </w:p>
         </w:tc>
@@ -683,21 +797,15 @@
           <w:tcPr>
             <w:tcW w:type="dxa" w:w="2492"/>
             <w:tcMar>
-              <w:top w:w="68" w:type="dxa"/>
-              <w:start w:w="78" w:type="dxa"/>
-              <w:bottom w:w="68" w:type="dxa"/>
-              <w:end w:w="78" w:type="dxa"/>
+              <w:top w:w="85" w:type="dxa"/>
+              <w:start w:w="90" w:type="dxa"/>
+              <w:bottom w:w="85" w:type="dxa"/>
+              <w:end w:w="90" w:type="dxa"/>
             </w:tcMar>
           </w:tcPr>
           <w:p>
-            <w:pPr>
-              <w:spacing w:after="0"/>
-            </w:pPr>
             <w:r>
-              <w:rPr>
-                <w:sz w:val="14"/>
-              </w:rPr>
-              <w:t>XSS</w:t>
+              <w:t xml:space="preserve">XSS</w:t>
             </w:r>
           </w:p>
         </w:tc>
@@ -705,21 +813,15 @@
           <w:tcPr>
             <w:tcW w:type="dxa" w:w="2492"/>
             <w:tcMar>
-              <w:top w:w="68" w:type="dxa"/>
-              <w:start w:w="78" w:type="dxa"/>
-              <w:bottom w:w="68" w:type="dxa"/>
-              <w:end w:w="78" w:type="dxa"/>
+              <w:top w:w="85" w:type="dxa"/>
+              <w:start w:w="90" w:type="dxa"/>
+              <w:bottom w:w="85" w:type="dxa"/>
+              <w:end w:w="90" w:type="dxa"/>
             </w:tcMar>
           </w:tcPr>
           <w:p>
-            <w:pPr>
-              <w:spacing w:after="0"/>
-            </w:pPr>
             <w:r>
-              <w:rPr>
-                <w:sz w:val="14"/>
-              </w:rPr>
-              <w:t>Query/form/API</w:t>
+              <w:t xml:space="preserve">Query/form/API</w:t>
             </w:r>
           </w:p>
         </w:tc>
@@ -727,21 +829,15 @@
           <w:tcPr>
             <w:tcW w:type="dxa" w:w="2492"/>
             <w:tcMar>
-              <w:top w:w="68" w:type="dxa"/>
-              <w:start w:w="78" w:type="dxa"/>
-              <w:bottom w:w="68" w:type="dxa"/>
-              <w:end w:w="78" w:type="dxa"/>
+              <w:top w:w="85" w:type="dxa"/>
+              <w:start w:w="90" w:type="dxa"/>
+              <w:bottom w:w="85" w:type="dxa"/>
+              <w:end w:w="90" w:type="dxa"/>
             </w:tcMar>
           </w:tcPr>
           <w:p>
-            <w:pPr>
-              <w:spacing w:after="0"/>
-            </w:pPr>
             <w:r>
-              <w:rPr>
-                <w:sz w:val="14"/>
-              </w:rPr>
-              <w:t>HTML/JS/DOM sink</w:t>
+              <w:t xml:space="preserve">HTML/JS/DOM sink</w:t>
             </w:r>
           </w:p>
         </w:tc>
@@ -749,21 +845,15 @@
           <w:tcPr>
             <w:tcW w:type="dxa" w:w="2492"/>
             <w:tcMar>
-              <w:top w:w="68" w:type="dxa"/>
-              <w:start w:w="78" w:type="dxa"/>
-              <w:bottom w:w="68" w:type="dxa"/>
-              <w:end w:w="78" w:type="dxa"/>
+              <w:top w:w="85" w:type="dxa"/>
+              <w:start w:w="90" w:type="dxa"/>
+              <w:bottom w:w="85" w:type="dxa"/>
+              <w:end w:w="90" w:type="dxa"/>
             </w:tcMar>
           </w:tcPr>
           <w:p>
-            <w:pPr>
-              <w:spacing w:after="0"/>
-            </w:pPr>
             <w:r>
-              <w:rPr>
-                <w:sz w:val="14"/>
-              </w:rPr>
-              <w:t>Apakah data menjadi executable browser content?</w:t>
+              <w:t xml:space="preserve">Apakah data menjadi executable browser content?</w:t>
             </w:r>
           </w:p>
         </w:tc>
@@ -773,21 +863,15 @@
           <w:tcPr>
             <w:tcW w:type="dxa" w:w="2492"/>
             <w:tcMar>
-              <w:top w:w="68" w:type="dxa"/>
-              <w:start w:w="78" w:type="dxa"/>
-              <w:bottom w:w="68" w:type="dxa"/>
-              <w:end w:w="78" w:type="dxa"/>
+              <w:top w:w="85" w:type="dxa"/>
+              <w:start w:w="90" w:type="dxa"/>
+              <w:bottom w:w="85" w:type="dxa"/>
+              <w:end w:w="90" w:type="dxa"/>
             </w:tcMar>
           </w:tcPr>
           <w:p>
-            <w:pPr>
-              <w:spacing w:after="0"/>
-            </w:pPr>
             <w:r>
-              <w:rPr>
-                <w:sz w:val="14"/>
-              </w:rPr>
-              <w:t>Command Injection</w:t>
+              <w:t xml:space="preserve">Command Injection</w:t>
             </w:r>
           </w:p>
         </w:tc>
@@ -795,21 +879,15 @@
           <w:tcPr>
             <w:tcW w:type="dxa" w:w="2492"/>
             <w:tcMar>
-              <w:top w:w="68" w:type="dxa"/>
-              <w:start w:w="78" w:type="dxa"/>
-              <w:bottom w:w="68" w:type="dxa"/>
-              <w:end w:w="78" w:type="dxa"/>
+              <w:top w:w="85" w:type="dxa"/>
+              <w:start w:w="90" w:type="dxa"/>
+              <w:bottom w:w="85" w:type="dxa"/>
+              <w:end w:w="90" w:type="dxa"/>
             </w:tcMar>
           </w:tcPr>
           <w:p>
-            <w:pPr>
-              <w:spacing w:after="0"/>
-            </w:pPr>
             <w:r>
-              <w:rPr>
-                <w:sz w:val="14"/>
-              </w:rPr>
-              <w:t>Parameter/form</w:t>
+              <w:t xml:space="preserve">Parameter/form</w:t>
             </w:r>
           </w:p>
         </w:tc>
@@ -817,21 +895,15 @@
           <w:tcPr>
             <w:tcW w:type="dxa" w:w="2492"/>
             <w:tcMar>
-              <w:top w:w="68" w:type="dxa"/>
-              <w:start w:w="78" w:type="dxa"/>
-              <w:bottom w:w="68" w:type="dxa"/>
-              <w:end w:w="78" w:type="dxa"/>
+              <w:top w:w="85" w:type="dxa"/>
+              <w:start w:w="90" w:type="dxa"/>
+              <w:bottom w:w="85" w:type="dxa"/>
+              <w:end w:w="90" w:type="dxa"/>
             </w:tcMar>
           </w:tcPr>
           <w:p>
-            <w:pPr>
-              <w:spacing w:after="0"/>
-            </w:pPr>
             <w:r>
-              <w:rPr>
-                <w:sz w:val="14"/>
-              </w:rPr>
-              <w:t>Shell/process invocation</w:t>
+              <w:t xml:space="preserve">Shell/process invocation</w:t>
             </w:r>
           </w:p>
         </w:tc>
@@ -839,21 +911,15 @@
           <w:tcPr>
             <w:tcW w:type="dxa" w:w="2492"/>
             <w:tcMar>
-              <w:top w:w="68" w:type="dxa"/>
-              <w:start w:w="78" w:type="dxa"/>
-              <w:bottom w:w="68" w:type="dxa"/>
-              <w:end w:w="78" w:type="dxa"/>
+              <w:top w:w="85" w:type="dxa"/>
+              <w:start w:w="90" w:type="dxa"/>
+              <w:bottom w:w="85" w:type="dxa"/>
+              <w:end w:w="90" w:type="dxa"/>
             </w:tcMar>
           </w:tcPr>
           <w:p>
-            <w:pPr>
-              <w:spacing w:after="0"/>
-            </w:pPr>
             <w:r>
-              <w:rPr>
-                <w:sz w:val="14"/>
-              </w:rPr>
-              <w:t>Apakah input mengubah command/argument?</w:t>
+              <w:t xml:space="preserve">Apakah input mengubah command/argument?</w:t>
             </w:r>
           </w:p>
         </w:tc>
@@ -863,21 +929,15 @@
           <w:tcPr>
             <w:tcW w:type="dxa" w:w="2492"/>
             <w:tcMar>
-              <w:top w:w="68" w:type="dxa"/>
-              <w:start w:w="78" w:type="dxa"/>
-              <w:bottom w:w="68" w:type="dxa"/>
-              <w:end w:w="78" w:type="dxa"/>
+              <w:top w:w="85" w:type="dxa"/>
+              <w:start w:w="90" w:type="dxa"/>
+              <w:bottom w:w="85" w:type="dxa"/>
+              <w:end w:w="90" w:type="dxa"/>
             </w:tcMar>
           </w:tcPr>
           <w:p>
-            <w:pPr>
-              <w:spacing w:after="0"/>
-            </w:pPr>
             <w:r>
-              <w:rPr>
-                <w:sz w:val="14"/>
-              </w:rPr>
-              <w:t>Path Traversal</w:t>
+              <w:t xml:space="preserve">Path Traversal</w:t>
             </w:r>
           </w:p>
         </w:tc>
@@ -885,21 +945,15 @@
           <w:tcPr>
             <w:tcW w:type="dxa" w:w="2492"/>
             <w:tcMar>
-              <w:top w:w="68" w:type="dxa"/>
-              <w:start w:w="78" w:type="dxa"/>
-              <w:bottom w:w="68" w:type="dxa"/>
-              <w:end w:w="78" w:type="dxa"/>
+              <w:top w:w="85" w:type="dxa"/>
+              <w:start w:w="90" w:type="dxa"/>
+              <w:bottom w:w="85" w:type="dxa"/>
+              <w:end w:w="90" w:type="dxa"/>
             </w:tcMar>
           </w:tcPr>
           <w:p>
-            <w:pPr>
-              <w:spacing w:after="0"/>
-            </w:pPr>
             <w:r>
-              <w:rPr>
-                <w:sz w:val="14"/>
-              </w:rPr>
-              <w:t>Filename/path</w:t>
+              <w:t xml:space="preserve">Filename/path</w:t>
             </w:r>
           </w:p>
         </w:tc>
@@ -907,21 +961,15 @@
           <w:tcPr>
             <w:tcW w:type="dxa" w:w="2492"/>
             <w:tcMar>
-              <w:top w:w="68" w:type="dxa"/>
-              <w:start w:w="78" w:type="dxa"/>
-              <w:bottom w:w="68" w:type="dxa"/>
-              <w:end w:w="78" w:type="dxa"/>
+              <w:top w:w="85" w:type="dxa"/>
+              <w:start w:w="90" w:type="dxa"/>
+              <w:bottom w:w="85" w:type="dxa"/>
+              <w:end w:w="90" w:type="dxa"/>
             </w:tcMar>
           </w:tcPr>
           <w:p>
-            <w:pPr>
-              <w:spacing w:after="0"/>
-            </w:pPr>
             <w:r>
-              <w:rPr>
-                <w:sz w:val="14"/>
-              </w:rPr>
-              <w:t>Filesystem resolution</w:t>
+              <w:t xml:space="preserve">Filesystem resolution</w:t>
             </w:r>
           </w:p>
         </w:tc>
@@ -929,21 +977,15 @@
           <w:tcPr>
             <w:tcW w:type="dxa" w:w="2492"/>
             <w:tcMar>
-              <w:top w:w="68" w:type="dxa"/>
-              <w:start w:w="78" w:type="dxa"/>
-              <w:bottom w:w="68" w:type="dxa"/>
-              <w:end w:w="78" w:type="dxa"/>
+              <w:top w:w="85" w:type="dxa"/>
+              <w:start w:w="90" w:type="dxa"/>
+              <w:bottom w:w="85" w:type="dxa"/>
+              <w:end w:w="90" w:type="dxa"/>
             </w:tcMar>
           </w:tcPr>
           <w:p>
-            <w:pPr>
-              <w:spacing w:after="0"/>
-            </w:pPr>
             <w:r>
-              <w:rPr>
-                <w:sz w:val="14"/>
-              </w:rPr>
-              <w:t>Bisakah user keluar dari directory yang diizinkan?</w:t>
+              <w:t xml:space="preserve">Bisakah user keluar dari directory yang diizinkan?</w:t>
             </w:r>
           </w:p>
         </w:tc>
@@ -953,21 +995,15 @@
           <w:tcPr>
             <w:tcW w:type="dxa" w:w="2492"/>
             <w:tcMar>
-              <w:top w:w="68" w:type="dxa"/>
-              <w:start w:w="78" w:type="dxa"/>
-              <w:bottom w:w="68" w:type="dxa"/>
-              <w:end w:w="78" w:type="dxa"/>
+              <w:top w:w="85" w:type="dxa"/>
+              <w:start w:w="90" w:type="dxa"/>
+              <w:bottom w:w="85" w:type="dxa"/>
+              <w:end w:w="90" w:type="dxa"/>
             </w:tcMar>
           </w:tcPr>
           <w:p>
-            <w:pPr>
-              <w:spacing w:after="0"/>
-            </w:pPr>
             <w:r>
-              <w:rPr>
-                <w:sz w:val="14"/>
-              </w:rPr>
-              <w:t>Auth flaw</w:t>
+              <w:t xml:space="preserve">Auth flaw</w:t>
             </w:r>
           </w:p>
         </w:tc>
@@ -975,21 +1011,15 @@
           <w:tcPr>
             <w:tcW w:type="dxa" w:w="2492"/>
             <w:tcMar>
-              <w:top w:w="68" w:type="dxa"/>
-              <w:start w:w="78" w:type="dxa"/>
-              <w:bottom w:w="68" w:type="dxa"/>
-              <w:end w:w="78" w:type="dxa"/>
+              <w:top w:w="85" w:type="dxa"/>
+              <w:start w:w="90" w:type="dxa"/>
+              <w:bottom w:w="85" w:type="dxa"/>
+              <w:end w:w="90" w:type="dxa"/>
             </w:tcMar>
           </w:tcPr>
           <w:p>
-            <w:pPr>
-              <w:spacing w:after="0"/>
-            </w:pPr>
             <w:r>
-              <w:rPr>
-                <w:sz w:val="14"/>
-              </w:rPr>
-              <w:t>Credential/session data</w:t>
+              <w:t xml:space="preserve">Credential/session data</w:t>
             </w:r>
           </w:p>
         </w:tc>
@@ -997,21 +1027,15 @@
           <w:tcPr>
             <w:tcW w:type="dxa" w:w="2492"/>
             <w:tcMar>
-              <w:top w:w="68" w:type="dxa"/>
-              <w:start w:w="78" w:type="dxa"/>
-              <w:bottom w:w="68" w:type="dxa"/>
-              <w:end w:w="78" w:type="dxa"/>
+              <w:top w:w="85" w:type="dxa"/>
+              <w:start w:w="90" w:type="dxa"/>
+              <w:bottom w:w="85" w:type="dxa"/>
+              <w:end w:w="90" w:type="dxa"/>
             </w:tcMar>
           </w:tcPr>
           <w:p>
-            <w:pPr>
-              <w:spacing w:after="0"/>
-            </w:pPr>
             <w:r>
-              <w:rPr>
-                <w:sz w:val="14"/>
-              </w:rPr>
-              <w:t>Identity decision</w:t>
+              <w:t xml:space="preserve">Identity decision</w:t>
             </w:r>
           </w:p>
         </w:tc>
@@ -1019,21 +1043,15 @@
           <w:tcPr>
             <w:tcW w:type="dxa" w:w="2492"/>
             <w:tcMar>
-              <w:top w:w="68" w:type="dxa"/>
-              <w:start w:w="78" w:type="dxa"/>
-              <w:bottom w:w="68" w:type="dxa"/>
-              <w:end w:w="78" w:type="dxa"/>
+              <w:top w:w="85" w:type="dxa"/>
+              <w:start w:w="90" w:type="dxa"/>
+              <w:bottom w:w="85" w:type="dxa"/>
+              <w:end w:w="90" w:type="dxa"/>
             </w:tcMar>
           </w:tcPr>
           <w:p>
-            <w:pPr>
-              <w:spacing w:after="0"/>
-            </w:pPr>
             <w:r>
-              <w:rPr>
-                <w:sz w:val="14"/>
-              </w:rPr>
-              <w:t>Bisakah identity dipalsukan/dilewati?</w:t>
+              <w:t xml:space="preserve">Bisakah identity dipalsukan/dilewati?</w:t>
             </w:r>
           </w:p>
         </w:tc>
@@ -1043,21 +1061,15 @@
           <w:tcPr>
             <w:tcW w:type="dxa" w:w="2492"/>
             <w:tcMar>
-              <w:top w:w="68" w:type="dxa"/>
-              <w:start w:w="78" w:type="dxa"/>
-              <w:bottom w:w="68" w:type="dxa"/>
-              <w:end w:w="78" w:type="dxa"/>
+              <w:top w:w="85" w:type="dxa"/>
+              <w:start w:w="90" w:type="dxa"/>
+              <w:bottom w:w="85" w:type="dxa"/>
+              <w:end w:w="90" w:type="dxa"/>
             </w:tcMar>
           </w:tcPr>
           <w:p>
-            <w:pPr>
-              <w:spacing w:after="0"/>
-            </w:pPr>
             <w:r>
-              <w:rPr>
-                <w:sz w:val="14"/>
-              </w:rPr>
-              <w:t>IDOR</w:t>
+              <w:t xml:space="preserve">IDOR</w:t>
             </w:r>
           </w:p>
         </w:tc>
@@ -1065,21 +1077,15 @@
           <w:tcPr>
             <w:tcW w:type="dxa" w:w="2492"/>
             <w:tcMar>
-              <w:top w:w="68" w:type="dxa"/>
-              <w:start w:w="78" w:type="dxa"/>
-              <w:bottom w:w="68" w:type="dxa"/>
-              <w:end w:w="78" w:type="dxa"/>
+              <w:top w:w="85" w:type="dxa"/>
+              <w:start w:w="90" w:type="dxa"/>
+              <w:bottom w:w="85" w:type="dxa"/>
+              <w:end w:w="90" w:type="dxa"/>
             </w:tcMar>
           </w:tcPr>
           <w:p>
-            <w:pPr>
-              <w:spacing w:after="0"/>
-            </w:pPr>
             <w:r>
-              <w:rPr>
-                <w:sz w:val="14"/>
-              </w:rPr>
-              <w:t>Object identifier</w:t>
+              <w:t xml:space="preserve">Object identifier</w:t>
             </w:r>
           </w:p>
         </w:tc>
@@ -1087,21 +1093,15 @@
           <w:tcPr>
             <w:tcW w:type="dxa" w:w="2492"/>
             <w:tcMar>
-              <w:top w:w="68" w:type="dxa"/>
-              <w:start w:w="78" w:type="dxa"/>
-              <w:bottom w:w="68" w:type="dxa"/>
-              <w:end w:w="78" w:type="dxa"/>
+              <w:top w:w="85" w:type="dxa"/>
+              <w:start w:w="90" w:type="dxa"/>
+              <w:bottom w:w="85" w:type="dxa"/>
+              <w:end w:w="90" w:type="dxa"/>
             </w:tcMar>
           </w:tcPr>
           <w:p>
-            <w:pPr>
-              <w:spacing w:after="0"/>
-            </w:pPr>
             <w:r>
-              <w:rPr>
-                <w:sz w:val="14"/>
-              </w:rPr>
-              <w:t>Authorization decision</w:t>
+              <w:t xml:space="preserve">Authorization decision</w:t>
             </w:r>
           </w:p>
         </w:tc>
@@ -1109,21 +1109,15 @@
           <w:tcPr>
             <w:tcW w:type="dxa" w:w="2492"/>
             <w:tcMar>
-              <w:top w:w="68" w:type="dxa"/>
-              <w:start w:w="78" w:type="dxa"/>
-              <w:bottom w:w="68" w:type="dxa"/>
-              <w:end w:w="78" w:type="dxa"/>
+              <w:top w:w="85" w:type="dxa"/>
+              <w:start w:w="90" w:type="dxa"/>
+              <w:bottom w:w="85" w:type="dxa"/>
+              <w:end w:w="90" w:type="dxa"/>
             </w:tcMar>
           </w:tcPr>
           <w:p>
-            <w:pPr>
-              <w:spacing w:after="0"/>
-            </w:pPr>
             <w:r>
-              <w:rPr>
-                <w:sz w:val="14"/>
-              </w:rPr>
-              <w:t>Apakah object access diverifikasi server-side?</w:t>
+              <w:t xml:space="preserve">Apakah object access diverifikasi server-side?</w:t>
             </w:r>
           </w:p>
         </w:tc>
@@ -1131,43 +1125,17 @@
     </w:tbl>
     <w:p>
       <w:pPr>
-        <w:spacing w:after="20"/>
-      </w:pPr>
-    </w:p>
-    <w:p>
-      <w:pPr>
         <w:pStyle w:val="Heading1"/>
       </w:pPr>
       <w:r>
-        <w:t>3. Menyiapkan Local Vulnerable Lab</w:t>
-      </w:r>
-    </w:p>
-    <w:p>
-      <w:r>
-        <w:rPr>
-          <w:rFonts w:ascii="Liberation Sans" w:hAnsi="Liberation Sans"/>
-          <w:b w:val="0"/>
-        </w:rPr>
-        <w:t>Lab lokal sengaja vulnerable, tetapi launcher mengurangi blast radius: service hanya dipublish ke loopback, container read-only, Linux capabilities dibuang, no-new-privileges aktif, dan /tmp memakai tmpfs noexec. Command injection tetap nyata di dalam container, namun tidak punya host mount atau privileged access.</w:t>
-      </w:r>
-    </w:p>
-    <w:p>
-      <w:pPr>
-        <w:spacing w:after="40"/>
-      </w:pPr>
-      <w:r>
-        <w:rPr>
-          <w:b/>
-          <w:color w:val="475569"/>
-        </w:rPr>
-        <w:t>Buat workspace dan local lab</w:t>
+        <w:t xml:space="preserve">3. Lab Setup &amp; Hardening</w:t>
       </w:r>
     </w:p>
     <w:tbl>
       <w:tblPr>
         <w:tblW w:type="auto" w:w="0"/>
         <w:jc w:val="center"/>
-        <w:tblLook w:firstColumn="1" w:firstRow="1" w:lastColumn="0" w:lastRow="0" w:noHBand="0" w:noVBand="1" w:val="04A0"/>
+        <w:tblLayout w:type="autofit"/>
       </w:tblPr>
       <w:tblGrid>
         <w:gridCol w:w="9968"/>
@@ -1197,78 +1165,74 @@
                 <w:color w:val="F9FAFB"/>
                 <w:sz w:val="15"/>
               </w:rPr>
-              <w:t>cd modules/11-web-vulnerabilities-i/labs</w:t>
+              <w:t xml:space="preserve">cd modules/11-web-vulnerabilities-i/labs</w:t>
             </w:r>
-            <w:r>
-              <w:br/>
-            </w:r>
+          </w:p>
+          <w:p>
+            <w:pPr>
+              <w:spacing w:after="0" w:line="240" w:lineRule="auto"/>
+            </w:pPr>
             <w:r>
               <w:rPr>
                 <w:rFonts w:ascii="Liberation Mono" w:hAnsi="Liberation Mono"/>
                 <w:color w:val="F9FAFB"/>
                 <w:sz w:val="15"/>
               </w:rPr>
-              <w:t>./workspace-init.sh</w:t>
+              <w:t xml:space="preserve">./workspace-init.sh</w:t>
             </w:r>
-            <w:r>
-              <w:br/>
-            </w:r>
+          </w:p>
+          <w:p>
+            <w:pPr>
+              <w:spacing w:after="0" w:line="240" w:lineRule="auto"/>
+            </w:pPr>
             <w:r>
               <w:rPr>
                 <w:rFonts w:ascii="Liberation Mono" w:hAnsi="Liberation Mono"/>
                 <w:color w:val="F9FAFB"/>
                 <w:sz w:val="15"/>
               </w:rPr>
-              <w:t>./vuln-web-lab.sh build</w:t>
+              <w:t xml:space="preserve">./vuln-web-lab.sh build</w:t>
             </w:r>
-            <w:r>
-              <w:br/>
-            </w:r>
+          </w:p>
+          <w:p>
+            <w:pPr>
+              <w:spacing w:after="0" w:line="240" w:lineRule="auto"/>
+            </w:pPr>
             <w:r>
               <w:rPr>
                 <w:rFonts w:ascii="Liberation Mono" w:hAnsi="Liberation Mono"/>
                 <w:color w:val="F9FAFB"/>
                 <w:sz w:val="15"/>
               </w:rPr>
-              <w:t>./vuln-web-lab.sh create</w:t>
+              <w:t xml:space="preserve">./vuln-web-lab.sh create</w:t>
             </w:r>
-            <w:r>
-              <w:br/>
-            </w:r>
+          </w:p>
+          <w:p>
+            <w:pPr>
+              <w:spacing w:after="0" w:line="240" w:lineRule="auto"/>
+            </w:pPr>
             <w:r>
               <w:rPr>
                 <w:rFonts w:ascii="Liberation Mono" w:hAnsi="Liberation Mono"/>
                 <w:color w:val="F9FAFB"/>
                 <w:sz w:val="15"/>
               </w:rPr>
-              <w:t>./vuln-web-lab.sh status</w:t>
+              <w:t xml:space="preserve">./vuln-web-lab.sh status</w:t>
             </w:r>
           </w:p>
         </w:tc>
       </w:tr>
     </w:tbl>
     <w:p>
-      <w:pPr>
-        <w:spacing w:after="20"/>
-      </w:pPr>
-    </w:p>
-    <w:p>
-      <w:pPr>
-        <w:spacing w:after="40"/>
-      </w:pPr>
       <w:r>
-        <w:rPr>
-          <w:b/>
-          <w:color w:val="475569"/>
-        </w:rPr>
-        <w:t>Baseline</w:t>
+        <w:t xml:space="preserve">Baseline:</w:t>
       </w:r>
     </w:p>
     <w:tbl>
       <w:tblPr>
         <w:tblW w:type="auto" w:w="0"/>
         <w:jc w:val="center"/>
-        <w:tblLook w:firstColumn="1" w:firstRow="1" w:lastColumn="0" w:lastRow="0" w:noHBand="0" w:noVBand="1" w:val="04A0"/>
+        <w:tblLayout w:type="autofit"/>
       </w:tblPr>
       <w:tblGrid>
         <w:gridCol w:w="9968"/>
@@ -1298,120 +1262,44 @@
                 <w:color w:val="F9FAFB"/>
                 <w:sz w:val="15"/>
               </w:rPr>
-              <w:t>curl -i http://127.0.0.1:8111/</w:t>
+              <w:t xml:space="preserve">curl -i http://127.0.0.1:8111/</w:t>
             </w:r>
-            <w:r>
-              <w:br/>
-            </w:r>
+          </w:p>
+          <w:p>
+            <w:pPr>
+              <w:spacing w:after="0" w:line="240" w:lineRule="auto"/>
+            </w:pPr>
             <w:r>
               <w:rPr>
                 <w:rFonts w:ascii="Liberation Mono" w:hAnsi="Liberation Mono"/>
                 <w:color w:val="F9FAFB"/>
                 <w:sz w:val="15"/>
               </w:rPr>
-              <w:t># buka URL yang sama melalui Burp built-in browser</w:t>
+              <w:t xml:space="preserve"># atau buka URL yang sama di Burp built-in browser</w:t>
             </w:r>
           </w:p>
         </w:tc>
       </w:tr>
     </w:tbl>
     <w:p>
-      <w:pPr>
-        <w:spacing w:after="20"/>
-      </w:pPr>
-    </w:p>
-    <w:tbl>
-      <w:tblPr>
-        <w:tblW w:type="auto" w:w="0"/>
-        <w:jc w:val="center"/>
-        <w:tblLook w:firstColumn="1" w:firstRow="1" w:lastColumn="0" w:lastRow="0" w:noHBand="0" w:noVBand="1" w:val="04A0"/>
-      </w:tblPr>
-      <w:tblGrid>
-        <w:gridCol w:w="9968"/>
-      </w:tblGrid>
-      <w:tr>
-        <w:trPr>
-          <w:cantSplit/>
-        </w:trPr>
-        <w:tc>
-          <w:tcPr>
-            <w:tcW w:type="dxa" w:w="9968"/>
-            <w:shd w:fill="FEF2F2"/>
-            <w:tcMar>
-              <w:top w:w="135" w:type="dxa"/>
-              <w:start w:w="165" w:type="dxa"/>
-              <w:bottom w:w="135" w:type="dxa"/>
-              <w:end w:w="165" w:type="dxa"/>
-            </w:tcMar>
-          </w:tcPr>
-          <w:p>
-            <w:pPr>
-              <w:spacing w:after="60"/>
-            </w:pPr>
-            <w:r>
-              <w:rPr>
-                <w:b/>
-                <w:color w:val="991B1B"/>
-                <w:sz w:val="18"/>
-              </w:rPr>
-              <w:t>Security Note</w:t>
-            </w:r>
-          </w:p>
-          <w:p>
-            <w:pPr>
-              <w:spacing w:after="0" w:line="250" w:lineRule="auto"/>
-            </w:pPr>
-            <w:r>
-              <w:t>Jangan ubah binding launcher dari 127.0.0.1 menjadi 0.0.0.0. Aplikasi ini sengaja vulnerable dan tidak boleh diekspos ke LAN atau internet.</w:t>
-            </w:r>
-          </w:p>
-        </w:tc>
-      </w:tr>
-    </w:tbl>
-    <w:p>
-      <w:pPr>
-        <w:spacing w:after="20"/>
-      </w:pPr>
-    </w:p>
-    <w:p>
       <w:r>
-        <w:br w:type="page"/>
+        <w:t xml:space="preserve">Launcher menjalankan aplikasi yang sengaja vulnerable dengan hardening berikut, sehingga eksploitasi tetap nyata </w:t>
       </w:r>
-    </w:p>
-    <w:p>
-      <w:pPr>
-        <w:pStyle w:val="Heading1"/>
-      </w:pPr>
-      <w:r>
-        <w:t>4. SQL Injection (SQLi)</w:t>
-      </w:r>
-    </w:p>
-    <w:p>
-      <w:r>
-        <w:rPr>
-          <w:rFonts w:ascii="Liberation Sans" w:hAnsi="Liberation Sans"/>
-          <w:b w:val="0"/>
-        </w:rPr>
-        <w:t>SQL injection terjadi ketika aplikasi membangun query SQL dengan menggabungkan input user ke kode query. Input yang seharusnya data dapat berubah menjadi syntax SQL dan memodifikasi maksud query.</w:t>
-      </w:r>
-    </w:p>
-    <w:p>
-      <w:pPr>
-        <w:spacing w:after="40"/>
-      </w:pPr>
       <w:r>
         <w:rPr>
           <w:b/>
-          <w:color w:val="475569"/>
         </w:rPr>
-        <w:t>Pola code smell</w:t>
+        <w:t xml:space="preserve">di dalam</w:t>
+      </w:r>
+      <w:r>
+        <w:t xml:space="preserve"> container tapi tidak punya host mount atau privileged access:</w:t>
       </w:r>
     </w:p>
     <w:tbl>
       <w:tblPr>
         <w:tblW w:type="auto" w:w="0"/>
         <w:jc w:val="center"/>
-        <w:tblLook w:firstColumn="1" w:firstRow="1" w:lastColumn="0" w:lastRow="0" w:noHBand="0" w:noVBand="1" w:val="04A0"/>
+        <w:tblLayout w:type="autofit"/>
       </w:tblPr>
       <w:tblGrid>
         <w:gridCol w:w="9968"/>
@@ -1441,33 +1329,68 @@
                 <w:color w:val="F9FAFB"/>
                 <w:sz w:val="15"/>
               </w:rPr>
-              <w:t>category = request.args["category"]</w:t>
+              <w:t xml:space="preserve">--cap-drop ALL</w:t>
             </w:r>
-            <w:r>
-              <w:br/>
-            </w:r>
+          </w:p>
+          <w:p>
+            <w:pPr>
+              <w:spacing w:after="0" w:line="240" w:lineRule="auto"/>
+            </w:pPr>
             <w:r>
               <w:rPr>
                 <w:rFonts w:ascii="Liberation Mono" w:hAnsi="Liberation Mono"/>
                 <w:color w:val="F9FAFB"/>
                 <w:sz w:val="15"/>
               </w:rPr>
-              <w:t>query = "SELECT ... WHERE category = '" + category + "'"</w:t>
+              <w:t xml:space="preserve">--security-opt no-new-privileges:true</w:t>
+            </w:r>
+          </w:p>
+          <w:p>
+            <w:pPr>
+              <w:spacing w:after="0" w:line="240" w:lineRule="auto"/>
+            </w:pPr>
+            <w:r>
+              <w:rPr>
+                <w:rFonts w:ascii="Liberation Mono" w:hAnsi="Liberation Mono"/>
+                <w:color w:val="F9FAFB"/>
+                <w:sz w:val="15"/>
+              </w:rPr>
+              <w:t xml:space="preserve">--read-only</w:t>
+            </w:r>
+          </w:p>
+          <w:p>
+            <w:pPr>
+              <w:spacing w:after="0" w:line="240" w:lineRule="auto"/>
+            </w:pPr>
+            <w:r>
+              <w:rPr>
+                <w:rFonts w:ascii="Liberation Mono" w:hAnsi="Liberation Mono"/>
+                <w:color w:val="F9FAFB"/>
+                <w:sz w:val="15"/>
+              </w:rPr>
+              <w:t xml:space="preserve">--tmpfs /tmp:rw,noexec,nosuid,size=64m</w:t>
+            </w:r>
+          </w:p>
+          <w:p>
+            <w:pPr>
+              <w:spacing w:after="0" w:line="240" w:lineRule="auto"/>
+            </w:pPr>
+            <w:r>
+              <w:rPr>
+                <w:rFonts w:ascii="Liberation Mono" w:hAnsi="Liberation Mono"/>
+                <w:color w:val="F9FAFB"/>
+                <w:sz w:val="15"/>
+              </w:rPr>
+              <w:t xml:space="preserve">-p 127.0.0.1:8111:8111   (tidak dipublish ke LAN)</w:t>
             </w:r>
           </w:p>
         </w:tc>
       </w:tr>
     </w:tbl>
-    <w:p>
-      <w:pPr>
-        <w:spacing w:after="20"/>
-      </w:pPr>
-    </w:p>
     <w:tbl>
       <w:tblPr>
         <w:tblW w:type="auto" w:w="0"/>
         <w:jc w:val="center"/>
-        <w:tblLook w:firstColumn="1" w:firstRow="1" w:lastColumn="0" w:lastRow="0" w:noHBand="0" w:noVBand="1" w:val="04A0"/>
       </w:tblPr>
       <w:tblGrid>
         <w:gridCol w:w="9968"/>
@@ -1479,7 +1402,7 @@
         <w:tc>
           <w:tcPr>
             <w:tcW w:type="dxa" w:w="9968"/>
-            <w:shd w:fill="EFF6FF"/>
+            <w:shd w:fill="FEF2F2"/>
             <w:tcMar>
               <w:top w:w="135" w:type="dxa"/>
               <w:start w:w="165" w:type="dxa"/>
@@ -1494,18 +1417,36 @@
             <w:r>
               <w:rPr>
                 <w:b/>
-                <w:color w:val="1D4ED8"/>
-                <w:sz w:val="18"/>
+                <w:color w:val="991B1B"/>
+                <w:sz w:val="19"/>
               </w:rPr>
-              <w:t>Root cause</w:t>
+              <w:t xml:space="preserve">Security Note.</w:t>
             </w:r>
           </w:p>
           <w:p>
             <w:pPr>
-              <w:spacing w:after="0" w:line="250" w:lineRule="auto"/>
+              <w:spacing w:after="0"/>
             </w:pPr>
             <w:r>
-              <w:t>Masalah utamanya bukan karakter petik. Masalahnya adalah code dan data digabung menjadi satu string yang kemudian diparse database sebagai SQL. Prepared/parameterized query memisahkan struktur query dari nilai data.</w:t>
+              <w:t xml:space="preserve">Jangan ubah binding launcher dari </w:t>
+            </w:r>
+            <w:r>
+              <w:rPr>
+                <w:rFonts w:ascii="Liberation Mono" w:hAnsi="Liberation Mono"/>
+              </w:rPr>
+              <w:t xml:space="preserve">127.0.0.1</w:t>
+            </w:r>
+            <w:r>
+              <w:t xml:space="preserve"> menjadi </w:t>
+            </w:r>
+            <w:r>
+              <w:rPr>
+                <w:rFonts w:ascii="Liberation Mono" w:hAnsi="Liberation Mono"/>
+              </w:rPr>
+              <w:t xml:space="preserve">0.0.0.0</w:t>
+            </w:r>
+            <w:r>
+              <w:t xml:space="preserve">. Aplikasi ini sengaja vulnerable dan tidak boleh diekspos ke LAN atau internet.</w:t>
             </w:r>
           </w:p>
         </w:tc>
@@ -1513,74 +1454,45 @@
     </w:tbl>
     <w:p>
       <w:pPr>
-        <w:spacing w:after="20"/>
-      </w:pPr>
-    </w:p>
-    <w:p>
-      <w:pPr>
-        <w:pStyle w:val="Heading2"/>
+        <w:pStyle w:val="Heading1"/>
       </w:pPr>
       <w:r>
-        <w:t>Hands-on 4.1 — Baseline → SQLi</w:t>
+        <w:t xml:space="preserve">4. SQL Injection (SQLi)</w:t>
       </w:r>
     </w:p>
     <w:p>
-      <w:pPr>
-        <w:spacing w:after="40"/>
-      </w:pPr>
       <w:r>
-        <w:t>1. Di browser/Burp buka /products?category=Gifts dan kirim request ke Repeater.</w:t>
+        <w:t xml:space="preserve">SQL injection terjadi ketika aplikasi membangun query SQL dengan menggabungkan input user ke kode query — input yang seharusnya data berubah menjadi syntax SQL dan memodifikasi maksud query.</w:t>
       </w:r>
     </w:p>
     <w:p>
-      <w:pPr>
-        <w:spacing w:after="40"/>
-      </w:pPr>
       <w:r>
-        <w:t>2. Catat baseline status, response length, dan product yang muncul.</w:t>
+        <w:t xml:space="preserve">Pola code smell di </w:t>
       </w:r>
-    </w:p>
-    <w:p>
-      <w:pPr>
-        <w:spacing w:after="40"/>
-      </w:pPr>
-      <w:r>
-        <w:t>3. Ubah hanya parameter category menjadi payload training di bawah.</w:t>
-      </w:r>
-    </w:p>
-    <w:p>
-      <w:pPr>
-        <w:spacing w:after="40"/>
-      </w:pPr>
-      <w:r>
-        <w:t>4. Bandingkan response: apakah hidden product ikut muncul?</w:t>
-      </w:r>
-    </w:p>
-    <w:p>
-      <w:pPr>
-        <w:spacing w:after="40"/>
-      </w:pPr>
-      <w:r>
-        <w:t>5. Kembalikan parameter ke baseline dan pastikan behavior normal kembali.</w:t>
-      </w:r>
-    </w:p>
-    <w:p>
-      <w:pPr>
-        <w:spacing w:after="40"/>
-      </w:pPr>
       <w:r>
         <w:rPr>
-          <w:b/>
-          <w:color w:val="475569"/>
+          <w:rFonts w:ascii="Liberation Mono" w:hAnsi="Liberation Mono"/>
         </w:rPr>
-        <w:t>Payload local lab</w:t>
+        <w:t xml:space="preserve">app.py</w:t>
+      </w:r>
+      <w:r>
+        <w:t xml:space="preserve"> (endpoint </w:t>
+      </w:r>
+      <w:r>
+        <w:rPr>
+          <w:rFonts w:ascii="Liberation Mono" w:hAnsi="Liberation Mono"/>
+        </w:rPr>
+        <w:t xml:space="preserve">/products</w:t>
+      </w:r>
+      <w:r>
+        <w:t xml:space="preserve">):</w:t>
       </w:r>
     </w:p>
     <w:tbl>
       <w:tblPr>
         <w:tblW w:type="auto" w:w="0"/>
         <w:jc w:val="center"/>
-        <w:tblLook w:firstColumn="1" w:firstRow="1" w:lastColumn="0" w:lastRow="0" w:noHBand="0" w:noVBand="1" w:val="04A0"/>
+        <w:tblLayout w:type="autofit"/>
       </w:tblPr>
       <w:tblGrid>
         <w:gridCol w:w="9968"/>
@@ -1610,7 +1522,76 @@
                 <w:color w:val="F9FAFB"/>
                 <w:sz w:val="15"/>
               </w:rPr>
-              <w:t>' OR 1=1--</w:t>
+              <w:t xml:space="preserve">category = request.args["category"]</w:t>
+            </w:r>
+          </w:p>
+          <w:p>
+            <w:pPr>
+              <w:spacing w:after="0" w:line="240" w:lineRule="auto"/>
+            </w:pPr>
+            <w:r>
+              <w:rPr>
+                <w:rFonts w:ascii="Liberation Mono" w:hAnsi="Liberation Mono"/>
+                <w:color w:val="F9FAFB"/>
+                <w:sz w:val="15"/>
+              </w:rPr>
+              <w:t xml:space="preserve">query = f"SELECT id,name,category FROM products WHERE category = '{category}' AND hidden = 0"</w:t>
+            </w:r>
+          </w:p>
+        </w:tc>
+      </w:tr>
+    </w:tbl>
+    <w:tbl>
+      <w:tblPr>
+        <w:tblW w:type="auto" w:w="0"/>
+        <w:jc w:val="center"/>
+      </w:tblPr>
+      <w:tblGrid>
+        <w:gridCol w:w="9968"/>
+      </w:tblGrid>
+      <w:tr>
+        <w:trPr>
+          <w:cantSplit/>
+        </w:trPr>
+        <w:tc>
+          <w:tcPr>
+            <w:tcW w:type="dxa" w:w="9968"/>
+            <w:shd w:fill="EFF6FF"/>
+            <w:tcMar>
+              <w:top w:w="135" w:type="dxa"/>
+              <w:start w:w="165" w:type="dxa"/>
+              <w:bottom w:w="135" w:type="dxa"/>
+              <w:end w:w="165" w:type="dxa"/>
+            </w:tcMar>
+          </w:tcPr>
+          <w:p>
+            <w:pPr>
+              <w:spacing w:after="60"/>
+            </w:pPr>
+            <w:r>
+              <w:rPr>
+                <w:b/>
+                <w:color w:val="1D4ED8"/>
+                <w:sz w:val="19"/>
+              </w:rPr>
+              <w:t xml:space="preserve">Root cause.</w:t>
+            </w:r>
+          </w:p>
+          <w:p>
+            <w:pPr>
+              <w:spacing w:after="0"/>
+            </w:pPr>
+            <w:r>
+              <w:t xml:space="preserve">Masalah utamanya </w:t>
+            </w:r>
+            <w:r>
+              <w:rPr>
+                <w:b/>
+              </w:rPr>
+              <w:t xml:space="preserve">bukan karakter petik</w:t>
+            </w:r>
+            <w:r>
+              <w:t xml:space="preserve">. Masalahnya adalah code dan data digabung menjadi satu string yang kemudian diparse database sebagai SQL. Prepared/parameterized query memisahkan struktur query dari nilai data.</w:t>
             </w:r>
           </w:p>
         </w:tc>
@@ -1618,26 +1599,112 @@
     </w:tbl>
     <w:p>
       <w:pPr>
-        <w:spacing w:after="20"/>
+        <w:pStyle w:val="Heading2"/>
       </w:pPr>
+      <w:r>
+        <w:t xml:space="preserve">Hands-on 4.1 — Baseline → SQLi</w:t>
+      </w:r>
     </w:p>
     <w:p>
       <w:pPr>
-        <w:spacing w:after="40"/>
+        <w:numPr>
+          <w:numId w:val="1"/>
+        </w:numPr>
       </w:pPr>
+      <w:r>
+        <w:t xml:space="preserve">Buka </w:t>
+      </w:r>
+      <w:r>
+        <w:rPr>
+          <w:rFonts w:ascii="Liberation Mono" w:hAnsi="Liberation Mono"/>
+        </w:rPr>
+        <w:t xml:space="preserve">/products?category=Gifts</w:t>
+      </w:r>
+      <w:r>
+        <w:t xml:space="preserve"> di browser/Burp, kirim ke Repeater.</w:t>
+      </w:r>
+    </w:p>
+    <w:p>
+      <w:pPr>
+        <w:numPr>
+          <w:numId w:val="1"/>
+        </w:numPr>
+      </w:pPr>
+      <w:r>
+        <w:t xml:space="preserve">Catat baseline status, response length, dan product yang muncul (dua produk visible, satu </w:t>
+      </w:r>
+      <w:r>
+        <w:rPr>
+          <w:rFonts w:ascii="Liberation Mono" w:hAnsi="Liberation Mono"/>
+        </w:rPr>
+        <w:t xml:space="preserve">hidden=1</w:t>
+      </w:r>
+      <w:r>
+        <w:t xml:space="preserve"> tersembunyi).</w:t>
+      </w:r>
+    </w:p>
+    <w:p>
+      <w:pPr>
+        <w:numPr>
+          <w:numId w:val="1"/>
+        </w:numPr>
+      </w:pPr>
+      <w:r>
+        <w:t xml:space="preserve">Ubah </w:t>
+      </w:r>
       <w:r>
         <w:rPr>
           <w:b/>
-          <w:color w:val="475569"/>
         </w:rPr>
-        <w:t>Versi URL-encoded</w:t>
+        <w:t xml:space="preserve">hanya</w:t>
+      </w:r>
+      <w:r>
+        <w:t xml:space="preserve"> parameter </w:t>
+      </w:r>
+      <w:r>
+        <w:rPr>
+          <w:rFonts w:ascii="Liberation Mono" w:hAnsi="Liberation Mono"/>
+        </w:rPr>
+        <w:t xml:space="preserve">category</w:t>
+      </w:r>
+      <w:r>
+        <w:t xml:space="preserve"> dengan payload training.</w:t>
+      </w:r>
+    </w:p>
+    <w:p>
+      <w:pPr>
+        <w:numPr>
+          <w:numId w:val="1"/>
+        </w:numPr>
+      </w:pPr>
+      <w:r>
+        <w:t xml:space="preserve">Bandingkan response: apakah hidden product (</w:t>
+      </w:r>
+      <w:r>
+        <w:rPr>
+          <w:rFonts w:ascii="Liberation Mono" w:hAnsi="Liberation Mono"/>
+        </w:rPr>
+        <w:t xml:space="preserve">Internal Prototype</w:t>
+      </w:r>
+      <w:r>
+        <w:t xml:space="preserve">) ikut muncul?</w:t>
+      </w:r>
+    </w:p>
+    <w:p>
+      <w:pPr>
+        <w:numPr>
+          <w:numId w:val="1"/>
+        </w:numPr>
+      </w:pPr>
+      <w:r>
+        <w:t xml:space="preserve">Kembalikan parameter ke baseline dan pastikan behavior normal kembali.</w:t>
       </w:r>
     </w:p>
     <w:tbl>
       <w:tblPr>
         <w:tblW w:type="auto" w:w="0"/>
         <w:jc w:val="center"/>
-        <w:tblLook w:firstColumn="1" w:firstRow="1" w:lastColumn="0" w:lastRow="0" w:noHBand="0" w:noVBand="1" w:val="04A0"/>
+        <w:tblLayout w:type="autofit"/>
       </w:tblPr>
       <w:tblGrid>
         <w:gridCol w:w="9968"/>
@@ -1667,23 +1734,30 @@
                 <w:color w:val="F9FAFB"/>
                 <w:sz w:val="15"/>
               </w:rPr>
-              <w:t>http://127.0.0.1:8111/products?category=%27%20OR%201%3D1--</w:t>
+              <w:t xml:space="preserve">Payload local lab:    ' OR 1=1--</w:t>
+            </w:r>
+          </w:p>
+          <w:p>
+            <w:pPr>
+              <w:spacing w:after="0" w:line="240" w:lineRule="auto"/>
+            </w:pPr>
+            <w:r>
+              <w:rPr>
+                <w:rFonts w:ascii="Liberation Mono" w:hAnsi="Liberation Mono"/>
+                <w:color w:val="F9FAFB"/>
+                <w:sz w:val="15"/>
+              </w:rPr>
+              <w:t xml:space="preserve">Versi URL-encoded:    http://127.0.0.1:8111/products?category=%27%20OR%201%3D1--</w:t>
             </w:r>
           </w:p>
         </w:tc>
       </w:tr>
     </w:tbl>
-    <w:p>
-      <w:pPr>
-        <w:spacing w:after="20"/>
-      </w:pPr>
-    </w:p>
     <w:tbl>
       <w:tblPr>
         <w:tblW w:type="auto" w:w="0"/>
         <w:jc w:val="center"/>
         <w:tblLayout w:type="autofit"/>
-        <w:tblLook w:firstColumn="1" w:firstRow="1" w:lastColumn="0" w:lastRow="0" w:noHBand="0" w:noVBand="1" w:val="04A0"/>
         <w:tblBorders>
           <w:top w:val="single" w:sz="5" w:space="0" w:color="E5E7EB"/>
           <w:left w:val="single" w:sz="5" w:space="0" w:color="E5E7EB"/>
@@ -1711,16 +1785,13 @@
             <w:vAlign w:val="center"/>
           </w:tcPr>
           <w:p>
-            <w:pPr>
-              <w:spacing w:after="0"/>
-            </w:pPr>
             <w:r>
               <w:rPr>
                 <w:b/>
                 <w:color w:val="FFFFFF"/>
-                <w:sz w:val="15"/>
+                <w:sz w:val="16"/>
               </w:rPr>
-              <w:t>Evidence</w:t>
+              <w:t xml:space="preserve">Evidence</w:t>
             </w:r>
           </w:p>
         </w:tc>
@@ -1737,16 +1808,13 @@
             <w:vAlign w:val="center"/>
           </w:tcPr>
           <w:p>
-            <w:pPr>
-              <w:spacing w:after="0"/>
-            </w:pPr>
             <w:r>
               <w:rPr>
                 <w:b/>
                 <w:color w:val="FFFFFF"/>
-                <w:sz w:val="15"/>
+                <w:sz w:val="16"/>
               </w:rPr>
-              <w:t>Apa yang dicatat</w:t>
+              <w:t xml:space="preserve">Apa yang dicatat</w:t>
             </w:r>
           </w:p>
         </w:tc>
@@ -1756,21 +1824,15 @@
           <w:tcPr>
             <w:tcW w:type="dxa" w:w="4984"/>
             <w:tcMar>
-              <w:top w:w="68" w:type="dxa"/>
-              <w:start w:w="78" w:type="dxa"/>
-              <w:bottom w:w="68" w:type="dxa"/>
-              <w:end w:w="78" w:type="dxa"/>
+              <w:top w:w="85" w:type="dxa"/>
+              <w:start w:w="90" w:type="dxa"/>
+              <w:bottom w:w="85" w:type="dxa"/>
+              <w:end w:w="90" w:type="dxa"/>
             </w:tcMar>
           </w:tcPr>
           <w:p>
-            <w:pPr>
-              <w:spacing w:after="0"/>
-            </w:pPr>
             <w:r>
-              <w:rPr>
-                <w:sz w:val="14"/>
-              </w:rPr>
-              <w:t>Baseline</w:t>
+              <w:t xml:space="preserve">Baseline</w:t>
             </w:r>
           </w:p>
         </w:tc>
@@ -1778,21 +1840,15 @@
           <w:tcPr>
             <w:tcW w:type="dxa" w:w="4984"/>
             <w:tcMar>
-              <w:top w:w="68" w:type="dxa"/>
-              <w:start w:w="78" w:type="dxa"/>
-              <w:bottom w:w="68" w:type="dxa"/>
-              <w:end w:w="78" w:type="dxa"/>
+              <w:top w:w="85" w:type="dxa"/>
+              <w:start w:w="90" w:type="dxa"/>
+              <w:bottom w:w="85" w:type="dxa"/>
+              <w:end w:w="90" w:type="dxa"/>
             </w:tcMar>
           </w:tcPr>
           <w:p>
-            <w:pPr>
-              <w:spacing w:after="0"/>
-            </w:pPr>
             <w:r>
-              <w:rPr>
-                <w:sz w:val="14"/>
-              </w:rPr>
-              <w:t>request + daftar product normal</w:t>
+              <w:t xml:space="preserve">request + daftar product normal</w:t>
             </w:r>
           </w:p>
         </w:tc>
@@ -1802,21 +1858,15 @@
           <w:tcPr>
             <w:tcW w:type="dxa" w:w="4984"/>
             <w:tcMar>
-              <w:top w:w="68" w:type="dxa"/>
-              <w:start w:w="78" w:type="dxa"/>
-              <w:bottom w:w="68" w:type="dxa"/>
-              <w:end w:w="78" w:type="dxa"/>
+              <w:top w:w="85" w:type="dxa"/>
+              <w:start w:w="90" w:type="dxa"/>
+              <w:bottom w:w="85" w:type="dxa"/>
+              <w:end w:w="90" w:type="dxa"/>
             </w:tcMar>
           </w:tcPr>
           <w:p>
-            <w:pPr>
-              <w:spacing w:after="0"/>
-            </w:pPr>
             <w:r>
-              <w:rPr>
-                <w:sz w:val="14"/>
-              </w:rPr>
-              <w:t>Modified</w:t>
+              <w:t xml:space="preserve">Modified</w:t>
             </w:r>
           </w:p>
         </w:tc>
@@ -1824,21 +1874,15 @@
           <w:tcPr>
             <w:tcW w:type="dxa" w:w="4984"/>
             <w:tcMar>
-              <w:top w:w="68" w:type="dxa"/>
-              <w:start w:w="78" w:type="dxa"/>
-              <w:bottom w:w="68" w:type="dxa"/>
-              <w:end w:w="78" w:type="dxa"/>
+              <w:top w:w="85" w:type="dxa"/>
+              <w:start w:w="90" w:type="dxa"/>
+              <w:bottom w:w="85" w:type="dxa"/>
+              <w:end w:w="90" w:type="dxa"/>
             </w:tcMar>
           </w:tcPr>
           <w:p>
-            <w:pPr>
-              <w:spacing w:after="0"/>
-            </w:pPr>
             <w:r>
-              <w:rPr>
-                <w:sz w:val="14"/>
-              </w:rPr>
-              <w:t>parameter tunggal yang berubah</w:t>
+              <w:t xml:space="preserve">parameter tunggal yang berubah</w:t>
             </w:r>
           </w:p>
         </w:tc>
@@ -1848,21 +1892,15 @@
           <w:tcPr>
             <w:tcW w:type="dxa" w:w="4984"/>
             <w:tcMar>
-              <w:top w:w="68" w:type="dxa"/>
-              <w:start w:w="78" w:type="dxa"/>
-              <w:bottom w:w="68" w:type="dxa"/>
-              <w:end w:w="78" w:type="dxa"/>
+              <w:top w:w="85" w:type="dxa"/>
+              <w:start w:w="90" w:type="dxa"/>
+              <w:bottom w:w="85" w:type="dxa"/>
+              <w:end w:w="90" w:type="dxa"/>
             </w:tcMar>
           </w:tcPr>
           <w:p>
-            <w:pPr>
-              <w:spacing w:after="0"/>
-            </w:pPr>
             <w:r>
-              <w:rPr>
-                <w:sz w:val="14"/>
-              </w:rPr>
-              <w:t>Delta</w:t>
+              <w:t xml:space="preserve">Delta</w:t>
             </w:r>
           </w:p>
         </w:tc>
@@ -1870,21 +1908,15 @@
           <w:tcPr>
             <w:tcW w:type="dxa" w:w="4984"/>
             <w:tcMar>
-              <w:top w:w="68" w:type="dxa"/>
-              <w:start w:w="78" w:type="dxa"/>
-              <w:bottom w:w="68" w:type="dxa"/>
-              <w:end w:w="78" w:type="dxa"/>
+              <w:top w:w="85" w:type="dxa"/>
+              <w:start w:w="90" w:type="dxa"/>
+              <w:bottom w:w="85" w:type="dxa"/>
+              <w:end w:w="90" w:type="dxa"/>
             </w:tcMar>
           </w:tcPr>
           <w:p>
-            <w:pPr>
-              <w:spacing w:after="0"/>
-            </w:pPr>
             <w:r>
-              <w:rPr>
-                <w:sz w:val="14"/>
-              </w:rPr>
-              <w:t>hidden row / result count bertambah</w:t>
+              <w:t xml:space="preserve">hidden row/result count bertambah</w:t>
             </w:r>
           </w:p>
         </w:tc>
@@ -1894,21 +1926,15 @@
           <w:tcPr>
             <w:tcW w:type="dxa" w:w="4984"/>
             <w:tcMar>
-              <w:top w:w="68" w:type="dxa"/>
-              <w:start w:w="78" w:type="dxa"/>
-              <w:bottom w:w="68" w:type="dxa"/>
-              <w:end w:w="78" w:type="dxa"/>
+              <w:top w:w="85" w:type="dxa"/>
+              <w:start w:w="90" w:type="dxa"/>
+              <w:bottom w:w="85" w:type="dxa"/>
+              <w:end w:w="90" w:type="dxa"/>
             </w:tcMar>
           </w:tcPr>
           <w:p>
-            <w:pPr>
-              <w:spacing w:after="0"/>
-            </w:pPr>
             <w:r>
-              <w:rPr>
-                <w:sz w:val="14"/>
-              </w:rPr>
-              <w:t>Root cause</w:t>
+              <w:t xml:space="preserve">Root cause</w:t>
             </w:r>
           </w:p>
         </w:tc>
@@ -1916,21 +1942,15 @@
           <w:tcPr>
             <w:tcW w:type="dxa" w:w="4984"/>
             <w:tcMar>
-              <w:top w:w="68" w:type="dxa"/>
-              <w:start w:w="78" w:type="dxa"/>
-              <w:bottom w:w="68" w:type="dxa"/>
-              <w:end w:w="78" w:type="dxa"/>
+              <w:top w:w="85" w:type="dxa"/>
+              <w:start w:w="90" w:type="dxa"/>
+              <w:bottom w:w="85" w:type="dxa"/>
+              <w:end w:w="90" w:type="dxa"/>
             </w:tcMar>
           </w:tcPr>
           <w:p>
-            <w:pPr>
-              <w:spacing w:after="0"/>
-            </w:pPr>
             <w:r>
-              <w:rPr>
-                <w:sz w:val="14"/>
-              </w:rPr>
-              <w:t>query string concatenation</w:t>
+              <w:t xml:space="preserve">query string concatenation</w:t>
             </w:r>
           </w:p>
         </w:tc>
@@ -1940,21 +1960,15 @@
           <w:tcPr>
             <w:tcW w:type="dxa" w:w="4984"/>
             <w:tcMar>
-              <w:top w:w="68" w:type="dxa"/>
-              <w:start w:w="78" w:type="dxa"/>
-              <w:bottom w:w="68" w:type="dxa"/>
-              <w:end w:w="78" w:type="dxa"/>
+              <w:top w:w="85" w:type="dxa"/>
+              <w:start w:w="90" w:type="dxa"/>
+              <w:bottom w:w="85" w:type="dxa"/>
+              <w:end w:w="90" w:type="dxa"/>
             </w:tcMar>
           </w:tcPr>
           <w:p>
-            <w:pPr>
-              <w:spacing w:after="0"/>
-            </w:pPr>
             <w:r>
-              <w:rPr>
-                <w:sz w:val="14"/>
-              </w:rPr>
-              <w:t>Fix</w:t>
+              <w:t xml:space="preserve">Fix</w:t>
             </w:r>
           </w:p>
         </w:tc>
@@ -1962,36 +1976,24 @@
           <w:tcPr>
             <w:tcW w:type="dxa" w:w="4984"/>
             <w:tcMar>
-              <w:top w:w="68" w:type="dxa"/>
-              <w:start w:w="78" w:type="dxa"/>
-              <w:bottom w:w="68" w:type="dxa"/>
-              <w:end w:w="78" w:type="dxa"/>
+              <w:top w:w="85" w:type="dxa"/>
+              <w:start w:w="90" w:type="dxa"/>
+              <w:bottom w:w="85" w:type="dxa"/>
+              <w:end w:w="90" w:type="dxa"/>
             </w:tcMar>
           </w:tcPr>
           <w:p>
-            <w:pPr>
-              <w:spacing w:after="0"/>
-            </w:pPr>
             <w:r>
-              <w:rPr>
-                <w:sz w:val="14"/>
-              </w:rPr>
-              <w:t>prepared statement / parameter binding + least privilege</w:t>
+              <w:t xml:space="preserve">prepared statement/parameter binding + least privilege</w:t>
             </w:r>
           </w:p>
         </w:tc>
       </w:tr>
     </w:tbl>
-    <w:p>
-      <w:pPr>
-        <w:spacing w:after="20"/>
-      </w:pPr>
-    </w:p>
     <w:tbl>
       <w:tblPr>
         <w:tblW w:type="auto" w:w="0"/>
         <w:jc w:val="center"/>
-        <w:tblLook w:firstColumn="1" w:firstRow="1" w:lastColumn="0" w:lastRow="0" w:noHBand="0" w:noVBand="1" w:val="04A0"/>
       </w:tblPr>
       <w:tblGrid>
         <w:gridCol w:w="9968"/>
@@ -2003,7 +2005,7 @@
         <w:tc>
           <w:tcPr>
             <w:tcW w:type="dxa" w:w="9968"/>
-            <w:shd w:fill="EFF6FF"/>
+            <w:shd w:fill="ECFDF5"/>
             <w:tcMar>
               <w:top w:w="135" w:type="dxa"/>
               <w:start w:w="165" w:type="dxa"/>
@@ -2018,18 +2020,18 @@
             <w:r>
               <w:rPr>
                 <w:b/>
-                <w:color w:val="1D4ED8"/>
-                <w:sz w:val="18"/>
+                <w:color w:val="047857"/>
+                <w:sz w:val="19"/>
               </w:rPr>
-              <w:t>Remediation</w:t>
+              <w:t xml:space="preserve">Remediation.</w:t>
             </w:r>
           </w:p>
           <w:p>
             <w:pPr>
-              <w:spacing w:after="0" w:line="250" w:lineRule="auto"/>
+              <w:spacing w:after="0"/>
             </w:pPr>
             <w:r>
-              <w:t>Gunakan prepared statements / parameterized queries. Allow-list validation dapat menjadi defense-in-depth, tetapi bukan pengganti parameterization. Database account juga harus least privilege.</w:t>
+              <w:t xml:space="preserve">Gunakan prepared statements/parameterized queries. Allow-list validation bisa jadi defense-in-depth, tapi bukan pengganti parameterization. Database account juga harus least privilege.</w:t>
             </w:r>
           </w:p>
         </w:tc>
@@ -2037,24 +2039,24 @@
     </w:tbl>
     <w:p>
       <w:pPr>
-        <w:spacing w:after="20"/>
-      </w:pPr>
-    </w:p>
-    <w:p>
-      <w:pPr>
         <w:pStyle w:val="Heading1"/>
       </w:pPr>
       <w:r>
-        <w:t>5. Cross-Site Scripting (XSS)</w:t>
+        <w:t xml:space="preserve">5. Cross-Site Scripting (XSS)</w:t>
       </w:r>
     </w:p>
     <w:p>
       <w:r>
+        <w:t xml:space="preserve">XSS muncul ketika untrusted data ditulis ke HTML/JavaScript/DOM context tanpa output encoding/sanitization yang sesuai. </w:t>
+      </w:r>
+      <w:r>
         <w:rPr>
-          <w:rFonts w:ascii="Liberation Sans" w:hAnsi="Liberation Sans"/>
-          <w:b w:val="0"/>
+          <w:b/>
         </w:rPr>
-        <w:t>XSS muncul ketika untrusted data ditulis ke HTML/JavaScript/DOM context tanpa output encoding atau sanitization yang sesuai. Context matters: encoding untuk HTML body tidak otomatis aman untuk JavaScript, URL, atau HTML attribute context.</w:t>
+        <w:t xml:space="preserve">Context matters</w:t>
+      </w:r>
+      <w:r>
+        <w:t xml:space="preserve"> — encoding untuk HTML body tidak otomatis aman untuk JavaScript, URL, atau HTML attribute context.</w:t>
       </w:r>
     </w:p>
     <w:tbl>
@@ -2062,7 +2064,6 @@
         <w:tblW w:type="auto" w:w="0"/>
         <w:jc w:val="center"/>
         <w:tblLayout w:type="autofit"/>
-        <w:tblLook w:firstColumn="1" w:firstRow="1" w:lastColumn="0" w:lastRow="0" w:noHBand="0" w:noVBand="1" w:val="04A0"/>
         <w:tblBorders>
           <w:top w:val="single" w:sz="5" w:space="0" w:color="E5E7EB"/>
           <w:left w:val="single" w:sz="5" w:space="0" w:color="E5E7EB"/>
@@ -2073,14 +2074,14 @@
         </w:tblBorders>
       </w:tblPr>
       <w:tblGrid>
-        <w:gridCol w:w="3323"/>
-        <w:gridCol w:w="3323"/>
-        <w:gridCol w:w="3323"/>
+        <w:gridCol w:w="3322"/>
+        <w:gridCol w:w="3322"/>
+        <w:gridCol w:w="3322"/>
       </w:tblGrid>
       <w:tr>
         <w:tc>
           <w:tcPr>
-            <w:tcW w:type="dxa" w:w="3323"/>
+            <w:tcW w:type="dxa" w:w="3322"/>
             <w:shd w:fill="111827"/>
             <w:tcMar>
               <w:top w:w="85" w:type="dxa"/>
@@ -2091,22 +2092,19 @@
             <w:vAlign w:val="center"/>
           </w:tcPr>
           <w:p>
-            <w:pPr>
-              <w:spacing w:after="0"/>
-            </w:pPr>
             <w:r>
               <w:rPr>
                 <w:b/>
                 <w:color w:val="FFFFFF"/>
-                <w:sz w:val="15"/>
+                <w:sz w:val="16"/>
               </w:rPr>
-              <w:t>Jenis</w:t>
+              <w:t xml:space="preserve">Jenis</w:t>
             </w:r>
           </w:p>
         </w:tc>
         <w:tc>
           <w:tcPr>
-            <w:tcW w:type="dxa" w:w="3323"/>
+            <w:tcW w:type="dxa" w:w="3322"/>
             <w:shd w:fill="111827"/>
             <w:tcMar>
               <w:top w:w="85" w:type="dxa"/>
@@ -2117,22 +2115,19 @@
             <w:vAlign w:val="center"/>
           </w:tcPr>
           <w:p>
-            <w:pPr>
-              <w:spacing w:after="0"/>
-            </w:pPr>
             <w:r>
               <w:rPr>
                 <w:b/>
                 <w:color w:val="FFFFFF"/>
-                <w:sz w:val="15"/>
+                <w:sz w:val="16"/>
               </w:rPr>
-              <w:t>Lokasi input</w:t>
+              <w:t xml:space="preserve">Lokasi input</w:t>
             </w:r>
           </w:p>
         </w:tc>
         <w:tc>
           <w:tcPr>
-            <w:tcW w:type="dxa" w:w="3323"/>
+            <w:tcW w:type="dxa" w:w="3322"/>
             <w:shd w:fill="111827"/>
             <w:tcMar>
               <w:top w:w="85" w:type="dxa"/>
@@ -2143,16 +2138,13 @@
             <w:vAlign w:val="center"/>
           </w:tcPr>
           <w:p>
-            <w:pPr>
-              <w:spacing w:after="0"/>
-            </w:pPr>
             <w:r>
               <w:rPr>
                 <w:b/>
                 <w:color w:val="FFFFFF"/>
-                <w:sz w:val="15"/>
+                <w:sz w:val="16"/>
               </w:rPr>
-              <w:t>Lokasi eksekusi</w:t>
+              <w:t xml:space="preserve">Lokasi eksekusi</w:t>
             </w:r>
           </w:p>
         </w:tc>
@@ -2160,67 +2152,49 @@
       <w:tr>
         <w:tc>
           <w:tcPr>
-            <w:tcW w:type="dxa" w:w="3323"/>
+            <w:tcW w:type="dxa" w:w="3322"/>
             <w:tcMar>
-              <w:top w:w="68" w:type="dxa"/>
-              <w:start w:w="78" w:type="dxa"/>
-              <w:bottom w:w="68" w:type="dxa"/>
-              <w:end w:w="78" w:type="dxa"/>
+              <w:top w:w="85" w:type="dxa"/>
+              <w:start w:w="90" w:type="dxa"/>
+              <w:bottom w:w="85" w:type="dxa"/>
+              <w:end w:w="90" w:type="dxa"/>
             </w:tcMar>
           </w:tcPr>
           <w:p>
-            <w:pPr>
-              <w:spacing w:after="0"/>
-            </w:pPr>
             <w:r>
-              <w:rPr>
-                <w:sz w:val="14"/>
-              </w:rPr>
-              <w:t>Reflected</w:t>
+              <w:t xml:space="preserve">Reflected</w:t>
             </w:r>
           </w:p>
         </w:tc>
         <w:tc>
           <w:tcPr>
-            <w:tcW w:type="dxa" w:w="3323"/>
+            <w:tcW w:type="dxa" w:w="3322"/>
             <w:tcMar>
-              <w:top w:w="68" w:type="dxa"/>
-              <w:start w:w="78" w:type="dxa"/>
-              <w:bottom w:w="68" w:type="dxa"/>
-              <w:end w:w="78" w:type="dxa"/>
+              <w:top w:w="85" w:type="dxa"/>
+              <w:start w:w="90" w:type="dxa"/>
+              <w:bottom w:w="85" w:type="dxa"/>
+              <w:end w:w="90" w:type="dxa"/>
             </w:tcMar>
           </w:tcPr>
           <w:p>
-            <w:pPr>
-              <w:spacing w:after="0"/>
-            </w:pPr>
             <w:r>
-              <w:rPr>
-                <w:sz w:val="14"/>
-              </w:rPr>
-              <w:t>request saat ini</w:t>
+              <w:t xml:space="preserve">request saat ini</w:t>
             </w:r>
           </w:p>
         </w:tc>
         <w:tc>
           <w:tcPr>
-            <w:tcW w:type="dxa" w:w="3323"/>
+            <w:tcW w:type="dxa" w:w="3322"/>
             <w:tcMar>
-              <w:top w:w="68" w:type="dxa"/>
-              <w:start w:w="78" w:type="dxa"/>
-              <w:bottom w:w="68" w:type="dxa"/>
-              <w:end w:w="78" w:type="dxa"/>
+              <w:top w:w="85" w:type="dxa"/>
+              <w:start w:w="90" w:type="dxa"/>
+              <w:bottom w:w="85" w:type="dxa"/>
+              <w:end w:w="90" w:type="dxa"/>
             </w:tcMar>
           </w:tcPr>
           <w:p>
-            <w:pPr>
-              <w:spacing w:after="0"/>
-            </w:pPr>
             <w:r>
-              <w:rPr>
-                <w:sz w:val="14"/>
-              </w:rPr>
-              <w:t>response langsung</w:t>
+              <w:t xml:space="preserve">response langsung</w:t>
             </w:r>
           </w:p>
         </w:tc>
@@ -2228,67 +2202,49 @@
       <w:tr>
         <w:tc>
           <w:tcPr>
-            <w:tcW w:type="dxa" w:w="3323"/>
+            <w:tcW w:type="dxa" w:w="3322"/>
             <w:tcMar>
-              <w:top w:w="68" w:type="dxa"/>
-              <w:start w:w="78" w:type="dxa"/>
-              <w:bottom w:w="68" w:type="dxa"/>
-              <w:end w:w="78" w:type="dxa"/>
+              <w:top w:w="85" w:type="dxa"/>
+              <w:start w:w="90" w:type="dxa"/>
+              <w:bottom w:w="85" w:type="dxa"/>
+              <w:end w:w="90" w:type="dxa"/>
             </w:tcMar>
           </w:tcPr>
           <w:p>
-            <w:pPr>
-              <w:spacing w:after="0"/>
-            </w:pPr>
             <w:r>
-              <w:rPr>
-                <w:sz w:val="14"/>
-              </w:rPr>
-              <w:t>Stored</w:t>
+              <w:t xml:space="preserve">Stored</w:t>
             </w:r>
           </w:p>
         </w:tc>
         <w:tc>
           <w:tcPr>
-            <w:tcW w:type="dxa" w:w="3323"/>
+            <w:tcW w:type="dxa" w:w="3322"/>
             <w:tcMar>
-              <w:top w:w="68" w:type="dxa"/>
-              <w:start w:w="78" w:type="dxa"/>
-              <w:bottom w:w="68" w:type="dxa"/>
-              <w:end w:w="78" w:type="dxa"/>
+              <w:top w:w="85" w:type="dxa"/>
+              <w:start w:w="90" w:type="dxa"/>
+              <w:bottom w:w="85" w:type="dxa"/>
+              <w:end w:w="90" w:type="dxa"/>
             </w:tcMar>
           </w:tcPr>
           <w:p>
-            <w:pPr>
-              <w:spacing w:after="0"/>
-            </w:pPr>
             <w:r>
-              <w:rPr>
-                <w:sz w:val="14"/>
-              </w:rPr>
-              <w:t>disimpan server</w:t>
+              <w:t xml:space="preserve">disimpan server</w:t>
             </w:r>
           </w:p>
         </w:tc>
         <w:tc>
           <w:tcPr>
-            <w:tcW w:type="dxa" w:w="3323"/>
+            <w:tcW w:type="dxa" w:w="3322"/>
             <w:tcMar>
-              <w:top w:w="68" w:type="dxa"/>
-              <w:start w:w="78" w:type="dxa"/>
-              <w:bottom w:w="68" w:type="dxa"/>
-              <w:end w:w="78" w:type="dxa"/>
+              <w:top w:w="85" w:type="dxa"/>
+              <w:start w:w="90" w:type="dxa"/>
+              <w:bottom w:w="85" w:type="dxa"/>
+              <w:end w:w="90" w:type="dxa"/>
             </w:tcMar>
           </w:tcPr>
           <w:p>
-            <w:pPr>
-              <w:spacing w:after="0"/>
-            </w:pPr>
             <w:r>
-              <w:rPr>
-                <w:sz w:val="14"/>
-              </w:rPr>
-              <w:t>response berikutnya / user lain</w:t>
+              <w:t xml:space="preserve">response berikutnya / user lain</w:t>
             </w:r>
           </w:p>
         </w:tc>
@@ -2296,102 +2252,91 @@
       <w:tr>
         <w:tc>
           <w:tcPr>
-            <w:tcW w:type="dxa" w:w="3323"/>
+            <w:tcW w:type="dxa" w:w="3322"/>
             <w:tcMar>
-              <w:top w:w="68" w:type="dxa"/>
-              <w:start w:w="78" w:type="dxa"/>
-              <w:bottom w:w="68" w:type="dxa"/>
-              <w:end w:w="78" w:type="dxa"/>
+              <w:top w:w="85" w:type="dxa"/>
+              <w:start w:w="90" w:type="dxa"/>
+              <w:bottom w:w="85" w:type="dxa"/>
+              <w:end w:w="90" w:type="dxa"/>
             </w:tcMar>
           </w:tcPr>
           <w:p>
-            <w:pPr>
-              <w:spacing w:after="0"/>
-            </w:pPr>
             <w:r>
-              <w:rPr>
-                <w:sz w:val="14"/>
-              </w:rPr>
-              <w:t>DOM-based</w:t>
+              <w:t xml:space="preserve">DOM-based</w:t>
             </w:r>
           </w:p>
         </w:tc>
         <w:tc>
           <w:tcPr>
-            <w:tcW w:type="dxa" w:w="3323"/>
+            <w:tcW w:type="dxa" w:w="3322"/>
             <w:tcMar>
-              <w:top w:w="68" w:type="dxa"/>
-              <w:start w:w="78" w:type="dxa"/>
-              <w:bottom w:w="68" w:type="dxa"/>
-              <w:end w:w="78" w:type="dxa"/>
+              <w:top w:w="85" w:type="dxa"/>
+              <w:start w:w="90" w:type="dxa"/>
+              <w:bottom w:w="85" w:type="dxa"/>
+              <w:end w:w="90" w:type="dxa"/>
             </w:tcMar>
           </w:tcPr>
           <w:p>
-            <w:pPr>
-              <w:spacing w:after="0"/>
-            </w:pPr>
             <w:r>
-              <w:rPr>
-                <w:sz w:val="14"/>
-              </w:rPr>
-              <w:t>client-side source</w:t>
+              <w:t xml:space="preserve">client-side source</w:t>
             </w:r>
           </w:p>
         </w:tc>
         <w:tc>
           <w:tcPr>
-            <w:tcW w:type="dxa" w:w="3323"/>
+            <w:tcW w:type="dxa" w:w="3322"/>
             <w:tcMar>
-              <w:top w:w="68" w:type="dxa"/>
-              <w:start w:w="78" w:type="dxa"/>
-              <w:bottom w:w="68" w:type="dxa"/>
-              <w:end w:w="78" w:type="dxa"/>
+              <w:top w:w="85" w:type="dxa"/>
+              <w:start w:w="90" w:type="dxa"/>
+              <w:bottom w:w="85" w:type="dxa"/>
+              <w:end w:w="90" w:type="dxa"/>
             </w:tcMar>
           </w:tcPr>
           <w:p>
-            <w:pPr>
-              <w:spacing w:after="0"/>
-            </w:pPr>
             <w:r>
-              <w:rPr>
-                <w:sz w:val="14"/>
-              </w:rPr>
-              <w:t>browser DOM sink</w:t>
+              <w:t xml:space="preserve">browser DOM sink</w:t>
             </w:r>
           </w:p>
         </w:tc>
       </w:tr>
     </w:tbl>
     <w:p>
-      <w:pPr>
-        <w:spacing w:after="20"/>
-      </w:pPr>
-    </w:p>
-    <w:p>
-      <w:pPr>
-        <w:pStyle w:val="Heading2"/>
-      </w:pPr>
       <w:r>
-        <w:t>Hands-on 5.1 — Reflected XSS</w:t>
+        <w:t xml:space="preserve">Endpoint lab </w:t>
       </w:r>
-    </w:p>
-    <w:p>
-      <w:pPr>
-        <w:spacing w:after="40"/>
-      </w:pPr>
       <w:r>
         <w:rPr>
-          <w:b/>
-          <w:color w:val="475569"/>
+          <w:rFonts w:ascii="Liberation Mono" w:hAnsi="Liberation Mono"/>
         </w:rPr>
-        <w:t>Baseline</w:t>
+        <w:t xml:space="preserve">/search</w:t>
+      </w:r>
+      <w:r>
+        <w:t xml:space="preserve"> me-reflect </w:t>
+      </w:r>
+      <w:r>
+        <w:rPr>
+          <w:rFonts w:ascii="Liberation Mono" w:hAnsi="Liberation Mono"/>
+        </w:rPr>
+        <w:t xml:space="preserve">q</w:t>
+      </w:r>
+      <w:r>
+        <w:t xml:space="preserve"> mentah-mentah ke HTML body (</w:t>
+      </w:r>
+      <w:r>
+        <w:rPr>
+          <w:rFonts w:ascii="Liberation Mono" w:hAnsi="Liberation Mono"/>
+        </w:rPr>
+        <w:t xml:space="preserve">app.py</w:t>
+      </w:r>
+      <w:r>
+        <w:t xml:space="preserve">):</w:t>
       </w:r>
     </w:p>
     <w:tbl>
       <w:tblPr>
         <w:tblW w:type="auto" w:w="0"/>
         <w:jc w:val="center"/>
-        <w:tblLook w:firstColumn="1" w:firstRow="1" w:lastColumn="0" w:lastRow="0" w:noHBand="0" w:noVBand="1" w:val="04A0"/>
+        <w:tblLayout w:type="autofit"/>
       </w:tblPr>
       <w:tblGrid>
         <w:gridCol w:w="9968"/>
@@ -2421,7 +2366,7 @@
                 <w:color w:val="F9FAFB"/>
                 <w:sz w:val="15"/>
               </w:rPr>
-              <w:t>http://127.0.0.1:8111/search?q=hello</w:t>
+              <w:t xml:space="preserve">return f'&lt;!doctype html&gt;&lt;html&gt;&lt;body&gt;...&lt;p&gt;Results for: {q}&lt;/p&gt;...'</w:t>
             </w:r>
           </w:p>
         </w:tc>
@@ -2429,26 +2374,17 @@
     </w:tbl>
     <w:p>
       <w:pPr>
-        <w:spacing w:after="20"/>
-      </w:pPr>
-    </w:p>
-    <w:p>
-      <w:pPr>
-        <w:spacing w:after="40"/>
+        <w:pStyle w:val="Heading2"/>
       </w:pPr>
       <w:r>
-        <w:rPr>
-          <w:b/>
-          <w:color w:val="475569"/>
-        </w:rPr>
-        <w:t>Benign local proof-of-execution</w:t>
+        <w:t xml:space="preserve">Hands-on 5.1 — Reflected XSS</w:t>
       </w:r>
     </w:p>
     <w:tbl>
       <w:tblPr>
         <w:tblW w:type="auto" w:w="0"/>
         <w:jc w:val="center"/>
-        <w:tblLook w:firstColumn="1" w:firstRow="1" w:lastColumn="0" w:lastRow="0" w:noHBand="0" w:noVBand="1" w:val="04A0"/>
+        <w:tblLayout w:type="autofit"/>
       </w:tblPr>
       <w:tblGrid>
         <w:gridCol w:w="9968"/>
@@ -2478,31 +2414,82 @@
                 <w:color w:val="F9FAFB"/>
                 <w:sz w:val="15"/>
               </w:rPr>
-              <w:t>&lt;svg onload=alert(document.domain)&gt;</w:t>
+              <w:t xml:space="preserve">Baseline:</w:t>
+            </w:r>
+          </w:p>
+          <w:p>
+            <w:pPr>
+              <w:spacing w:after="0" w:line="240" w:lineRule="auto"/>
+            </w:pPr>
+            <w:r>
+              <w:rPr>
+                <w:rFonts w:ascii="Liberation Mono" w:hAnsi="Liberation Mono"/>
+                <w:color w:val="F9FAFB"/>
+                <w:sz w:val="15"/>
+              </w:rPr>
+              <w:t xml:space="preserve">http://127.0.0.1:8111/search?q=hello</w:t>
+            </w:r>
+          </w:p>
+          <w:p>
+            <w:pPr>
+              <w:spacing w:after="0" w:line="240" w:lineRule="auto"/>
+            </w:pPr>
+            <w:r>
+              <w:rPr>
+                <w:rFonts w:ascii="Liberation Mono" w:hAnsi="Liberation Mono"/>
+                <w:color w:val="F9FAFB"/>
+                <w:sz w:val="15"/>
+              </w:rPr>
+              <w:t xml:space="preserve"> </w:t>
+            </w:r>
+          </w:p>
+          <w:p>
+            <w:pPr>
+              <w:spacing w:after="0" w:line="240" w:lineRule="auto"/>
+            </w:pPr>
+            <w:r>
+              <w:rPr>
+                <w:rFonts w:ascii="Liberation Mono" w:hAnsi="Liberation Mono"/>
+                <w:color w:val="F9FAFB"/>
+                <w:sz w:val="15"/>
+              </w:rPr>
+              <w:t xml:space="preserve">Benign local proof-of-execution:</w:t>
+            </w:r>
+          </w:p>
+          <w:p>
+            <w:pPr>
+              <w:spacing w:after="0" w:line="240" w:lineRule="auto"/>
+            </w:pPr>
+            <w:r>
+              <w:rPr>
+                <w:rFonts w:ascii="Liberation Mono" w:hAnsi="Liberation Mono"/>
+                <w:color w:val="F9FAFB"/>
+                <w:sz w:val="15"/>
+              </w:rPr>
+              <w:t xml:space="preserve">&lt;svg onload=alert(document.domain)&gt;</w:t>
             </w:r>
           </w:p>
         </w:tc>
       </w:tr>
     </w:tbl>
     <w:p>
-      <w:pPr>
-        <w:spacing w:after="20"/>
-      </w:pPr>
-    </w:p>
-    <w:p>
+      <w:r>
+        <w:t xml:space="preserve">Kirim parameter melalui Repeater atau browser. Tujuannya hanya membuktikan browser mengeksekusi markup/JavaScript yang berasal dari input user. </w:t>
+      </w:r>
       <w:r>
         <w:rPr>
-          <w:rFonts w:ascii="Liberation Sans" w:hAnsi="Liberation Sans"/>
-          <w:b w:val="0"/>
+          <w:b/>
         </w:rPr>
-        <w:t>Kirim parameter melalui Repeater atau browser. Tujuannya hanya membuktikan browser mengeksekusi markup/JavaScript yang berasal dari input user. Jangan memasukkan cookie exfiltration atau network callback.</w:t>
+        <w:t xml:space="preserve">Jangan</w:t>
+      </w:r>
+      <w:r>
+        <w:t xml:space="preserve"> memasukkan cookie exfiltration atau network callback.</w:t>
       </w:r>
     </w:p>
     <w:tbl>
       <w:tblPr>
         <w:tblW w:type="auto" w:w="0"/>
         <w:jc w:val="center"/>
-        <w:tblLook w:firstColumn="1" w:firstRow="1" w:lastColumn="0" w:lastRow="0" w:noHBand="0" w:noVBand="1" w:val="04A0"/>
       </w:tblPr>
       <w:tblGrid>
         <w:gridCol w:w="9968"/>
@@ -2514,7 +2501,7 @@
         <w:tc>
           <w:tcPr>
             <w:tcW w:type="dxa" w:w="9968"/>
-            <w:shd w:fill="EFF6FF"/>
+            <w:shd w:fill="ECFDF5"/>
             <w:tcMar>
               <w:top w:w="135" w:type="dxa"/>
               <w:start w:w="165" w:type="dxa"/>
@@ -2529,18 +2516,18 @@
             <w:r>
               <w:rPr>
                 <w:b/>
-                <w:color w:val="1D4ED8"/>
-                <w:sz w:val="18"/>
+                <w:color w:val="047857"/>
+                <w:sz w:val="19"/>
               </w:rPr>
-              <w:t>Remediation</w:t>
+              <w:t xml:space="preserve">Remediation.</w:t>
             </w:r>
           </w:p>
           <w:p>
             <w:pPr>
-              <w:spacing w:after="0" w:line="250" w:lineRule="auto"/>
+              <w:spacing w:after="0"/>
             </w:pPr>
             <w:r>
-              <w:t>Gunakan context-aware output encoding; sanitization hanya ketika aplikasi memang harus menerima HTML. Modern framework auto-escaping membantu, tetapi unsafe escape hatches tetap berbahaya. CSP adalah defense-in-depth, bukan root-cause fix.</w:t>
+              <w:t xml:space="preserve">Gunakan context-aware output encoding; sanitization hanya ketika aplikasi memang harus menerima HTML. Modern framework auto-escaping membantu, tapi unsafe escape hatches tetap berbahaya. CSP adalah defense-in-depth, bukan root-cause fix.</w:t>
             </w:r>
           </w:p>
         </w:tc>
@@ -2548,56 +2535,45 @@
     </w:tbl>
     <w:p>
       <w:pPr>
-        <w:spacing w:after="20"/>
-      </w:pPr>
-    </w:p>
-    <w:p>
-      <w:r>
-        <w:br w:type="page"/>
-      </w:r>
-    </w:p>
-    <w:p>
-      <w:pPr>
         <w:pStyle w:val="Heading1"/>
       </w:pPr>
       <w:r>
-        <w:t>6. OS Command Injection</w:t>
+        <w:t xml:space="preserve">6. OS Command Injection</w:t>
       </w:r>
     </w:p>
     <w:p>
       <w:r>
-        <w:rPr>
-          <w:rFonts w:ascii="Liberation Sans" w:hAnsi="Liberation Sans"/>
-          <w:b w:val="0"/>
-        </w:rPr>
-        <w:t>OS command injection terjadi saat aplikasi membangun command shell dari input user. Dampaknya bisa sangat tinggi karena attacker-controlled input dapat menjadi syntax shell. Di lab ini, eksekusi dibatasi ke container disposable dengan privilege minimal.</w:t>
+        <w:t xml:space="preserve">OS command injection terjadi saat aplikasi membangun command shell dari input user. Dampaknya bisa sangat tinggi karena attacker-controlled input dapat menjadi syntax shell. Di lab ini, eksekusi dibatasi ke container disposable dengan privilege minimal.</w:t>
       </w:r>
     </w:p>
     <w:p>
-      <w:pPr>
-        <w:pStyle w:val="Heading2"/>
-      </w:pPr>
       <w:r>
-        <w:t>Hands-on 6.1 — Confirm shell interpretation</w:t>
+        <w:t xml:space="preserve">Endpoint lab </w:t>
       </w:r>
-    </w:p>
-    <w:p>
-      <w:pPr>
-        <w:spacing w:after="40"/>
-      </w:pPr>
       <w:r>
         <w:rPr>
-          <w:b/>
-          <w:color w:val="475569"/>
+          <w:rFonts w:ascii="Liberation Mono" w:hAnsi="Liberation Mono"/>
         </w:rPr>
-        <w:t>Baseline request</w:t>
+        <w:t xml:space="preserve">/system</w:t>
+      </w:r>
+      <w:r>
+        <w:t xml:space="preserve"> (</w:t>
+      </w:r>
+      <w:r>
+        <w:rPr>
+          <w:rFonts w:ascii="Liberation Mono" w:hAnsi="Liberation Mono"/>
+        </w:rPr>
+        <w:t xml:space="preserve">app.py</w:t>
+      </w:r>
+      <w:r>
+        <w:t xml:space="preserve">):</w:t>
       </w:r>
     </w:p>
     <w:tbl>
       <w:tblPr>
         <w:tblW w:type="auto" w:w="0"/>
         <w:jc w:val="center"/>
-        <w:tblLook w:firstColumn="1" w:firstRow="1" w:lastColumn="0" w:lastRow="0" w:noHBand="0" w:noVBand="1" w:val="04A0"/>
+        <w:tblLayout w:type="autofit"/>
       </w:tblPr>
       <w:tblGrid>
         <w:gridCol w:w="9968"/>
@@ -2627,18 +2603,20 @@
                 <w:color w:val="F9FAFB"/>
                 <w:sz w:val="15"/>
               </w:rPr>
-              <w:t>GET /system?host=127.0.0.1 HTTP/1.1</w:t>
+              <w:t xml:space="preserve">cmd = 'printf "checking %s\\n" ' + host</w:t>
             </w:r>
-            <w:r>
-              <w:br/>
-            </w:r>
+          </w:p>
+          <w:p>
+            <w:pPr>
+              <w:spacing w:after="0" w:line="240" w:lineRule="auto"/>
+            </w:pPr>
             <w:r>
               <w:rPr>
                 <w:rFonts w:ascii="Liberation Mono" w:hAnsi="Liberation Mono"/>
                 <w:color w:val="F9FAFB"/>
                 <w:sz w:val="15"/>
               </w:rPr>
-              <w:t>Host: 127.0.0.1:8111</w:t>
+              <w:t xml:space="preserve">subprocess.check_output(cmd, shell=True, ...)</w:t>
             </w:r>
           </w:p>
         </w:tc>
@@ -2646,26 +2624,17 @@
     </w:tbl>
     <w:p>
       <w:pPr>
-        <w:spacing w:after="20"/>
-      </w:pPr>
-    </w:p>
-    <w:p>
-      <w:pPr>
-        <w:spacing w:after="40"/>
+        <w:pStyle w:val="Heading2"/>
       </w:pPr>
       <w:r>
-        <w:rPr>
-          <w:b/>
-          <w:color w:val="475569"/>
-        </w:rPr>
-        <w:t>Payload training</w:t>
+        <w:t xml:space="preserve">Hands-on 6.1 — Confirm Shell Interpretation</w:t>
       </w:r>
     </w:p>
     <w:tbl>
       <w:tblPr>
         <w:tblW w:type="auto" w:w="0"/>
         <w:jc w:val="center"/>
-        <w:tblLook w:firstColumn="1" w:firstRow="1" w:lastColumn="0" w:lastRow="0" w:noHBand="0" w:noVBand="1" w:val="04A0"/>
+        <w:tblLayout w:type="autofit"/>
       </w:tblPr>
       <w:tblGrid>
         <w:gridCol w:w="9968"/>
@@ -2695,174 +2664,30 @@
                 <w:color w:val="F9FAFB"/>
                 <w:sz w:val="15"/>
               </w:rPr>
-              <w:t>127.0.0.1;id</w:t>
+              <w:t xml:space="preserve">GET /system?host=127.0.0.1 HTTP/1.1</w:t>
+            </w:r>
+          </w:p>
+          <w:p>
+            <w:pPr>
+              <w:spacing w:after="0" w:line="240" w:lineRule="auto"/>
+            </w:pPr>
+            <w:r>
+              <w:rPr>
+                <w:rFonts w:ascii="Liberation Mono" w:hAnsi="Liberation Mono"/>
+                <w:color w:val="F9FAFB"/>
+                <w:sz w:val="15"/>
+              </w:rPr>
+              <w:t xml:space="preserve">Host: 127.0.0.1:8111</w:t>
             </w:r>
           </w:p>
         </w:tc>
       </w:tr>
     </w:tbl>
-    <w:p>
-      <w:pPr>
-        <w:spacing w:after="20"/>
-      </w:pPr>
-    </w:p>
-    <w:p>
-      <w:r>
-        <w:rPr>
-          <w:rFonts w:ascii="Liberation Sans" w:hAnsi="Liberation Sans"/>
-          <w:b w:val="0"/>
-        </w:rPr>
-        <w:t>Kirim via Repeater dan cari output uid/gid container user. Ini membuktikan shell separator mengubah satu nilai menjadi command tambahan.</w:t>
-      </w:r>
-    </w:p>
     <w:tbl>
       <w:tblPr>
         <w:tblW w:type="auto" w:w="0"/>
         <w:jc w:val="center"/>
-        <w:tblLook w:firstColumn="1" w:firstRow="1" w:lastColumn="0" w:lastRow="0" w:noHBand="0" w:noVBand="1" w:val="04A0"/>
-      </w:tblPr>
-      <w:tblGrid>
-        <w:gridCol w:w="9968"/>
-      </w:tblGrid>
-      <w:tr>
-        <w:trPr>
-          <w:cantSplit/>
-        </w:trPr>
-        <w:tc>
-          <w:tcPr>
-            <w:tcW w:type="dxa" w:w="9968"/>
-            <w:shd w:fill="FFFBEB"/>
-            <w:tcMar>
-              <w:top w:w="135" w:type="dxa"/>
-              <w:start w:w="165" w:type="dxa"/>
-              <w:bottom w:w="135" w:type="dxa"/>
-              <w:end w:w="165" w:type="dxa"/>
-            </w:tcMar>
-          </w:tcPr>
-          <w:p>
-            <w:pPr>
-              <w:spacing w:after="60"/>
-            </w:pPr>
-            <w:r>
-              <w:rPr>
-                <w:b/>
-                <w:color w:val="92400E"/>
-                <w:sz w:val="18"/>
-              </w:rPr>
-              <w:t>Common mistake</w:t>
-            </w:r>
-          </w:p>
-          <w:p>
-            <w:pPr>
-              <w:spacing w:after="0" w:line="250" w:lineRule="auto"/>
-            </w:pPr>
-            <w:r>
-              <w:t>Mencoba “sanitize” semua shell metacharacters biasanya rapuh. Defense utama adalah menghindari shell sama sekali dan menggunakan library/API yang sesuai; jika proses eksternal wajib, pass executable dan argument secara terstruktur serta validasi allow-list.</w:t>
-            </w:r>
-          </w:p>
-        </w:tc>
-      </w:tr>
-    </w:tbl>
-    <w:p>
-      <w:pPr>
-        <w:spacing w:after="20"/>
-      </w:pPr>
-    </w:p>
-    <w:tbl>
-      <w:tblPr>
-        <w:tblW w:type="auto" w:w="0"/>
-        <w:jc w:val="center"/>
-        <w:tblLook w:firstColumn="1" w:firstRow="1" w:lastColumn="0" w:lastRow="0" w:noHBand="0" w:noVBand="1" w:val="04A0"/>
-      </w:tblPr>
-      <w:tblGrid>
-        <w:gridCol w:w="9968"/>
-      </w:tblGrid>
-      <w:tr>
-        <w:trPr>
-          <w:cantSplit/>
-        </w:trPr>
-        <w:tc>
-          <w:tcPr>
-            <w:tcW w:type="dxa" w:w="9968"/>
-            <w:shd w:fill="EFF6FF"/>
-            <w:tcMar>
-              <w:top w:w="135" w:type="dxa"/>
-              <w:start w:w="165" w:type="dxa"/>
-              <w:bottom w:w="135" w:type="dxa"/>
-              <w:end w:w="165" w:type="dxa"/>
-            </w:tcMar>
-          </w:tcPr>
-          <w:p>
-            <w:pPr>
-              <w:spacing w:after="60"/>
-            </w:pPr>
-            <w:r>
-              <w:rPr>
-                <w:b/>
-                <w:color w:val="1D4ED8"/>
-                <w:sz w:val="18"/>
-              </w:rPr>
-              <w:t>Blue Team Perspective</w:t>
-            </w:r>
-          </w:p>
-          <w:p>
-            <w:pPr>
-              <w:spacing w:after="0" w:line="250" w:lineRule="auto"/>
-            </w:pPr>
-            <w:r>
-              <w:t>Perhatikan process creation dari web application user, command line yang tidak biasa, shell child process dari application server, dan unexpected outbound behavior.</w:t>
-            </w:r>
-          </w:p>
-        </w:tc>
-      </w:tr>
-    </w:tbl>
-    <w:p>
-      <w:pPr>
-        <w:spacing w:after="20"/>
-      </w:pPr>
-    </w:p>
-    <w:p>
-      <w:pPr>
-        <w:pStyle w:val="Heading1"/>
-      </w:pPr>
-      <w:r>
-        <w:t>7. Path Traversal</w:t>
-      </w:r>
-    </w:p>
-    <w:p>
-      <w:r>
-        <w:rPr>
-          <w:rFonts w:ascii="Liberation Sans" w:hAnsi="Liberation Sans"/>
-          <w:b w:val="0"/>
-        </w:rPr>
-        <w:t>Path traversal muncul ketika user mengontrol sebagian filesystem path dan aplikasi tidak membatasi hasil path resolution ke directory yang memang diizinkan. String filtering ../ saja sering gagal karena encoding/canonicalization dan platform path semantics.</w:t>
-      </w:r>
-    </w:p>
-    <w:p>
-      <w:pPr>
-        <w:pStyle w:val="Heading2"/>
-      </w:pPr>
-      <w:r>
-        <w:t>Hands-on 7.1 — Leave the intended directory</w:t>
-      </w:r>
-    </w:p>
-    <w:p>
-      <w:pPr>
-        <w:spacing w:after="40"/>
-      </w:pPr>
-      <w:r>
-        <w:rPr>
-          <w:b/>
-          <w:color w:val="475569"/>
-        </w:rPr>
-        <w:t>Baseline</w:t>
-      </w:r>
-    </w:p>
-    <w:tbl>
-      <w:tblPr>
-        <w:tblW w:type="auto" w:w="0"/>
-        <w:jc w:val="center"/>
-        <w:tblLook w:firstColumn="1" w:firstRow="1" w:lastColumn="0" w:lastRow="0" w:noHBand="0" w:noVBand="1" w:val="04A0"/>
+        <w:tblLayout w:type="autofit"/>
       </w:tblPr>
       <w:tblGrid>
         <w:gridCol w:w="9968"/>
@@ -2892,7 +2717,160 @@
                 <w:color w:val="F9FAFB"/>
                 <w:sz w:val="15"/>
               </w:rPr>
-              <w:t>http://127.0.0.1:8111/download?file=welcome.txt</w:t>
+              <w:t xml:space="preserve">Payload training: 127.0.0.1;id</w:t>
+            </w:r>
+          </w:p>
+        </w:tc>
+      </w:tr>
+    </w:tbl>
+    <w:p>
+      <w:r>
+        <w:t xml:space="preserve">Kirim via Repeater dan cari output </w:t>
+      </w:r>
+      <w:r>
+        <w:rPr>
+          <w:rFonts w:ascii="Liberation Mono" w:hAnsi="Liberation Mono"/>
+        </w:rPr>
+        <w:t xml:space="preserve">uid</w:t>
+      </w:r>
+      <w:r>
+        <w:t xml:space="preserve">/</w:t>
+      </w:r>
+      <w:r>
+        <w:rPr>
+          <w:rFonts w:ascii="Liberation Mono" w:hAnsi="Liberation Mono"/>
+        </w:rPr>
+        <w:t xml:space="preserve">gid</w:t>
+      </w:r>
+      <w:r>
+        <w:t xml:space="preserve"> container user — bukti bahwa shell separator (</w:t>
+      </w:r>
+      <w:r>
+        <w:rPr>
+          <w:rFonts w:ascii="Liberation Mono" w:hAnsi="Liberation Mono"/>
+        </w:rPr>
+        <w:t xml:space="preserve">;</w:t>
+      </w:r>
+      <w:r>
+        <w:t xml:space="preserve">) mengubah satu nilai menjadi command tambahan.</w:t>
+      </w:r>
+    </w:p>
+    <w:tbl>
+      <w:tblPr>
+        <w:tblW w:type="auto" w:w="0"/>
+        <w:jc w:val="center"/>
+      </w:tblPr>
+      <w:tblGrid>
+        <w:gridCol w:w="9968"/>
+      </w:tblGrid>
+      <w:tr>
+        <w:trPr>
+          <w:cantSplit/>
+        </w:trPr>
+        <w:tc>
+          <w:tcPr>
+            <w:tcW w:type="dxa" w:w="9968"/>
+            <w:shd w:fill="FFFBEB"/>
+            <w:tcMar>
+              <w:top w:w="135" w:type="dxa"/>
+              <w:start w:w="165" w:type="dxa"/>
+              <w:bottom w:w="135" w:type="dxa"/>
+              <w:end w:w="165" w:type="dxa"/>
+            </w:tcMar>
+          </w:tcPr>
+          <w:p>
+            <w:pPr>
+              <w:spacing w:after="60"/>
+            </w:pPr>
+            <w:r>
+              <w:rPr>
+                <w:b/>
+                <w:color w:val="92400E"/>
+                <w:sz w:val="19"/>
+              </w:rPr>
+              <w:t xml:space="preserve">Common mistake.</w:t>
+            </w:r>
+          </w:p>
+          <w:p>
+            <w:pPr>
+              <w:spacing w:after="0"/>
+            </w:pPr>
+            <w:r>
+              <w:t xml:space="preserve">Mencoba "sanitize" semua shell metacharacter biasanya rapuh. Defense utama adalah </w:t>
+            </w:r>
+            <w:r>
+              <w:rPr>
+                <w:b/>
+              </w:rPr>
+              <w:t xml:space="preserve">menghindari shell sama sekali</w:t>
+            </w:r>
+            <w:r>
+              <w:t xml:space="preserve"> dan menggunakan library/API yang sesuai (</w:t>
+            </w:r>
+            <w:r>
+              <w:rPr>
+                <w:rFonts w:ascii="Liberation Mono" w:hAnsi="Liberation Mono"/>
+              </w:rPr>
+              <w:t xml:space="preserve">subprocess</w:t>
+            </w:r>
+            <w:r>
+              <w:t xml:space="preserve"> tanpa </w:t>
+            </w:r>
+            <w:r>
+              <w:rPr>
+                <w:rFonts w:ascii="Liberation Mono" w:hAnsi="Liberation Mono"/>
+              </w:rPr>
+              <w:t xml:space="preserve">shell=True</w:t>
+            </w:r>
+            <w:r>
+              <w:t xml:space="preserve">, argument list eksplisit); kalau proses eksternal wajib, pass executable dan argument secara terstruktur serta validasi allow-list.</w:t>
+            </w:r>
+          </w:p>
+        </w:tc>
+      </w:tr>
+    </w:tbl>
+    <w:tbl>
+      <w:tblPr>
+        <w:tblW w:type="auto" w:w="0"/>
+        <w:jc w:val="center"/>
+      </w:tblPr>
+      <w:tblGrid>
+        <w:gridCol w:w="9968"/>
+      </w:tblGrid>
+      <w:tr>
+        <w:trPr>
+          <w:cantSplit/>
+        </w:trPr>
+        <w:tc>
+          <w:tcPr>
+            <w:tcW w:type="dxa" w:w="9968"/>
+            <w:shd w:fill="F5F3FF"/>
+            <w:tcMar>
+              <w:top w:w="135" w:type="dxa"/>
+              <w:start w:w="165" w:type="dxa"/>
+              <w:bottom w:w="135" w:type="dxa"/>
+              <w:end w:w="165" w:type="dxa"/>
+            </w:tcMar>
+          </w:tcPr>
+          <w:p>
+            <w:pPr>
+              <w:spacing w:after="60"/>
+            </w:pPr>
+            <w:r>
+              <w:rPr>
+                <w:b/>
+                <w:color w:val="6D28D9"/>
+                <w:sz w:val="19"/>
+              </w:rPr>
+              <w:t xml:space="preserve">Blue Team Perspective.</w:t>
+            </w:r>
+          </w:p>
+          <w:p>
+            <w:pPr>
+              <w:spacing w:after="0"/>
+            </w:pPr>
+            <w:r>
+              <w:t xml:space="preserve">Perhatikan process creation dari web application user, command line yang tidak biasa, shell child process dari application server, dan unexpected outbound behavior.</w:t>
             </w:r>
           </w:p>
         </w:tc>
@@ -2900,26 +2878,54 @@
     </w:tbl>
     <w:p>
       <w:pPr>
-        <w:spacing w:after="20"/>
+        <w:pStyle w:val="Heading1"/>
       </w:pPr>
+      <w:r>
+        <w:t xml:space="preserve">7. Path Traversal</w:t>
+      </w:r>
     </w:p>
     <w:p>
-      <w:pPr>
-        <w:spacing w:after="40"/>
-      </w:pPr>
+      <w:r>
+        <w:t xml:space="preserve">Path traversal muncul ketika user mengontrol sebagian filesystem path dan aplikasi tidak membatasi hasil path resolution ke directory yang memang diizinkan. String filtering </w:t>
+      </w:r>
       <w:r>
         <w:rPr>
-          <w:b/>
-          <w:color w:val="475569"/>
+          <w:rFonts w:ascii="Liberation Mono" w:hAnsi="Liberation Mono"/>
         </w:rPr>
-        <w:t>Local container proof</w:t>
+        <w:t xml:space="preserve">../</w:t>
+      </w:r>
+      <w:r>
+        <w:t xml:space="preserve"> saja sering gagal karena encoding/canonicalization dan platform path semantics.</w:t>
+      </w:r>
+    </w:p>
+    <w:p>
+      <w:r>
+        <w:t xml:space="preserve">Endpoint lab </w:t>
+      </w:r>
+      <w:r>
+        <w:rPr>
+          <w:rFonts w:ascii="Liberation Mono" w:hAnsi="Liberation Mono"/>
+        </w:rPr>
+        <w:t xml:space="preserve">/download</w:t>
+      </w:r>
+      <w:r>
+        <w:t xml:space="preserve"> (</w:t>
+      </w:r>
+      <w:r>
+        <w:rPr>
+          <w:rFonts w:ascii="Liberation Mono" w:hAnsi="Liberation Mono"/>
+        </w:rPr>
+        <w:t xml:space="preserve">app.py</w:t>
+      </w:r>
+      <w:r>
+        <w:t xml:space="preserve">):</w:t>
       </w:r>
     </w:p>
     <w:tbl>
       <w:tblPr>
         <w:tblW w:type="auto" w:w="0"/>
         <w:jc w:val="center"/>
-        <w:tblLook w:firstColumn="1" w:firstRow="1" w:lastColumn="0" w:lastRow="0" w:noHBand="0" w:noVBand="1" w:val="04A0"/>
+        <w:tblLayout w:type="autofit"/>
       </w:tblPr>
       <w:tblGrid>
         <w:gridCol w:w="9968"/>
@@ -2949,7 +2955,7 @@
                 <w:color w:val="F9FAFB"/>
                 <w:sz w:val="15"/>
               </w:rPr>
-              <w:t>../../etc/hostname</w:t>
+              <w:t xml:space="preserve">path = Path('/app/files/' + name)   # name berasal langsung dari ?file=</w:t>
             </w:r>
           </w:p>
         </w:tc>
@@ -2957,86 +2963,10 @@
     </w:tbl>
     <w:p>
       <w:pPr>
-        <w:spacing w:after="20"/>
-      </w:pPr>
-    </w:p>
-    <w:p>
-      <w:r>
-        <w:rPr>
-          <w:rFonts w:ascii="Liberation Sans" w:hAnsi="Liberation Sans"/>
-          <w:b w:val="0"/>
-        </w:rPr>
-        <w:t>Tujuan exercise adalah membaca file harmless dari filesystem container di luar /app/files. Jangan mengejar secrets. Bukti cukup menunjukkan boundary directory bisa dilewati.</w:t>
-      </w:r>
-    </w:p>
-    <w:tbl>
-      <w:tblPr>
-        <w:tblW w:type="auto" w:w="0"/>
-        <w:jc w:val="center"/>
-        <w:tblLook w:firstColumn="1" w:firstRow="1" w:lastColumn="0" w:lastRow="0" w:noHBand="0" w:noVBand="1" w:val="04A0"/>
-      </w:tblPr>
-      <w:tblGrid>
-        <w:gridCol w:w="9968"/>
-      </w:tblGrid>
-      <w:tr>
-        <w:trPr>
-          <w:cantSplit/>
-        </w:trPr>
-        <w:tc>
-          <w:tcPr>
-            <w:tcW w:type="dxa" w:w="9968"/>
-            <w:shd w:fill="EFF6FF"/>
-            <w:tcMar>
-              <w:top w:w="135" w:type="dxa"/>
-              <w:start w:w="165" w:type="dxa"/>
-              <w:bottom w:w="135" w:type="dxa"/>
-              <w:end w:w="165" w:type="dxa"/>
-            </w:tcMar>
-          </w:tcPr>
-          <w:p>
-            <w:pPr>
-              <w:spacing w:after="60"/>
-            </w:pPr>
-            <w:r>
-              <w:rPr>
-                <w:b/>
-                <w:color w:val="1D4ED8"/>
-                <w:sz w:val="18"/>
-              </w:rPr>
-              <w:t>Remediation</w:t>
-            </w:r>
-          </w:p>
-          <w:p>
-            <w:pPr>
-              <w:spacing w:after="0" w:line="250" w:lineRule="auto"/>
-            </w:pPr>
-            <w:r>
-              <w:t>Jangan menerima arbitrary path. Map user-visible identifier ke server-side filename, resolve/canonicalize path, lalu verifikasi hasilnya tetap berada di allowed base directory sebelum membuka file.</w:t>
-            </w:r>
-          </w:p>
-        </w:tc>
-      </w:tr>
-    </w:tbl>
-    <w:p>
-      <w:pPr>
-        <w:spacing w:after="20"/>
-      </w:pPr>
-    </w:p>
-    <w:p>
-      <w:pPr>
-        <w:pStyle w:val="Heading1"/>
+        <w:pStyle w:val="Heading2"/>
       </w:pPr>
       <w:r>
-        <w:t>8. File Upload Vulnerabilities</w:t>
-      </w:r>
-    </w:p>
-    <w:p>
-      <w:r>
-        <w:rPr>
-          <w:rFonts w:ascii="Liberation Sans" w:hAnsi="Liberation Sans"/>
-          <w:b w:val="0"/>
-        </w:rPr>
-        <w:t>File upload security bukan sekadar extension. Tester perlu melihat siapa yang boleh upload, filename handling, extension/type/content validation, storage location, permission, size, processing pipeline, dan bagaimana file kemudian disajikan kembali.</w:t>
+        <w:t xml:space="preserve">Hands-on 7.1 — Leave the Intended Directory</w:t>
       </w:r>
     </w:p>
     <w:tbl>
@@ -3044,381 +2974,6 @@
         <w:tblW w:type="auto" w:w="0"/>
         <w:jc w:val="center"/>
         <w:tblLayout w:type="autofit"/>
-        <w:tblLook w:firstColumn="1" w:firstRow="1" w:lastColumn="0" w:lastRow="0" w:noHBand="0" w:noVBand="1" w:val="04A0"/>
-        <w:tblBorders>
-          <w:top w:val="single" w:sz="5" w:space="0" w:color="E5E7EB"/>
-          <w:left w:val="single" w:sz="5" w:space="0" w:color="E5E7EB"/>
-          <w:bottom w:val="single" w:sz="5" w:space="0" w:color="E5E7EB"/>
-          <w:right w:val="single" w:sz="5" w:space="0" w:color="E5E7EB"/>
-          <w:insideH w:val="single" w:sz="5" w:space="0" w:color="E5E7EB"/>
-          <w:insideV w:val="single" w:sz="5" w:space="0" w:color="E5E7EB"/>
-        </w:tblBorders>
-      </w:tblPr>
-      <w:tblGrid>
-        <w:gridCol w:w="4984"/>
-        <w:gridCol w:w="4984"/>
-      </w:tblGrid>
-      <w:tr>
-        <w:tc>
-          <w:tcPr>
-            <w:tcW w:type="dxa" w:w="4984"/>
-            <w:shd w:fill="111827"/>
-            <w:tcMar>
-              <w:top w:w="85" w:type="dxa"/>
-              <w:start w:w="90" w:type="dxa"/>
-              <w:bottom w:w="85" w:type="dxa"/>
-              <w:end w:w="90" w:type="dxa"/>
-            </w:tcMar>
-            <w:vAlign w:val="center"/>
-          </w:tcPr>
-          <w:p>
-            <w:pPr>
-              <w:spacing w:after="0"/>
-            </w:pPr>
-            <w:r>
-              <w:rPr>
-                <w:b/>
-                <w:color w:val="FFFFFF"/>
-                <w:sz w:val="15"/>
-              </w:rPr>
-              <w:t>Kontrol</w:t>
-            </w:r>
-          </w:p>
-        </w:tc>
-        <w:tc>
-          <w:tcPr>
-            <w:tcW w:type="dxa" w:w="4984"/>
-            <w:shd w:fill="111827"/>
-            <w:tcMar>
-              <w:top w:w="85" w:type="dxa"/>
-              <w:start w:w="90" w:type="dxa"/>
-              <w:bottom w:w="85" w:type="dxa"/>
-              <w:end w:w="90" w:type="dxa"/>
-            </w:tcMar>
-            <w:vAlign w:val="center"/>
-          </w:tcPr>
-          <w:p>
-            <w:pPr>
-              <w:spacing w:after="0"/>
-            </w:pPr>
-            <w:r>
-              <w:rPr>
-                <w:b/>
-                <w:color w:val="FFFFFF"/>
-                <w:sz w:val="15"/>
-              </w:rPr>
-              <w:t>Pertanyaan</w:t>
-            </w:r>
-          </w:p>
-        </w:tc>
-      </w:tr>
-      <w:tr>
-        <w:tc>
-          <w:tcPr>
-            <w:tcW w:type="dxa" w:w="4984"/>
-            <w:tcMar>
-              <w:top w:w="68" w:type="dxa"/>
-              <w:start w:w="78" w:type="dxa"/>
-              <w:bottom w:w="68" w:type="dxa"/>
-              <w:end w:w="78" w:type="dxa"/>
-            </w:tcMar>
-          </w:tcPr>
-          <w:p>
-            <w:pPr>
-              <w:spacing w:after="0"/>
-            </w:pPr>
-            <w:r>
-              <w:rPr>
-                <w:sz w:val="14"/>
-              </w:rPr>
-              <w:t>Extension</w:t>
-            </w:r>
-          </w:p>
-        </w:tc>
-        <w:tc>
-          <w:tcPr>
-            <w:tcW w:type="dxa" w:w="4984"/>
-            <w:tcMar>
-              <w:top w:w="68" w:type="dxa"/>
-              <w:start w:w="78" w:type="dxa"/>
-              <w:bottom w:w="68" w:type="dxa"/>
-              <w:end w:w="78" w:type="dxa"/>
-            </w:tcMar>
-          </w:tcPr>
-          <w:p>
-            <w:pPr>
-              <w:spacing w:after="0"/>
-            </w:pPr>
-            <w:r>
-              <w:rPr>
-                <w:sz w:val="14"/>
-              </w:rPr>
-              <w:t>Allow-list atau blacklist? case handling?</w:t>
-            </w:r>
-          </w:p>
-        </w:tc>
-      </w:tr>
-      <w:tr>
-        <w:tc>
-          <w:tcPr>
-            <w:tcW w:type="dxa" w:w="4984"/>
-            <w:tcMar>
-              <w:top w:w="68" w:type="dxa"/>
-              <w:start w:w="78" w:type="dxa"/>
-              <w:bottom w:w="68" w:type="dxa"/>
-              <w:end w:w="78" w:type="dxa"/>
-            </w:tcMar>
-          </w:tcPr>
-          <w:p>
-            <w:pPr>
-              <w:spacing w:after="0"/>
-            </w:pPr>
-            <w:r>
-              <w:rPr>
-                <w:sz w:val="14"/>
-              </w:rPr>
-              <w:t>MIME</w:t>
-            </w:r>
-          </w:p>
-        </w:tc>
-        <w:tc>
-          <w:tcPr>
-            <w:tcW w:type="dxa" w:w="4984"/>
-            <w:tcMar>
-              <w:top w:w="68" w:type="dxa"/>
-              <w:start w:w="78" w:type="dxa"/>
-              <w:bottom w:w="68" w:type="dxa"/>
-              <w:end w:w="78" w:type="dxa"/>
-            </w:tcMar>
-          </w:tcPr>
-          <w:p>
-            <w:pPr>
-              <w:spacing w:after="0"/>
-            </w:pPr>
-            <w:r>
-              <w:rPr>
-                <w:sz w:val="14"/>
-              </w:rPr>
-              <w:t>Apakah server hanya percaya Content-Type user?</w:t>
-            </w:r>
-          </w:p>
-        </w:tc>
-      </w:tr>
-      <w:tr>
-        <w:tc>
-          <w:tcPr>
-            <w:tcW w:type="dxa" w:w="4984"/>
-            <w:tcMar>
-              <w:top w:w="68" w:type="dxa"/>
-              <w:start w:w="78" w:type="dxa"/>
-              <w:bottom w:w="68" w:type="dxa"/>
-              <w:end w:w="78" w:type="dxa"/>
-            </w:tcMar>
-          </w:tcPr>
-          <w:p>
-            <w:pPr>
-              <w:spacing w:after="0"/>
-            </w:pPr>
-            <w:r>
-              <w:rPr>
-                <w:sz w:val="14"/>
-              </w:rPr>
-              <w:t>Filename</w:t>
-            </w:r>
-          </w:p>
-        </w:tc>
-        <w:tc>
-          <w:tcPr>
-            <w:tcW w:type="dxa" w:w="4984"/>
-            <w:tcMar>
-              <w:top w:w="68" w:type="dxa"/>
-              <w:start w:w="78" w:type="dxa"/>
-              <w:bottom w:w="68" w:type="dxa"/>
-              <w:end w:w="78" w:type="dxa"/>
-            </w:tcMar>
-          </w:tcPr>
-          <w:p>
-            <w:pPr>
-              <w:spacing w:after="0"/>
-            </w:pPr>
-            <w:r>
-              <w:rPr>
-                <w:sz w:val="14"/>
-              </w:rPr>
-              <w:t>Direname? collision? traversal chars?</w:t>
-            </w:r>
-          </w:p>
-        </w:tc>
-      </w:tr>
-      <w:tr>
-        <w:tc>
-          <w:tcPr>
-            <w:tcW w:type="dxa" w:w="4984"/>
-            <w:tcMar>
-              <w:top w:w="68" w:type="dxa"/>
-              <w:start w:w="78" w:type="dxa"/>
-              <w:bottom w:w="68" w:type="dxa"/>
-              <w:end w:w="78" w:type="dxa"/>
-            </w:tcMar>
-          </w:tcPr>
-          <w:p>
-            <w:pPr>
-              <w:spacing w:after="0"/>
-            </w:pPr>
-            <w:r>
-              <w:rPr>
-                <w:sz w:val="14"/>
-              </w:rPr>
-              <w:t>Storage</w:t>
-            </w:r>
-          </w:p>
-        </w:tc>
-        <w:tc>
-          <w:tcPr>
-            <w:tcW w:type="dxa" w:w="4984"/>
-            <w:tcMar>
-              <w:top w:w="68" w:type="dxa"/>
-              <w:start w:w="78" w:type="dxa"/>
-              <w:bottom w:w="68" w:type="dxa"/>
-              <w:end w:w="78" w:type="dxa"/>
-            </w:tcMar>
-          </w:tcPr>
-          <w:p>
-            <w:pPr>
-              <w:spacing w:after="0"/>
-            </w:pPr>
-            <w:r>
-              <w:rPr>
-                <w:sz w:val="14"/>
-              </w:rPr>
-              <w:t>Di web root atau storage terpisah?</w:t>
-            </w:r>
-          </w:p>
-        </w:tc>
-      </w:tr>
-      <w:tr>
-        <w:tc>
-          <w:tcPr>
-            <w:tcW w:type="dxa" w:w="4984"/>
-            <w:tcMar>
-              <w:top w:w="68" w:type="dxa"/>
-              <w:start w:w="78" w:type="dxa"/>
-              <w:bottom w:w="68" w:type="dxa"/>
-              <w:end w:w="78" w:type="dxa"/>
-            </w:tcMar>
-          </w:tcPr>
-          <w:p>
-            <w:pPr>
-              <w:spacing w:after="0"/>
-            </w:pPr>
-            <w:r>
-              <w:rPr>
-                <w:sz w:val="14"/>
-              </w:rPr>
-              <w:t>Serving</w:t>
-            </w:r>
-          </w:p>
-        </w:tc>
-        <w:tc>
-          <w:tcPr>
-            <w:tcW w:type="dxa" w:w="4984"/>
-            <w:tcMar>
-              <w:top w:w="68" w:type="dxa"/>
-              <w:start w:w="78" w:type="dxa"/>
-              <w:bottom w:w="68" w:type="dxa"/>
-              <w:end w:w="78" w:type="dxa"/>
-            </w:tcMar>
-          </w:tcPr>
-          <w:p>
-            <w:pPr>
-              <w:spacing w:after="0"/>
-            </w:pPr>
-            <w:r>
-              <w:rPr>
-                <w:sz w:val="14"/>
-              </w:rPr>
-              <w:t>Content-Disposition? MIME sniffing? same-origin?</w:t>
-            </w:r>
-          </w:p>
-        </w:tc>
-      </w:tr>
-      <w:tr>
-        <w:tc>
-          <w:tcPr>
-            <w:tcW w:type="dxa" w:w="4984"/>
-            <w:tcMar>
-              <w:top w:w="68" w:type="dxa"/>
-              <w:start w:w="78" w:type="dxa"/>
-              <w:bottom w:w="68" w:type="dxa"/>
-              <w:end w:w="78" w:type="dxa"/>
-            </w:tcMar>
-          </w:tcPr>
-          <w:p>
-            <w:pPr>
-              <w:spacing w:after="0"/>
-            </w:pPr>
-            <w:r>
-              <w:rPr>
-                <w:sz w:val="14"/>
-              </w:rPr>
-              <w:t>Processing</w:t>
-            </w:r>
-          </w:p>
-        </w:tc>
-        <w:tc>
-          <w:tcPr>
-            <w:tcW w:type="dxa" w:w="4984"/>
-            <w:tcMar>
-              <w:top w:w="68" w:type="dxa"/>
-              <w:start w:w="78" w:type="dxa"/>
-              <w:bottom w:w="68" w:type="dxa"/>
-              <w:end w:w="78" w:type="dxa"/>
-            </w:tcMar>
-          </w:tcPr>
-          <w:p>
-            <w:pPr>
-              <w:spacing w:after="0"/>
-            </w:pPr>
-            <w:r>
-              <w:rPr>
-                <w:sz w:val="14"/>
-              </w:rPr>
-              <w:t>Image parser / archive extractor / document parser?</w:t>
-            </w:r>
-          </w:p>
-        </w:tc>
-      </w:tr>
-    </w:tbl>
-    <w:p>
-      <w:pPr>
-        <w:spacing w:after="20"/>
-      </w:pPr>
-    </w:p>
-    <w:p>
-      <w:pPr>
-        <w:pStyle w:val="Heading2"/>
-      </w:pPr>
-      <w:r>
-        <w:t>Hands-on 8.1 — Harmless HTML upload</w:t>
-      </w:r>
-    </w:p>
-    <w:p>
-      <w:pPr>
-        <w:spacing w:after="40"/>
-      </w:pPr>
-      <w:r>
-        <w:rPr>
-          <w:b/>
-          <w:color w:val="475569"/>
-        </w:rPr>
-        <w:t>Buat file harmless</w:t>
-      </w:r>
-    </w:p>
-    <w:tbl>
-      <w:tblPr>
-        <w:tblW w:type="auto" w:w="0"/>
-        <w:jc w:val="center"/>
-        <w:tblLook w:firstColumn="1" w:firstRow="1" w:lastColumn="0" w:lastRow="0" w:noHBand="0" w:noVBand="1" w:val="04A0"/>
       </w:tblPr>
       <w:tblGrid>
         <w:gridCol w:w="9968"/>
@@ -3448,75 +3003,52 @@
                 <w:color w:val="F9FAFB"/>
                 <w:sz w:val="15"/>
               </w:rPr>
-              <w:t>cat &gt; /tmp/module11-proof.html &lt;&lt;'EOF'</w:t>
+              <w:t xml:space="preserve">Baseline:            http://127.0.0.1:8111/download?file=welcome.txt</w:t>
             </w:r>
-            <w:r>
-              <w:br/>
-            </w:r>
+          </w:p>
+          <w:p>
+            <w:pPr>
+              <w:spacing w:after="0" w:line="240" w:lineRule="auto"/>
+            </w:pPr>
             <w:r>
               <w:rPr>
                 <w:rFonts w:ascii="Liberation Mono" w:hAnsi="Liberation Mono"/>
                 <w:color w:val="F9FAFB"/>
                 <w:sz w:val="15"/>
               </w:rPr>
-              <w:t>&lt;!doctype html&gt;&lt;title&gt;upload proof&lt;/title&gt;</w:t>
-            </w:r>
-            <w:r>
-              <w:br/>
-            </w:r>
-            <w:r>
-              <w:rPr>
-                <w:rFonts w:ascii="Liberation Mono" w:hAnsi="Liberation Mono"/>
-                <w:color w:val="F9FAFB"/>
-                <w:sz w:val="15"/>
-              </w:rPr>
-              <w:t>&lt;h1&gt;Module 11 upload proof&lt;/h1&gt;</w:t>
-            </w:r>
-            <w:r>
-              <w:br/>
-            </w:r>
-            <w:r>
-              <w:rPr>
-                <w:rFonts w:ascii="Liberation Mono" w:hAnsi="Liberation Mono"/>
-                <w:color w:val="F9FAFB"/>
-                <w:sz w:val="15"/>
-              </w:rPr>
-              <w:t>&lt;script&gt;document.body.dataset.executed="yes"&lt;/script&gt;</w:t>
-            </w:r>
-            <w:r>
-              <w:br/>
-            </w:r>
-            <w:r>
-              <w:rPr>
-                <w:rFonts w:ascii="Liberation Mono" w:hAnsi="Liberation Mono"/>
-                <w:color w:val="F9FAFB"/>
-                <w:sz w:val="15"/>
-              </w:rPr>
-              <w:t>EOF</w:t>
+              <w:t xml:space="preserve">Local container proof: ../../etc/hostname</w:t>
             </w:r>
           </w:p>
         </w:tc>
       </w:tr>
     </w:tbl>
     <w:p>
-      <w:pPr>
-        <w:spacing w:after="20"/>
-      </w:pPr>
-    </w:p>
-    <w:p>
+      <w:r>
+        <w:t xml:space="preserve">Tujuan exercise adalah membaca file harmless dari filesystem container di luar </w:t>
+      </w:r>
       <w:r>
         <w:rPr>
-          <w:rFonts w:ascii="Liberation Sans" w:hAnsi="Liberation Sans"/>
-          <w:b w:val="0"/>
+          <w:rFonts w:ascii="Liberation Mono" w:hAnsi="Liberation Mono"/>
         </w:rPr>
-        <w:t>Upload melalui /upload, lalu buka link hasil upload. Observasi bahwa aplikasi menerima HTML dan menyajikannya kembali dari same origin. Ini menunjukkan weak validation/serving policy tanpa perlu web shell.</w:t>
+        <w:t xml:space="preserve">/app/files</w:t>
+      </w:r>
+      <w:r>
+        <w:t xml:space="preserve">. </w:t>
+      </w:r>
+      <w:r>
+        <w:rPr>
+          <w:b/>
+        </w:rPr>
+        <w:t xml:space="preserve">Jangan mengejar secrets</w:t>
+      </w:r>
+      <w:r>
+        <w:t xml:space="preserve"> — bukti cukup menunjukkan boundary directory bisa dilewati.</w:t>
       </w:r>
     </w:p>
     <w:tbl>
       <w:tblPr>
         <w:tblW w:type="auto" w:w="0"/>
         <w:jc w:val="center"/>
-        <w:tblLook w:firstColumn="1" w:firstRow="1" w:lastColumn="0" w:lastRow="0" w:noHBand="0" w:noVBand="1" w:val="04A0"/>
       </w:tblPr>
       <w:tblGrid>
         <w:gridCol w:w="9968"/>
@@ -3528,7 +3060,7 @@
         <w:tc>
           <w:tcPr>
             <w:tcW w:type="dxa" w:w="9968"/>
-            <w:shd w:fill="FEF2F2"/>
+            <w:shd w:fill="ECFDF5"/>
             <w:tcMar>
               <w:top w:w="135" w:type="dxa"/>
               <w:start w:w="165" w:type="dxa"/>
@@ -3543,18 +3075,18 @@
             <w:r>
               <w:rPr>
                 <w:b/>
-                <w:color w:val="991B1B"/>
-                <w:sz w:val="18"/>
+                <w:color w:val="047857"/>
+                <w:sz w:val="19"/>
               </w:rPr>
-              <w:t>PortSwigger extension</w:t>
+              <w:t xml:space="preserve">Remediation.</w:t>
             </w:r>
           </w:p>
           <w:p>
             <w:pPr>
-              <w:spacing w:after="0" w:line="250" w:lineRule="auto"/>
+              <w:spacing w:after="0"/>
             </w:pPr>
             <w:r>
-              <w:t>Untuk belajar server-side executable upload, gunakan hanya Web Security Academy file-upload labs yang memang sengaja vulnerable. Jangan mengupload web shell ke sistem lain.</w:t>
+              <w:t xml:space="preserve">Jangan menerima arbitrary path. Map user-visible identifier ke server-side filename, resolve/canonicalize path, lalu verifikasi hasilnya tetap berada di allowed base directory sebelum membuka file.</w:t>
             </w:r>
           </w:p>
         </w:tc>
@@ -3562,52 +3094,330 @@
     </w:tbl>
     <w:p>
       <w:pPr>
-        <w:spacing w:after="20"/>
+        <w:pStyle w:val="Heading1"/>
       </w:pPr>
+      <w:r>
+        <w:t xml:space="preserve">8. File Upload Vulnerabilities</w:t>
+      </w:r>
+    </w:p>
+    <w:p>
+      <w:r>
+        <w:t xml:space="preserve">File upload security bukan sekadar extension. Tester perlu melihat siapa yang boleh upload, filename handling, extension/type/content validation, storage location, permission, size, processing pipeline, dan bagaimana file kemudian disajikan kembali.</w:t>
+      </w:r>
+    </w:p>
+    <w:p>
+      <w:r>
+        <w:t xml:space="preserve">Endpoint lab </w:t>
+      </w:r>
+      <w:r>
+        <w:rPr>
+          <w:rFonts w:ascii="Liberation Mono" w:hAnsi="Liberation Mono"/>
+        </w:rPr>
+        <w:t xml:space="preserve">/upload</w:t>
+      </w:r>
+      <w:r>
+        <w:t xml:space="preserve"> (</w:t>
+      </w:r>
+      <w:r>
+        <w:rPr>
+          <w:rFonts w:ascii="Liberation Mono" w:hAnsi="Liberation Mono"/>
+        </w:rPr>
+        <w:t xml:space="preserve">app.py</w:t>
+      </w:r>
+      <w:r>
+        <w:t xml:space="preserve">) menyimpan file apa adanya ke directory yang kemudian di-serve same-origin lewat </w:t>
+      </w:r>
+      <w:r>
+        <w:rPr>
+          <w:rFonts w:ascii="Liberation Mono" w:hAnsi="Liberation Mono"/>
+        </w:rPr>
+        <w:t xml:space="preserve">/uploads/&lt;name&gt;</w:t>
+      </w:r>
+      <w:r>
+        <w:t xml:space="preserve">:</w:t>
+      </w:r>
     </w:p>
     <w:tbl>
       <w:tblPr>
         <w:tblW w:type="auto" w:w="0"/>
         <w:jc w:val="center"/>
-        <w:tblLook w:firstColumn="1" w:firstRow="1" w:lastColumn="0" w:lastRow="0" w:noHBand="0" w:noVBand="1" w:val="04A0"/>
+        <w:tblLayout w:type="autofit"/>
+        <w:tblBorders>
+          <w:top w:val="single" w:sz="5" w:space="0" w:color="E5E7EB"/>
+          <w:left w:val="single" w:sz="5" w:space="0" w:color="E5E7EB"/>
+          <w:bottom w:val="single" w:sz="5" w:space="0" w:color="E5E7EB"/>
+          <w:right w:val="single" w:sz="5" w:space="0" w:color="E5E7EB"/>
+          <w:insideH w:val="single" w:sz="5" w:space="0" w:color="E5E7EB"/>
+          <w:insideV w:val="single" w:sz="5" w:space="0" w:color="E5E7EB"/>
+        </w:tblBorders>
       </w:tblPr>
       <w:tblGrid>
-        <w:gridCol w:w="9968"/>
+        <w:gridCol w:w="4984"/>
+        <w:gridCol w:w="4984"/>
       </w:tblGrid>
       <w:tr>
-        <w:trPr>
-          <w:cantSplit/>
-        </w:trPr>
         <w:tc>
           <w:tcPr>
-            <w:tcW w:type="dxa" w:w="9968"/>
-            <w:shd w:fill="EFF6FF"/>
+            <w:tcW w:type="dxa" w:w="4984"/>
+            <w:shd w:fill="111827"/>
             <w:tcMar>
-              <w:top w:w="135" w:type="dxa"/>
-              <w:start w:w="165" w:type="dxa"/>
-              <w:bottom w:w="135" w:type="dxa"/>
-              <w:end w:w="165" w:type="dxa"/>
+              <w:top w:w="85" w:type="dxa"/>
+              <w:start w:w="90" w:type="dxa"/>
+              <w:bottom w:w="85" w:type="dxa"/>
+              <w:end w:w="90" w:type="dxa"/>
+            </w:tcMar>
+            <w:vAlign w:val="center"/>
+          </w:tcPr>
+          <w:p>
+            <w:r>
+              <w:rPr>
+                <w:b/>
+                <w:color w:val="FFFFFF"/>
+                <w:sz w:val="16"/>
+              </w:rPr>
+              <w:t xml:space="preserve">Kontrol</w:t>
+            </w:r>
+          </w:p>
+        </w:tc>
+        <w:tc>
+          <w:tcPr>
+            <w:tcW w:type="dxa" w:w="4984"/>
+            <w:shd w:fill="111827"/>
+            <w:tcMar>
+              <w:top w:w="85" w:type="dxa"/>
+              <w:start w:w="90" w:type="dxa"/>
+              <w:bottom w:w="85" w:type="dxa"/>
+              <w:end w:w="90" w:type="dxa"/>
+            </w:tcMar>
+            <w:vAlign w:val="center"/>
+          </w:tcPr>
+          <w:p>
+            <w:r>
+              <w:rPr>
+                <w:b/>
+                <w:color w:val="FFFFFF"/>
+                <w:sz w:val="16"/>
+              </w:rPr>
+              <w:t xml:space="preserve">Pertanyaan</w:t>
+            </w:r>
+          </w:p>
+        </w:tc>
+      </w:tr>
+      <w:tr>
+        <w:tc>
+          <w:tcPr>
+            <w:tcW w:type="dxa" w:w="4984"/>
+            <w:tcMar>
+              <w:top w:w="85" w:type="dxa"/>
+              <w:start w:w="90" w:type="dxa"/>
+              <w:bottom w:w="85" w:type="dxa"/>
+              <w:end w:w="90" w:type="dxa"/>
             </w:tcMar>
           </w:tcPr>
           <w:p>
-            <w:pPr>
-              <w:spacing w:after="60"/>
-            </w:pPr>
+            <w:r>
+              <w:t xml:space="preserve">Extension</w:t>
+            </w:r>
+          </w:p>
+        </w:tc>
+        <w:tc>
+          <w:tcPr>
+            <w:tcW w:type="dxa" w:w="4984"/>
+            <w:tcMar>
+              <w:top w:w="85" w:type="dxa"/>
+              <w:start w:w="90" w:type="dxa"/>
+              <w:bottom w:w="85" w:type="dxa"/>
+              <w:end w:w="90" w:type="dxa"/>
+            </w:tcMar>
+          </w:tcPr>
+          <w:p>
+            <w:r>
+              <w:t xml:space="preserve">Allow-list atau blacklist? case handling?</w:t>
+            </w:r>
+          </w:p>
+        </w:tc>
+      </w:tr>
+      <w:tr>
+        <w:tc>
+          <w:tcPr>
+            <w:tcW w:type="dxa" w:w="4984"/>
+            <w:tcMar>
+              <w:top w:w="85" w:type="dxa"/>
+              <w:start w:w="90" w:type="dxa"/>
+              <w:bottom w:w="85" w:type="dxa"/>
+              <w:end w:w="90" w:type="dxa"/>
+            </w:tcMar>
+          </w:tcPr>
+          <w:p>
+            <w:r>
+              <w:t xml:space="preserve">MIME</w:t>
+            </w:r>
+          </w:p>
+        </w:tc>
+        <w:tc>
+          <w:tcPr>
+            <w:tcW w:type="dxa" w:w="4984"/>
+            <w:tcMar>
+              <w:top w:w="85" w:type="dxa"/>
+              <w:start w:w="90" w:type="dxa"/>
+              <w:bottom w:w="85" w:type="dxa"/>
+              <w:end w:w="90" w:type="dxa"/>
+            </w:tcMar>
+          </w:tcPr>
+          <w:p>
+            <w:r>
+              <w:t xml:space="preserve">Apakah server hanya percaya </w:t>
+            </w:r>
             <w:r>
               <w:rPr>
-                <w:b/>
-                <w:color w:val="1D4ED8"/>
-                <w:sz w:val="18"/>
+                <w:rFonts w:ascii="Liberation Mono" w:hAnsi="Liberation Mono"/>
               </w:rPr>
-              <w:t>Remediation</w:t>
+              <w:t xml:space="preserve">Content-Type</w:t>
+            </w:r>
+            <w:r>
+              <w:t xml:space="preserve"> dari user?</w:t>
             </w:r>
           </w:p>
+        </w:tc>
+      </w:tr>
+      <w:tr>
+        <w:tc>
+          <w:tcPr>
+            <w:tcW w:type="dxa" w:w="4984"/>
+            <w:tcMar>
+              <w:top w:w="85" w:type="dxa"/>
+              <w:start w:w="90" w:type="dxa"/>
+              <w:bottom w:w="85" w:type="dxa"/>
+              <w:end w:w="90" w:type="dxa"/>
+            </w:tcMar>
+          </w:tcPr>
           <w:p>
-            <w:pPr>
-              <w:spacing w:after="0" w:line="250" w:lineRule="auto"/>
-            </w:pPr>
             <w:r>
-              <w:t>Allow-list extension yang benar-benar dibutuhkan; validasi type/content secara independen; rename file; limit size; simpan di storage terpisah/non-executable; serve dengan safe Content-Type/Content-Disposition; scan/process secara terisolasi.</w:t>
+              <w:t xml:space="preserve">Filename</w:t>
+            </w:r>
+          </w:p>
+        </w:tc>
+        <w:tc>
+          <w:tcPr>
+            <w:tcW w:type="dxa" w:w="4984"/>
+            <w:tcMar>
+              <w:top w:w="85" w:type="dxa"/>
+              <w:start w:w="90" w:type="dxa"/>
+              <w:bottom w:w="85" w:type="dxa"/>
+              <w:end w:w="90" w:type="dxa"/>
+            </w:tcMar>
+          </w:tcPr>
+          <w:p>
+            <w:r>
+              <w:t xml:space="preserve">Direname? collision? traversal chars?</w:t>
+            </w:r>
+          </w:p>
+        </w:tc>
+      </w:tr>
+      <w:tr>
+        <w:tc>
+          <w:tcPr>
+            <w:tcW w:type="dxa" w:w="4984"/>
+            <w:tcMar>
+              <w:top w:w="85" w:type="dxa"/>
+              <w:start w:w="90" w:type="dxa"/>
+              <w:bottom w:w="85" w:type="dxa"/>
+              <w:end w:w="90" w:type="dxa"/>
+            </w:tcMar>
+          </w:tcPr>
+          <w:p>
+            <w:r>
+              <w:t xml:space="preserve">Storage</w:t>
+            </w:r>
+          </w:p>
+        </w:tc>
+        <w:tc>
+          <w:tcPr>
+            <w:tcW w:type="dxa" w:w="4984"/>
+            <w:tcMar>
+              <w:top w:w="85" w:type="dxa"/>
+              <w:start w:w="90" w:type="dxa"/>
+              <w:bottom w:w="85" w:type="dxa"/>
+              <w:end w:w="90" w:type="dxa"/>
+            </w:tcMar>
+          </w:tcPr>
+          <w:p>
+            <w:r>
+              <w:t xml:space="preserve">Di web root atau storage terpisah?</w:t>
+            </w:r>
+          </w:p>
+        </w:tc>
+      </w:tr>
+      <w:tr>
+        <w:tc>
+          <w:tcPr>
+            <w:tcW w:type="dxa" w:w="4984"/>
+            <w:tcMar>
+              <w:top w:w="85" w:type="dxa"/>
+              <w:start w:w="90" w:type="dxa"/>
+              <w:bottom w:w="85" w:type="dxa"/>
+              <w:end w:w="90" w:type="dxa"/>
+            </w:tcMar>
+          </w:tcPr>
+          <w:p>
+            <w:r>
+              <w:t xml:space="preserve">Serving</w:t>
+            </w:r>
+          </w:p>
+        </w:tc>
+        <w:tc>
+          <w:tcPr>
+            <w:tcW w:type="dxa" w:w="4984"/>
+            <w:tcMar>
+              <w:top w:w="85" w:type="dxa"/>
+              <w:start w:w="90" w:type="dxa"/>
+              <w:bottom w:w="85" w:type="dxa"/>
+              <w:end w:w="90" w:type="dxa"/>
+            </w:tcMar>
+          </w:tcPr>
+          <w:p>
+            <w:r>
+              <w:rPr>
+                <w:rFonts w:ascii="Liberation Mono" w:hAnsi="Liberation Mono"/>
+              </w:rPr>
+              <w:t xml:space="preserve">Content-Disposition</w:t>
+            </w:r>
+            <w:r>
+              <w:t xml:space="preserve">? MIME sniffing? same-origin?</w:t>
+            </w:r>
+          </w:p>
+        </w:tc>
+      </w:tr>
+      <w:tr>
+        <w:tc>
+          <w:tcPr>
+            <w:tcW w:type="dxa" w:w="4984"/>
+            <w:tcMar>
+              <w:top w:w="85" w:type="dxa"/>
+              <w:start w:w="90" w:type="dxa"/>
+              <w:bottom w:w="85" w:type="dxa"/>
+              <w:end w:w="90" w:type="dxa"/>
+            </w:tcMar>
+          </w:tcPr>
+          <w:p>
+            <w:r>
+              <w:t xml:space="preserve">Processing</w:t>
+            </w:r>
+          </w:p>
+        </w:tc>
+        <w:tc>
+          <w:tcPr>
+            <w:tcW w:type="dxa" w:w="4984"/>
+            <w:tcMar>
+              <w:top w:w="85" w:type="dxa"/>
+              <w:start w:w="90" w:type="dxa"/>
+              <w:bottom w:w="85" w:type="dxa"/>
+              <w:end w:w="90" w:type="dxa"/>
+            </w:tcMar>
+          </w:tcPr>
+          <w:p>
+            <w:r>
+              <w:t xml:space="preserve">Image parser/archive extractor/document parser?</w:t>
             </w:r>
           </w:p>
         </w:tc>
@@ -3615,96 +3425,17 @@
     </w:tbl>
     <w:p>
       <w:pPr>
-        <w:spacing w:after="20"/>
-      </w:pPr>
-    </w:p>
-    <w:p>
-      <w:r>
-        <w:br w:type="page"/>
-      </w:r>
-    </w:p>
-    <w:p>
-      <w:pPr>
-        <w:pStyle w:val="Heading1"/>
-      </w:pPr>
-      <w:r>
-        <w:t>9. Authentication &amp; Session Integrity</w:t>
-      </w:r>
-    </w:p>
-    <w:p>
-      <w:r>
-        <w:rPr>
-          <w:rFonts w:ascii="Liberation Sans" w:hAnsi="Liberation Sans"/>
-          <w:b w:val="0"/>
-        </w:rPr>
-        <w:t>Authentication membuktikan identity. Session membawa identity itu antar-request. Jika aplikasi mempercayai client-controlled identity state tanpa integrity protection, attacker dapat memalsukan siapa dirinya bahkan tanpa menebak password.</w:t>
-      </w:r>
-    </w:p>
-    <w:p>
-      <w:pPr>
         <w:pStyle w:val="Heading2"/>
       </w:pPr>
       <w:r>
-        <w:t>Hands-on 9.1 — Unsigned identity cookie</w:t>
-      </w:r>
-    </w:p>
-    <w:p>
-      <w:pPr>
-        <w:spacing w:after="40"/>
-      </w:pPr>
-      <w:r>
-        <w:t>1. Login ke /login menggunakan student / student.</w:t>
-      </w:r>
-    </w:p>
-    <w:p>
-      <w:pPr>
-        <w:spacing w:after="40"/>
-      </w:pPr>
-      <w:r>
-        <w:t>2. Capture request ke /profile dan kirim ke Repeater.</w:t>
-      </w:r>
-    </w:p>
-    <w:p>
-      <w:pPr>
-        <w:spacing w:after="40"/>
-      </w:pPr>
-      <w:r>
-        <w:t>3. Baseline Cookie: user=student menghasilkan student profile.</w:t>
-      </w:r>
-    </w:p>
-    <w:p>
-      <w:pPr>
-        <w:spacing w:after="40"/>
-      </w:pPr>
-      <w:r>
-        <w:t>4. Ubah hanya cookie menjadi user=admin.</w:t>
-      </w:r>
-    </w:p>
-    <w:p>
-      <w:pPr>
-        <w:spacing w:after="40"/>
-      </w:pPr>
-      <w:r>
-        <w:t>5. Jika admin profile muncul, dokumentasikan bahwa server mempercayai identity dari unsigned client cookie.</w:t>
-      </w:r>
-    </w:p>
-    <w:p>
-      <w:pPr>
-        <w:spacing w:after="40"/>
-      </w:pPr>
-      <w:r>
-        <w:rPr>
-          <w:b/>
-          <w:color w:val="475569"/>
-        </w:rPr>
-        <w:t>Single-variable test</w:t>
+        <w:t xml:space="preserve">Hands-on 8.1 — Harmless HTML Upload</w:t>
       </w:r>
     </w:p>
     <w:tbl>
       <w:tblPr>
         <w:tblW w:type="auto" w:w="0"/>
         <w:jc w:val="center"/>
-        <w:tblLook w:firstColumn="1" w:firstRow="1" w:lastColumn="0" w:lastRow="0" w:noHBand="0" w:noVBand="1" w:val="04A0"/>
+        <w:tblLayout w:type="autofit"/>
       </w:tblPr>
       <w:tblGrid>
         <w:gridCol w:w="9968"/>
@@ -3734,54 +3465,91 @@
                 <w:color w:val="F9FAFB"/>
                 <w:sz w:val="15"/>
               </w:rPr>
-              <w:t>Cookie: user=student</w:t>
+              <w:t xml:space="preserve">cat &gt; /tmp/module11-proof.html &lt;&lt;'EOF'</w:t>
             </w:r>
-            <w:r>
-              <w:br/>
-            </w:r>
+          </w:p>
+          <w:p>
+            <w:pPr>
+              <w:spacing w:after="0" w:line="240" w:lineRule="auto"/>
+            </w:pPr>
             <w:r>
               <w:rPr>
                 <w:rFonts w:ascii="Liberation Mono" w:hAnsi="Liberation Mono"/>
                 <w:color w:val="F9FAFB"/>
                 <w:sz w:val="15"/>
               </w:rPr>
+              <w:t xml:space="preserve">&lt;!doctype html&gt;&lt;title&gt;upload proof&lt;/title&gt;</w:t>
             </w:r>
-            <w:r>
-              <w:br/>
-            </w:r>
+          </w:p>
+          <w:p>
+            <w:pPr>
+              <w:spacing w:after="0" w:line="240" w:lineRule="auto"/>
+            </w:pPr>
             <w:r>
               <w:rPr>
                 <w:rFonts w:ascii="Liberation Mono" w:hAnsi="Liberation Mono"/>
                 <w:color w:val="F9FAFB"/>
                 <w:sz w:val="15"/>
               </w:rPr>
-              <w:t># ubah menjadi</w:t>
+              <w:t xml:space="preserve">&lt;h1&gt;Module 11 upload proof&lt;/h1&gt;</w:t>
             </w:r>
-            <w:r>
-              <w:br/>
-            </w:r>
+          </w:p>
+          <w:p>
+            <w:pPr>
+              <w:spacing w:after="0" w:line="240" w:lineRule="auto"/>
+            </w:pPr>
             <w:r>
               <w:rPr>
                 <w:rFonts w:ascii="Liberation Mono" w:hAnsi="Liberation Mono"/>
                 <w:color w:val="F9FAFB"/>
                 <w:sz w:val="15"/>
               </w:rPr>
-              <w:t>Cookie: user=admin</w:t>
+              <w:t xml:space="preserve">&lt;script&gt;document.body.dataset.executed="yes"&lt;/script&gt;</w:t>
+            </w:r>
+          </w:p>
+          <w:p>
+            <w:pPr>
+              <w:spacing w:after="0" w:line="240" w:lineRule="auto"/>
+            </w:pPr>
+            <w:r>
+              <w:rPr>
+                <w:rFonts w:ascii="Liberation Mono" w:hAnsi="Liberation Mono"/>
+                <w:color w:val="F9FAFB"/>
+                <w:sz w:val="15"/>
+              </w:rPr>
+              <w:t xml:space="preserve">EOF</w:t>
             </w:r>
           </w:p>
         </w:tc>
       </w:tr>
     </w:tbl>
     <w:p>
-      <w:pPr>
-        <w:spacing w:after="20"/>
-      </w:pPr>
+      <w:r>
+        <w:t xml:space="preserve">Upload lewat </w:t>
+      </w:r>
+      <w:r>
+        <w:rPr>
+          <w:rFonts w:ascii="Liberation Mono" w:hAnsi="Liberation Mono"/>
+        </w:rPr>
+        <w:t xml:space="preserve">/upload</w:t>
+      </w:r>
+      <w:r>
+        <w:t xml:space="preserve">, lalu buka link hasil upload. Observasi bahwa aplikasi menerima HTML dan menyajikannya kembali dari same origin — ini menunjukkan weak validation/serving policy </w:t>
+      </w:r>
+      <w:r>
+        <w:rPr>
+          <w:b/>
+        </w:rPr>
+        <w:t xml:space="preserve">tanpa perlu web shell</w:t>
+      </w:r>
+      <w:r>
+        <w:t xml:space="preserve">.</w:t>
+      </w:r>
     </w:p>
     <w:tbl>
       <w:tblPr>
         <w:tblW w:type="auto" w:w="0"/>
         <w:jc w:val="center"/>
-        <w:tblLook w:firstColumn="1" w:firstRow="1" w:lastColumn="0" w:lastRow="0" w:noHBand="0" w:noVBand="1" w:val="04A0"/>
       </w:tblPr>
       <w:tblGrid>
         <w:gridCol w:w="9968"/>
@@ -3809,17 +3577,91 @@
               <w:rPr>
                 <w:b/>
                 <w:color w:val="1D4ED8"/>
-                <w:sz w:val="18"/>
+                <w:sz w:val="19"/>
               </w:rPr>
-              <w:t>Authentication ≠ Authorization</w:t>
+              <w:t xml:space="preserve">PortSwigger extension.</w:t>
             </w:r>
           </w:p>
           <w:p>
             <w:pPr>
-              <w:spacing w:after="0" w:line="250" w:lineRule="auto"/>
+              <w:spacing w:after="0"/>
             </w:pPr>
             <w:r>
-              <w:t>AuthN menjawab “siapa lo?”, sedangkan AuthZ menjawab “lo boleh melakukan apa terhadap resource ini?”. Keduanya harus divalidasi server-side.</w:t>
+              <w:t xml:space="preserve">Untuk belajar server-side executable upload, gunakan hanya Web Security Academy </w:t>
+            </w:r>
+            <w:r>
+              <w:rPr>
+                <w:i/>
+              </w:rPr>
+              <w:t xml:space="preserve">file-upload</w:t>
+            </w:r>
+            <w:r>
+              <w:t xml:space="preserve"> labs yang memang sengaja vulnerable. Jangan mengupload web shell ke sistem lain.</w:t>
+            </w:r>
+          </w:p>
+        </w:tc>
+      </w:tr>
+    </w:tbl>
+    <w:tbl>
+      <w:tblPr>
+        <w:tblW w:type="auto" w:w="0"/>
+        <w:jc w:val="center"/>
+      </w:tblPr>
+      <w:tblGrid>
+        <w:gridCol w:w="9968"/>
+      </w:tblGrid>
+      <w:tr>
+        <w:trPr>
+          <w:cantSplit/>
+        </w:trPr>
+        <w:tc>
+          <w:tcPr>
+            <w:tcW w:type="dxa" w:w="9968"/>
+            <w:shd w:fill="ECFDF5"/>
+            <w:tcMar>
+              <w:top w:w="135" w:type="dxa"/>
+              <w:start w:w="165" w:type="dxa"/>
+              <w:bottom w:w="135" w:type="dxa"/>
+              <w:end w:w="165" w:type="dxa"/>
+            </w:tcMar>
+          </w:tcPr>
+          <w:p>
+            <w:pPr>
+              <w:spacing w:after="60"/>
+            </w:pPr>
+            <w:r>
+              <w:rPr>
+                <w:b/>
+                <w:color w:val="047857"/>
+                <w:sz w:val="19"/>
+              </w:rPr>
+              <w:t xml:space="preserve">Remediation.</w:t>
+            </w:r>
+          </w:p>
+          <w:p>
+            <w:pPr>
+              <w:spacing w:after="0"/>
+            </w:pPr>
+            <w:r>
+              <w:t xml:space="preserve">Allow-list extension yang benar-benar dibutuhkan; validasi type/content secara independen; rename file; limit size; simpan di storage terpisah/non-executable; serve dengan safe </w:t>
+            </w:r>
+            <w:r>
+              <w:rPr>
+                <w:rFonts w:ascii="Liberation Mono" w:hAnsi="Liberation Mono"/>
+              </w:rPr>
+              <w:t xml:space="preserve">Content-Type</w:t>
+            </w:r>
+            <w:r>
+              <w:t xml:space="preserve">/</w:t>
+            </w:r>
+            <w:r>
+              <w:rPr>
+                <w:rFonts w:ascii="Liberation Mono" w:hAnsi="Liberation Mono"/>
+              </w:rPr>
+              <w:t xml:space="preserve">Content-Disposition</w:t>
+            </w:r>
+            <w:r>
+              <w:t xml:space="preserve">; scan/process secara terisolasi.</w:t>
             </w:r>
           </w:p>
         </w:tc>
@@ -3827,14 +3669,350 @@
     </w:tbl>
     <w:p>
       <w:pPr>
-        <w:spacing w:after="20"/>
+        <w:pStyle w:val="Heading1"/>
       </w:pPr>
+      <w:r>
+        <w:t xml:space="preserve">9. Authentication &amp; Session Integrity</w:t>
+      </w:r>
+    </w:p>
+    <w:p>
+      <w:r>
+        <w:t xml:space="preserve">Authentication membuktikan identity. Session membawa identity itu antar-request. Kalau aplikasi mempercayai client-controlled identity state </w:t>
+      </w:r>
+      <w:r>
+        <w:rPr>
+          <w:b/>
+        </w:rPr>
+        <w:t xml:space="preserve">tanpa integrity protection</w:t>
+      </w:r>
+      <w:r>
+        <w:t xml:space="preserve">, attacker dapat memalsukan siapa dirinya bahkan tanpa menebak password.</w:t>
+      </w:r>
+    </w:p>
+    <w:p>
+      <w:r>
+        <w:t xml:space="preserve">Endpoint lab </w:t>
+      </w:r>
+      <w:r>
+        <w:rPr>
+          <w:rFonts w:ascii="Liberation Mono" w:hAnsi="Liberation Mono"/>
+        </w:rPr>
+        <w:t xml:space="preserve">/login</w:t>
+      </w:r>
+      <w:r>
+        <w:t xml:space="preserve"> → </w:t>
+      </w:r>
+      <w:r>
+        <w:rPr>
+          <w:rFonts w:ascii="Liberation Mono" w:hAnsi="Liberation Mono"/>
+        </w:rPr>
+        <w:t xml:space="preserve">/profile</w:t>
+      </w:r>
+      <w:r>
+        <w:t xml:space="preserve"> (</w:t>
+      </w:r>
+      <w:r>
+        <w:rPr>
+          <w:rFonts w:ascii="Liberation Mono" w:hAnsi="Liberation Mono"/>
+        </w:rPr>
+        <w:t xml:space="preserve">app.py</w:t>
+      </w:r>
+      <w:r>
+        <w:t xml:space="preserve">) memercayai cookie </w:t>
+      </w:r>
+      <w:r>
+        <w:rPr>
+          <w:rFonts w:ascii="Liberation Mono" w:hAnsi="Liberation Mono"/>
+        </w:rPr>
+        <w:t xml:space="preserve">user=</w:t>
+      </w:r>
+      <w:r>
+        <w:t xml:space="preserve"> mentah tanpa signature:</w:t>
+      </w:r>
     </w:p>
     <w:tbl>
       <w:tblPr>
         <w:tblW w:type="auto" w:w="0"/>
         <w:jc w:val="center"/>
-        <w:tblLook w:firstColumn="1" w:firstRow="1" w:lastColumn="0" w:lastRow="0" w:noHBand="0" w:noVBand="1" w:val="04A0"/>
+        <w:tblLayout w:type="autofit"/>
+      </w:tblPr>
+      <w:tblGrid>
+        <w:gridCol w:w="9968"/>
+      </w:tblGrid>
+      <w:tr>
+        <w:trPr>
+          <w:cantSplit/>
+        </w:trPr>
+        <w:tc>
+          <w:tcPr>
+            <w:tcW w:type="dxa" w:w="9968"/>
+            <w:shd w:fill="111827"/>
+            <w:tcMar>
+              <w:top w:w="125" w:type="dxa"/>
+              <w:start w:w="155" w:type="dxa"/>
+              <w:bottom w:w="125" w:type="dxa"/>
+              <w:end w:w="155" w:type="dxa"/>
+            </w:tcMar>
+          </w:tcPr>
+          <w:p>
+            <w:pPr>
+              <w:spacing w:after="0" w:line="240" w:lineRule="auto"/>
+            </w:pPr>
+            <w:r>
+              <w:rPr>
+                <w:rFonts w:ascii="Liberation Mono" w:hAnsi="Liberation Mono"/>
+                <w:color w:val="F9FAFB"/>
+                <w:sz w:val="15"/>
+              </w:rPr>
+              <w:t xml:space="preserve">r.set_cookie('user', 'student', httponly=True, samesite='Lax')   # tidak signed</w:t>
+            </w:r>
+          </w:p>
+          <w:p>
+            <w:pPr>
+              <w:spacing w:after="0" w:line="240" w:lineRule="auto"/>
+            </w:pPr>
+            <w:r>
+              <w:rPr>
+                <w:rFonts w:ascii="Liberation Mono" w:hAnsi="Liberation Mono"/>
+                <w:color w:val="F9FAFB"/>
+                <w:sz w:val="15"/>
+              </w:rPr>
+              <w:t xml:space="preserve">...</w:t>
+            </w:r>
+          </w:p>
+          <w:p>
+            <w:pPr>
+              <w:spacing w:after="0" w:line="240" w:lineRule="auto"/>
+            </w:pPr>
+            <w:r>
+              <w:rPr>
+                <w:rFonts w:ascii="Liberation Mono" w:hAnsi="Liberation Mono"/>
+                <w:color w:val="F9FAFB"/>
+                <w:sz w:val="15"/>
+              </w:rPr>
+              <w:t xml:space="preserve">user = request.cookies.get('user','guest')</w:t>
+            </w:r>
+          </w:p>
+          <w:p>
+            <w:pPr>
+              <w:spacing w:after="0" w:line="240" w:lineRule="auto"/>
+            </w:pPr>
+            <w:r>
+              <w:rPr>
+                <w:rFonts w:ascii="Liberation Mono" w:hAnsi="Liberation Mono"/>
+                <w:color w:val="F9FAFB"/>
+                <w:sz w:val="15"/>
+              </w:rPr>
+              <w:t xml:space="preserve">if user == 'admin': return '&lt;h2&gt;Admin profile&lt;/h2&gt;...'</w:t>
+            </w:r>
+          </w:p>
+        </w:tc>
+      </w:tr>
+    </w:tbl>
+    <w:p>
+      <w:pPr>
+        <w:pStyle w:val="Heading2"/>
+      </w:pPr>
+      <w:r>
+        <w:t xml:space="preserve">Hands-on 9.1 — Unsigned Identity Cookie</w:t>
+      </w:r>
+    </w:p>
+    <w:p>
+      <w:pPr>
+        <w:numPr>
+          <w:numId w:val="1"/>
+        </w:numPr>
+      </w:pPr>
+      <w:r>
+        <w:t xml:space="preserve">Login ke </w:t>
+      </w:r>
+      <w:r>
+        <w:rPr>
+          <w:rFonts w:ascii="Liberation Mono" w:hAnsi="Liberation Mono"/>
+        </w:rPr>
+        <w:t xml:space="preserve">/login</w:t>
+      </w:r>
+      <w:r>
+        <w:t xml:space="preserve"> menggunakan </w:t>
+      </w:r>
+      <w:r>
+        <w:rPr>
+          <w:rFonts w:ascii="Liberation Mono" w:hAnsi="Liberation Mono"/>
+        </w:rPr>
+        <w:t xml:space="preserve">student</w:t>
+      </w:r>
+      <w:r>
+        <w:t xml:space="preserve"> / </w:t>
+      </w:r>
+      <w:r>
+        <w:rPr>
+          <w:rFonts w:ascii="Liberation Mono" w:hAnsi="Liberation Mono"/>
+        </w:rPr>
+        <w:t xml:space="preserve">student</w:t>
+      </w:r>
+      <w:r>
+        <w:t xml:space="preserve">.</w:t>
+      </w:r>
+    </w:p>
+    <w:p>
+      <w:pPr>
+        <w:numPr>
+          <w:numId w:val="1"/>
+        </w:numPr>
+      </w:pPr>
+      <w:r>
+        <w:t xml:space="preserve">Capture request ke </w:t>
+      </w:r>
+      <w:r>
+        <w:rPr>
+          <w:rFonts w:ascii="Liberation Mono" w:hAnsi="Liberation Mono"/>
+        </w:rPr>
+        <w:t xml:space="preserve">/profile</w:t>
+      </w:r>
+      <w:r>
+        <w:t xml:space="preserve"> dan kirim ke Repeater.</w:t>
+      </w:r>
+    </w:p>
+    <w:p>
+      <w:pPr>
+        <w:numPr>
+          <w:numId w:val="1"/>
+        </w:numPr>
+      </w:pPr>
+      <w:r>
+        <w:t xml:space="preserve">Baseline </w:t>
+      </w:r>
+      <w:r>
+        <w:rPr>
+          <w:rFonts w:ascii="Liberation Mono" w:hAnsi="Liberation Mono"/>
+        </w:rPr>
+        <w:t xml:space="preserve">Cookie: user=student</w:t>
+      </w:r>
+      <w:r>
+        <w:t xml:space="preserve"> menghasilkan student profile.</w:t>
+      </w:r>
+    </w:p>
+    <w:p>
+      <w:pPr>
+        <w:numPr>
+          <w:numId w:val="1"/>
+        </w:numPr>
+      </w:pPr>
+      <w:r>
+        <w:t xml:space="preserve">Ubah </w:t>
+      </w:r>
+      <w:r>
+        <w:rPr>
+          <w:b/>
+        </w:rPr>
+        <w:t xml:space="preserve">hanya</w:t>
+      </w:r>
+      <w:r>
+        <w:t xml:space="preserve"> cookie menjadi </w:t>
+      </w:r>
+      <w:r>
+        <w:rPr>
+          <w:rFonts w:ascii="Liberation Mono" w:hAnsi="Liberation Mono"/>
+        </w:rPr>
+        <w:t xml:space="preserve">user=admin</w:t>
+      </w:r>
+      <w:r>
+        <w:t xml:space="preserve">.</w:t>
+      </w:r>
+    </w:p>
+    <w:p>
+      <w:pPr>
+        <w:numPr>
+          <w:numId w:val="1"/>
+        </w:numPr>
+      </w:pPr>
+      <w:r>
+        <w:t xml:space="preserve">Kalau admin profile muncul, dokumentasikan bahwa server mempercayai identity dari unsigned client cookie.</w:t>
+      </w:r>
+    </w:p>
+    <w:tbl>
+      <w:tblPr>
+        <w:tblW w:type="auto" w:w="0"/>
+        <w:jc w:val="center"/>
+        <w:tblLayout w:type="autofit"/>
+      </w:tblPr>
+      <w:tblGrid>
+        <w:gridCol w:w="9968"/>
+      </w:tblGrid>
+      <w:tr>
+        <w:trPr>
+          <w:cantSplit/>
+        </w:trPr>
+        <w:tc>
+          <w:tcPr>
+            <w:tcW w:type="dxa" w:w="9968"/>
+            <w:shd w:fill="111827"/>
+            <w:tcMar>
+              <w:top w:w="125" w:type="dxa"/>
+              <w:start w:w="155" w:type="dxa"/>
+              <w:bottom w:w="125" w:type="dxa"/>
+              <w:end w:w="155" w:type="dxa"/>
+            </w:tcMar>
+          </w:tcPr>
+          <w:p>
+            <w:pPr>
+              <w:spacing w:after="0" w:line="240" w:lineRule="auto"/>
+            </w:pPr>
+            <w:r>
+              <w:rPr>
+                <w:rFonts w:ascii="Liberation Mono" w:hAnsi="Liberation Mono"/>
+                <w:color w:val="F9FAFB"/>
+                <w:sz w:val="15"/>
+              </w:rPr>
+              <w:t xml:space="preserve">Single-variable test:</w:t>
+            </w:r>
+          </w:p>
+          <w:p>
+            <w:pPr>
+              <w:spacing w:after="0" w:line="240" w:lineRule="auto"/>
+            </w:pPr>
+            <w:r>
+              <w:rPr>
+                <w:rFonts w:ascii="Liberation Mono" w:hAnsi="Liberation Mono"/>
+                <w:color w:val="F9FAFB"/>
+                <w:sz w:val="15"/>
+              </w:rPr>
+              <w:t xml:space="preserve">Cookie: user=student</w:t>
+            </w:r>
+          </w:p>
+          <w:p>
+            <w:pPr>
+              <w:spacing w:after="0" w:line="240" w:lineRule="auto"/>
+            </w:pPr>
+            <w:r>
+              <w:rPr>
+                <w:rFonts w:ascii="Liberation Mono" w:hAnsi="Liberation Mono"/>
+                <w:color w:val="F9FAFB"/>
+                <w:sz w:val="15"/>
+              </w:rPr>
+              <w:t xml:space="preserve"># ubah menjadi</w:t>
+            </w:r>
+          </w:p>
+          <w:p>
+            <w:pPr>
+              <w:spacing w:after="0" w:line="240" w:lineRule="auto"/>
+            </w:pPr>
+            <w:r>
+              <w:rPr>
+                <w:rFonts w:ascii="Liberation Mono" w:hAnsi="Liberation Mono"/>
+                <w:color w:val="F9FAFB"/>
+                <w:sz w:val="15"/>
+              </w:rPr>
+              <w:t xml:space="preserve">Cookie: user=admin</w:t>
+            </w:r>
+          </w:p>
+        </w:tc>
+      </w:tr>
+    </w:tbl>
+    <w:tbl>
+      <w:tblPr>
+        <w:tblW w:type="auto" w:w="0"/>
+        <w:jc w:val="center"/>
       </w:tblPr>
       <w:tblGrid>
         <w:gridCol w:w="9968"/>
@@ -3862,17 +4040,91 @@
               <w:rPr>
                 <w:b/>
                 <w:color w:val="1D4ED8"/>
-                <w:sz w:val="18"/>
+                <w:sz w:val="19"/>
               </w:rPr>
-              <w:t>Remediation</w:t>
+              <w:t xml:space="preserve">Authentication ≠ Authorization.</w:t>
             </w:r>
           </w:p>
           <w:p>
             <w:pPr>
-              <w:spacing w:after="0" w:line="250" w:lineRule="auto"/>
+              <w:spacing w:after="0"/>
             </w:pPr>
             <w:r>
-              <w:t>Gunakan framework session mechanism yang cryptographically protected / server-side; rotate session after authentication; cookie Secure/HttpOnly/SameSite sesuai konteks; jangan jadikan user-controlled field sebagai proof of identity.</w:t>
+              <w:t xml:space="preserve">AuthN menjawab "siapa lo?", AuthZ menjawab "lo boleh melakukan apa terhadap resource ini?". Keduanya harus divalidasi server-side.</w:t>
+            </w:r>
+          </w:p>
+        </w:tc>
+      </w:tr>
+    </w:tbl>
+    <w:tbl>
+      <w:tblPr>
+        <w:tblW w:type="auto" w:w="0"/>
+        <w:jc w:val="center"/>
+      </w:tblPr>
+      <w:tblGrid>
+        <w:gridCol w:w="9968"/>
+      </w:tblGrid>
+      <w:tr>
+        <w:trPr>
+          <w:cantSplit/>
+        </w:trPr>
+        <w:tc>
+          <w:tcPr>
+            <w:tcW w:type="dxa" w:w="9968"/>
+            <w:shd w:fill="ECFDF5"/>
+            <w:tcMar>
+              <w:top w:w="135" w:type="dxa"/>
+              <w:start w:w="165" w:type="dxa"/>
+              <w:bottom w:w="135" w:type="dxa"/>
+              <w:end w:w="165" w:type="dxa"/>
+            </w:tcMar>
+          </w:tcPr>
+          <w:p>
+            <w:pPr>
+              <w:spacing w:after="60"/>
+            </w:pPr>
+            <w:r>
+              <w:rPr>
+                <w:b/>
+                <w:color w:val="047857"/>
+                <w:sz w:val="19"/>
+              </w:rPr>
+              <w:t xml:space="preserve">Remediation.</w:t>
+            </w:r>
+          </w:p>
+          <w:p>
+            <w:pPr>
+              <w:spacing w:after="0"/>
+            </w:pPr>
+            <w:r>
+              <w:t xml:space="preserve">Gunakan framework session mechanism yang cryptographically protected/server-side; rotate session setelah authentication; cookie </w:t>
+            </w:r>
+            <w:r>
+              <w:rPr>
+                <w:rFonts w:ascii="Liberation Mono" w:hAnsi="Liberation Mono"/>
+              </w:rPr>
+              <w:t xml:space="preserve">Secure</w:t>
+            </w:r>
+            <w:r>
+              <w:t xml:space="preserve">/</w:t>
+            </w:r>
+            <w:r>
+              <w:rPr>
+                <w:rFonts w:ascii="Liberation Mono" w:hAnsi="Liberation Mono"/>
+              </w:rPr>
+              <w:t xml:space="preserve">HttpOnly</w:t>
+            </w:r>
+            <w:r>
+              <w:t xml:space="preserve">/</w:t>
+            </w:r>
+            <w:r>
+              <w:rPr>
+                <w:rFonts w:ascii="Liberation Mono" w:hAnsi="Liberation Mono"/>
+              </w:rPr>
+              <w:t xml:space="preserve">SameSite</w:t>
+            </w:r>
+            <w:r>
+              <w:t xml:space="preserve"> sesuai konteks; jangan jadikan user-controlled field sebagai proof of identity.</w:t>
             </w:r>
           </w:p>
         </w:tc>
@@ -3880,24 +4132,10 @@
     </w:tbl>
     <w:p>
       <w:pPr>
-        <w:spacing w:after="20"/>
-      </w:pPr>
-    </w:p>
-    <w:p>
-      <w:pPr>
         <w:pStyle w:val="Heading1"/>
       </w:pPr>
       <w:r>
-        <w:t>10. Access Control &amp; IDOR</w:t>
-      </w:r>
-    </w:p>
-    <w:p>
-      <w:r>
-        <w:rPr>
-          <w:rFonts w:ascii="Liberation Sans" w:hAnsi="Liberation Sans"/>
-          <w:b w:val="0"/>
-        </w:rPr>
-        <w:t>IDOR adalah salah satu bentuk access-control failure. Object identifier boleh saja predictable; yang wajib adalah server melakukan authorization untuk setiap object/action berdasarkan authenticated identity dan policy.</w:t>
+        <w:t xml:space="preserve">10. Access Control &amp; IDOR</w:t>
       </w:r>
     </w:p>
     <w:p>
@@ -3955,30 +4193,47 @@
       </w:r>
     </w:p>
     <w:p>
-      <w:pPr>
-        <w:pStyle w:val="Heading2"/>
-      </w:pPr>
       <w:r>
-        <w:t>Hands-on 10.1 — Horizontal object access</w:t>
+        <w:t xml:space="preserve">IDOR adalah salah satu bentuk access-control failure. Object identifier boleh saja predictable — yang wajib adalah server melakukan authorization untuk setiap object/action berdasarkan authenticated identity dan policy.</w:t>
       </w:r>
     </w:p>
     <w:p>
-      <w:pPr>
-        <w:spacing w:after="40"/>
-      </w:pPr>
+      <w:r>
+        <w:t xml:space="preserve">Endpoint lab </w:t>
+      </w:r>
       <w:r>
         <w:rPr>
-          <w:b/>
-          <w:color w:val="475569"/>
+          <w:rFonts w:ascii="Liberation Mono" w:hAnsi="Liberation Mono"/>
         </w:rPr>
-        <w:t>Baseline object</w:t>
+        <w:t xml:space="preserve">/api/profile</w:t>
+      </w:r>
+      <w:r>
+        <w:t xml:space="preserve"> (</w:t>
+      </w:r>
+      <w:r>
+        <w:rPr>
+          <w:rFonts w:ascii="Liberation Mono" w:hAnsi="Liberation Mono"/>
+        </w:rPr>
+        <w:t xml:space="preserve">app.py</w:t>
+      </w:r>
+      <w:r>
+        <w:t xml:space="preserve">) mengambil </w:t>
+      </w:r>
+      <w:r>
+        <w:rPr>
+          <w:rFonts w:ascii="Liberation Mono" w:hAnsi="Liberation Mono"/>
+        </w:rPr>
+        <w:t xml:space="preserve">id</w:t>
+      </w:r>
+      <w:r>
+        <w:t xml:space="preserve"> dari query string tanpa cek siapa yang bertanya:</w:t>
       </w:r>
     </w:p>
     <w:tbl>
       <w:tblPr>
         <w:tblW w:type="auto" w:w="0"/>
         <w:jc w:val="center"/>
-        <w:tblLook w:firstColumn="1" w:firstRow="1" w:lastColumn="0" w:lastRow="0" w:noHBand="0" w:noVBand="1" w:val="04A0"/>
+        <w:tblLayout w:type="autofit"/>
       </w:tblPr>
       <w:tblGrid>
         <w:gridCol w:w="9968"/>
@@ -4008,18 +4263,33 @@
                 <w:color w:val="F9FAFB"/>
                 <w:sz w:val="15"/>
               </w:rPr>
-              <w:t>GET /api/profile?id=1 HTTP/1.1</w:t>
+              <w:t xml:space="preserve">user_id = request.args.get('id','1')</w:t>
             </w:r>
-            <w:r>
-              <w:br/>
-            </w:r>
+          </w:p>
+          <w:p>
+            <w:pPr>
+              <w:spacing w:after="0" w:line="240" w:lineRule="auto"/>
+            </w:pPr>
             <w:r>
               <w:rPr>
                 <w:rFonts w:ascii="Liberation Mono" w:hAnsi="Liberation Mono"/>
                 <w:color w:val="F9FAFB"/>
                 <w:sz w:val="15"/>
               </w:rPr>
-              <w:t>Host: 127.0.0.1:8111</w:t>
+              <w:t xml:space="preserve">row = con.execute('SELECT id,username,role,bio FROM users WHERE id=?',(user_id,)).fetchone()</w:t>
+            </w:r>
+          </w:p>
+          <w:p>
+            <w:pPr>
+              <w:spacing w:after="0" w:line="240" w:lineRule="auto"/>
+            </w:pPr>
+            <w:r>
+              <w:rPr>
+                <w:rFonts w:ascii="Liberation Mono" w:hAnsi="Liberation Mono"/>
+                <w:color w:val="F9FAFB"/>
+                <w:sz w:val="15"/>
+              </w:rPr>
+              <w:t xml:space="preserve"># Intentionally missing object-level authorization check.</w:t>
             </w:r>
           </w:p>
         </w:tc>
@@ -4027,26 +4297,17 @@
     </w:tbl>
     <w:p>
       <w:pPr>
-        <w:spacing w:after="20"/>
-      </w:pPr>
-    </w:p>
-    <w:p>
-      <w:pPr>
-        <w:spacing w:after="40"/>
+        <w:pStyle w:val="Heading2"/>
       </w:pPr>
       <w:r>
-        <w:rPr>
-          <w:b/>
-          <w:color w:val="475569"/>
-        </w:rPr>
-        <w:t>Change one object identifier</w:t>
+        <w:t xml:space="preserve">Hands-on 10.1 — Horizontal Object Access</w:t>
       </w:r>
     </w:p>
     <w:tbl>
       <w:tblPr>
         <w:tblW w:type="auto" w:w="0"/>
         <w:jc w:val="center"/>
-        <w:tblLook w:firstColumn="1" w:firstRow="1" w:lastColumn="0" w:lastRow="0" w:noHBand="0" w:noVBand="1" w:val="04A0"/>
+        <w:tblLayout w:type="autofit"/>
       </w:tblPr>
       <w:tblGrid>
         <w:gridCol w:w="9968"/>
@@ -4076,42 +4337,117 @@
                 <w:color w:val="F9FAFB"/>
                 <w:sz w:val="15"/>
               </w:rPr>
-              <w:t>GET /api/profile?id=2 HTTP/1.1</w:t>
+              <w:t xml:space="preserve"># Baseline object</w:t>
             </w:r>
-            <w:r>
-              <w:br/>
-            </w:r>
+          </w:p>
+          <w:p>
+            <w:pPr>
+              <w:spacing w:after="0" w:line="240" w:lineRule="auto"/>
+            </w:pPr>
             <w:r>
               <w:rPr>
                 <w:rFonts w:ascii="Liberation Mono" w:hAnsi="Liberation Mono"/>
                 <w:color w:val="F9FAFB"/>
                 <w:sz w:val="15"/>
               </w:rPr>
-              <w:t>Host: 127.0.0.1:8111</w:t>
+              <w:t xml:space="preserve">GET /api/profile?id=1 HTTP/1.1</w:t>
+            </w:r>
+          </w:p>
+          <w:p>
+            <w:pPr>
+              <w:spacing w:after="0" w:line="240" w:lineRule="auto"/>
+            </w:pPr>
+            <w:r>
+              <w:rPr>
+                <w:rFonts w:ascii="Liberation Mono" w:hAnsi="Liberation Mono"/>
+                <w:color w:val="F9FAFB"/>
+                <w:sz w:val="15"/>
+              </w:rPr>
+              <w:t xml:space="preserve">Host: 127.0.0.1:8111</w:t>
+            </w:r>
+          </w:p>
+          <w:p>
+            <w:pPr>
+              <w:spacing w:after="0" w:line="240" w:lineRule="auto"/>
+            </w:pPr>
+            <w:r>
+              <w:rPr>
+                <w:rFonts w:ascii="Liberation Mono" w:hAnsi="Liberation Mono"/>
+                <w:color w:val="F9FAFB"/>
+                <w:sz w:val="15"/>
+              </w:rPr>
+              <w:t xml:space="preserve"> </w:t>
+            </w:r>
+          </w:p>
+          <w:p>
+            <w:pPr>
+              <w:spacing w:after="0" w:line="240" w:lineRule="auto"/>
+            </w:pPr>
+            <w:r>
+              <w:rPr>
+                <w:rFonts w:ascii="Liberation Mono" w:hAnsi="Liberation Mono"/>
+                <w:color w:val="F9FAFB"/>
+                <w:sz w:val="15"/>
+              </w:rPr>
+              <w:t xml:space="preserve"># Change one object identifier</w:t>
+            </w:r>
+          </w:p>
+          <w:p>
+            <w:pPr>
+              <w:spacing w:after="0" w:line="240" w:lineRule="auto"/>
+            </w:pPr>
+            <w:r>
+              <w:rPr>
+                <w:rFonts w:ascii="Liberation Mono" w:hAnsi="Liberation Mono"/>
+                <w:color w:val="F9FAFB"/>
+                <w:sz w:val="15"/>
+              </w:rPr>
+              <w:t xml:space="preserve">GET /api/profile?id=2 HTTP/1.1</w:t>
+            </w:r>
+          </w:p>
+          <w:p>
+            <w:pPr>
+              <w:spacing w:after="0" w:line="240" w:lineRule="auto"/>
+            </w:pPr>
+            <w:r>
+              <w:rPr>
+                <w:rFonts w:ascii="Liberation Mono" w:hAnsi="Liberation Mono"/>
+                <w:color w:val="F9FAFB"/>
+                <w:sz w:val="15"/>
+              </w:rPr>
+              <w:t xml:space="preserve">Host: 127.0.0.1:8111</w:t>
             </w:r>
           </w:p>
         </w:tc>
       </w:tr>
     </w:tbl>
     <w:p>
-      <w:pPr>
-        <w:spacing w:after="20"/>
-      </w:pPr>
-    </w:p>
-    <w:p>
+      <w:r>
+        <w:t xml:space="preserve">Bandingkan response. Kalau request "user biasa" bisa membaca object milik admin hanya dengan mengganti </w:t>
+      </w:r>
       <w:r>
         <w:rPr>
-          <w:rFonts w:ascii="Liberation Sans" w:hAnsi="Liberation Sans"/>
-          <w:b w:val="0"/>
+          <w:rFonts w:ascii="Liberation Mono" w:hAnsi="Liberation Mono"/>
         </w:rPr>
-        <w:t>Bandingkan response. Jika request user biasa dapat membaca object milik admin hanya dengan mengganti id, itu bukti broken object-level authorization. Jangan menganggap random UUID sebagai authorization control; UUID hanya membuat identifier lebih sulit ditebak.</w:t>
+        <w:t xml:space="preserve">id</w:t>
+      </w:r>
+      <w:r>
+        <w:t xml:space="preserve">, itu bukti </w:t>
+      </w:r>
+      <w:r>
+        <w:rPr>
+          <w:b/>
+        </w:rPr>
+        <w:t xml:space="preserve">broken object-level authorization</w:t>
+      </w:r>
+      <w:r>
+        <w:t xml:space="preserve">. Jangan menganggap random UUID sebagai authorization control — UUID hanya membuat identifier lebih sulit ditebak.</w:t>
       </w:r>
     </w:p>
     <w:tbl>
       <w:tblPr>
         <w:tblW w:type="auto" w:w="0"/>
         <w:jc w:val="center"/>
-        <w:tblLook w:firstColumn="1" w:firstRow="1" w:lastColumn="0" w:lastRow="0" w:noHBand="0" w:noVBand="1" w:val="04A0"/>
       </w:tblPr>
       <w:tblGrid>
         <w:gridCol w:w="9968"/>
@@ -4123,7 +4459,7 @@
         <w:tc>
           <w:tcPr>
             <w:tcW w:type="dxa" w:w="9968"/>
-            <w:shd w:fill="EFF6FF"/>
+            <w:shd w:fill="ECFDF5"/>
             <w:tcMar>
               <w:top w:w="135" w:type="dxa"/>
               <w:start w:w="165" w:type="dxa"/>
@@ -4138,18 +4474,18 @@
             <w:r>
               <w:rPr>
                 <w:b/>
-                <w:color w:val="1D4ED8"/>
-                <w:sz w:val="18"/>
+                <w:color w:val="047857"/>
+                <w:sz w:val="19"/>
               </w:rPr>
-              <w:t>Remediation</w:t>
+              <w:t xml:space="preserve">Remediation.</w:t>
             </w:r>
           </w:p>
           <w:p>
             <w:pPr>
-              <w:spacing w:after="0" w:line="250" w:lineRule="auto"/>
+              <w:spacing w:after="0"/>
             </w:pPr>
             <w:r>
-              <w:t>Deny by default dan lakukan authorization check server-side pada setiap request terhadap object/action. Policy harus memakai trusted identity dari session/token yang tervalidasi, bukan role/object id dari client.</w:t>
+              <w:t xml:space="preserve">Deny by default dan lakukan authorization check server-side pada setiap request terhadap object/action. Policy harus memakai trusted identity dari session/token yang tervalidasi, bukan role/object id dari client.</w:t>
             </w:r>
           </w:p>
         </w:tc>
@@ -4157,15 +4493,10 @@
     </w:tbl>
     <w:p>
       <w:pPr>
-        <w:spacing w:after="20"/>
-      </w:pPr>
-    </w:p>
-    <w:p>
-      <w:pPr>
         <w:pStyle w:val="Heading1"/>
       </w:pPr>
       <w:r>
-        <w:t>11. Burp Workflow per Vulnerability</w:t>
+        <w:t xml:space="preserve">11. Burp Workflow per Vulnerability</w:t>
       </w:r>
     </w:p>
     <w:tbl>
@@ -4173,7 +4504,6 @@
         <w:tblW w:type="auto" w:w="0"/>
         <w:jc w:val="center"/>
         <w:tblLayout w:type="autofit"/>
-        <w:tblLook w:firstColumn="1" w:firstRow="1" w:lastColumn="0" w:lastRow="0" w:noHBand="0" w:noVBand="1" w:val="04A0"/>
         <w:tblBorders>
           <w:top w:val="single" w:sz="5" w:space="0" w:color="E5E7EB"/>
           <w:left w:val="single" w:sz="5" w:space="0" w:color="E5E7EB"/>
@@ -4203,16 +4533,13 @@
             <w:vAlign w:val="center"/>
           </w:tcPr>
           <w:p>
-            <w:pPr>
-              <w:spacing w:after="0"/>
-            </w:pPr>
             <w:r>
               <w:rPr>
                 <w:b/>
                 <w:color w:val="FFFFFF"/>
-                <w:sz w:val="15"/>
+                <w:sz w:val="16"/>
               </w:rPr>
-              <w:t>Vulnerability</w:t>
+              <w:t xml:space="preserve">Vulnerability</w:t>
             </w:r>
           </w:p>
         </w:tc>
@@ -4229,16 +4556,13 @@
             <w:vAlign w:val="center"/>
           </w:tcPr>
           <w:p>
-            <w:pPr>
-              <w:spacing w:after="0"/>
-            </w:pPr>
             <w:r>
               <w:rPr>
                 <w:b/>
                 <w:color w:val="FFFFFF"/>
-                <w:sz w:val="15"/>
+                <w:sz w:val="16"/>
               </w:rPr>
-              <w:t>Baseline yang dicari</w:t>
+              <w:t xml:space="preserve">Baseline yang dicari</w:t>
             </w:r>
           </w:p>
         </w:tc>
@@ -4255,16 +4579,13 @@
             <w:vAlign w:val="center"/>
           </w:tcPr>
           <w:p>
-            <w:pPr>
-              <w:spacing w:after="0"/>
-            </w:pPr>
             <w:r>
               <w:rPr>
                 <w:b/>
                 <w:color w:val="FFFFFF"/>
-                <w:sz w:val="15"/>
+                <w:sz w:val="16"/>
               </w:rPr>
-              <w:t>Variabel yang diubah</w:t>
+              <w:t xml:space="preserve">Variabel yang diubah</w:t>
             </w:r>
           </w:p>
         </w:tc>
@@ -4281,16 +4602,13 @@
             <w:vAlign w:val="center"/>
           </w:tcPr>
           <w:p>
-            <w:pPr>
-              <w:spacing w:after="0"/>
-            </w:pPr>
             <w:r>
               <w:rPr>
                 <w:b/>
                 <w:color w:val="FFFFFF"/>
-                <w:sz w:val="15"/>
+                <w:sz w:val="16"/>
               </w:rPr>
-              <w:t>Proof minimum</w:t>
+              <w:t xml:space="preserve">Proof minimum</w:t>
             </w:r>
           </w:p>
         </w:tc>
@@ -4300,21 +4618,15 @@
           <w:tcPr>
             <w:tcW w:type="dxa" w:w="2492"/>
             <w:tcMar>
-              <w:top w:w="68" w:type="dxa"/>
-              <w:start w:w="78" w:type="dxa"/>
-              <w:bottom w:w="68" w:type="dxa"/>
-              <w:end w:w="78" w:type="dxa"/>
+              <w:top w:w="85" w:type="dxa"/>
+              <w:start w:w="90" w:type="dxa"/>
+              <w:bottom w:w="85" w:type="dxa"/>
+              <w:end w:w="90" w:type="dxa"/>
             </w:tcMar>
           </w:tcPr>
           <w:p>
-            <w:pPr>
-              <w:spacing w:after="0"/>
-            </w:pPr>
             <w:r>
-              <w:rPr>
-                <w:sz w:val="14"/>
-              </w:rPr>
-              <w:t>SQLi</w:t>
+              <w:t xml:space="preserve">SQLi</w:t>
             </w:r>
           </w:p>
         </w:tc>
@@ -4322,21 +4634,15 @@
           <w:tcPr>
             <w:tcW w:type="dxa" w:w="2492"/>
             <w:tcMar>
-              <w:top w:w="68" w:type="dxa"/>
-              <w:start w:w="78" w:type="dxa"/>
-              <w:bottom w:w="68" w:type="dxa"/>
-              <w:end w:w="78" w:type="dxa"/>
+              <w:top w:w="85" w:type="dxa"/>
+              <w:start w:w="90" w:type="dxa"/>
+              <w:bottom w:w="85" w:type="dxa"/>
+              <w:end w:w="90" w:type="dxa"/>
             </w:tcMar>
           </w:tcPr>
           <w:p>
-            <w:pPr>
-              <w:spacing w:after="0"/>
-            </w:pPr>
             <w:r>
-              <w:rPr>
-                <w:sz w:val="14"/>
-              </w:rPr>
-              <w:t>filter normal</w:t>
+              <w:t xml:space="preserve">filter normal</w:t>
             </w:r>
           </w:p>
         </w:tc>
@@ -4344,21 +4650,15 @@
           <w:tcPr>
             <w:tcW w:type="dxa" w:w="2492"/>
             <w:tcMar>
-              <w:top w:w="68" w:type="dxa"/>
-              <w:start w:w="78" w:type="dxa"/>
-              <w:bottom w:w="68" w:type="dxa"/>
-              <w:end w:w="78" w:type="dxa"/>
+              <w:top w:w="85" w:type="dxa"/>
+              <w:start w:w="90" w:type="dxa"/>
+              <w:bottom w:w="85" w:type="dxa"/>
+              <w:end w:w="90" w:type="dxa"/>
             </w:tcMar>
           </w:tcPr>
           <w:p>
-            <w:pPr>
-              <w:spacing w:after="0"/>
-            </w:pPr>
             <w:r>
-              <w:rPr>
-                <w:sz w:val="14"/>
-              </w:rPr>
-              <w:t>one query parameter</w:t>
+              <w:t xml:space="preserve">one query parameter</w:t>
             </w:r>
           </w:p>
         </w:tc>
@@ -4366,21 +4666,15 @@
           <w:tcPr>
             <w:tcW w:type="dxa" w:w="2492"/>
             <w:tcMar>
-              <w:top w:w="68" w:type="dxa"/>
-              <w:start w:w="78" w:type="dxa"/>
-              <w:bottom w:w="68" w:type="dxa"/>
-              <w:end w:w="78" w:type="dxa"/>
+              <w:top w:w="85" w:type="dxa"/>
+              <w:start w:w="90" w:type="dxa"/>
+              <w:bottom w:w="85" w:type="dxa"/>
+              <w:end w:w="90" w:type="dxa"/>
             </w:tcMar>
           </w:tcPr>
           <w:p>
-            <w:pPr>
-              <w:spacing w:after="0"/>
-            </w:pPr>
             <w:r>
-              <w:rPr>
-                <w:sz w:val="14"/>
-              </w:rPr>
-              <w:t>result set / behavior berubah konsisten</w:t>
+              <w:t xml:space="preserve">result set/behavior berubah konsisten</w:t>
             </w:r>
           </w:p>
         </w:tc>
@@ -4390,21 +4684,15 @@
           <w:tcPr>
             <w:tcW w:type="dxa" w:w="2492"/>
             <w:tcMar>
-              <w:top w:w="68" w:type="dxa"/>
-              <w:start w:w="78" w:type="dxa"/>
-              <w:bottom w:w="68" w:type="dxa"/>
-              <w:end w:w="78" w:type="dxa"/>
+              <w:top w:w="85" w:type="dxa"/>
+              <w:start w:w="90" w:type="dxa"/>
+              <w:bottom w:w="85" w:type="dxa"/>
+              <w:end w:w="90" w:type="dxa"/>
             </w:tcMar>
           </w:tcPr>
           <w:p>
-            <w:pPr>
-              <w:spacing w:after="0"/>
-            </w:pPr>
             <w:r>
-              <w:rPr>
-                <w:sz w:val="14"/>
-              </w:rPr>
-              <w:t>XSS</w:t>
+              <w:t xml:space="preserve">XSS</w:t>
             </w:r>
           </w:p>
         </w:tc>
@@ -4412,21 +4700,15 @@
           <w:tcPr>
             <w:tcW w:type="dxa" w:w="2492"/>
             <w:tcMar>
-              <w:top w:w="68" w:type="dxa"/>
-              <w:start w:w="78" w:type="dxa"/>
-              <w:bottom w:w="68" w:type="dxa"/>
-              <w:end w:w="78" w:type="dxa"/>
+              <w:top w:w="85" w:type="dxa"/>
+              <w:start w:w="90" w:type="dxa"/>
+              <w:bottom w:w="85" w:type="dxa"/>
+              <w:end w:w="90" w:type="dxa"/>
             </w:tcMar>
           </w:tcPr>
           <w:p>
-            <w:pPr>
-              <w:spacing w:after="0"/>
-            </w:pPr>
             <w:r>
-              <w:rPr>
-                <w:sz w:val="14"/>
-              </w:rPr>
-              <w:t>plain reflection</w:t>
+              <w:t xml:space="preserve">plain reflection</w:t>
             </w:r>
           </w:p>
         </w:tc>
@@ -4434,21 +4716,15 @@
           <w:tcPr>
             <w:tcW w:type="dxa" w:w="2492"/>
             <w:tcMar>
-              <w:top w:w="68" w:type="dxa"/>
-              <w:start w:w="78" w:type="dxa"/>
-              <w:bottom w:w="68" w:type="dxa"/>
-              <w:end w:w="78" w:type="dxa"/>
+              <w:top w:w="85" w:type="dxa"/>
+              <w:start w:w="90" w:type="dxa"/>
+              <w:bottom w:w="85" w:type="dxa"/>
+              <w:end w:w="90" w:type="dxa"/>
             </w:tcMar>
           </w:tcPr>
           <w:p>
-            <w:pPr>
-              <w:spacing w:after="0"/>
-            </w:pPr>
             <w:r>
-              <w:rPr>
-                <w:sz w:val="14"/>
-              </w:rPr>
-              <w:t>one reflected value</w:t>
+              <w:t xml:space="preserve">one reflected value</w:t>
             </w:r>
           </w:p>
         </w:tc>
@@ -4456,21 +4732,15 @@
           <w:tcPr>
             <w:tcW w:type="dxa" w:w="2492"/>
             <w:tcMar>
-              <w:top w:w="68" w:type="dxa"/>
-              <w:start w:w="78" w:type="dxa"/>
-              <w:bottom w:w="68" w:type="dxa"/>
-              <w:end w:w="78" w:type="dxa"/>
+              <w:top w:w="85" w:type="dxa"/>
+              <w:start w:w="90" w:type="dxa"/>
+              <w:bottom w:w="85" w:type="dxa"/>
+              <w:end w:w="90" w:type="dxa"/>
             </w:tcMar>
           </w:tcPr>
           <w:p>
-            <w:pPr>
-              <w:spacing w:after="0"/>
-            </w:pPr>
             <w:r>
-              <w:rPr>
-                <w:sz w:val="14"/>
-              </w:rPr>
-              <w:t>benign JS executes</w:t>
+              <w:t xml:space="preserve">benign JS executes</w:t>
             </w:r>
           </w:p>
         </w:tc>
@@ -4480,21 +4750,15 @@
           <w:tcPr>
             <w:tcW w:type="dxa" w:w="2492"/>
             <w:tcMar>
-              <w:top w:w="68" w:type="dxa"/>
-              <w:start w:w="78" w:type="dxa"/>
-              <w:bottom w:w="68" w:type="dxa"/>
-              <w:end w:w="78" w:type="dxa"/>
+              <w:top w:w="85" w:type="dxa"/>
+              <w:start w:w="90" w:type="dxa"/>
+              <w:bottom w:w="85" w:type="dxa"/>
+              <w:end w:w="90" w:type="dxa"/>
             </w:tcMar>
           </w:tcPr>
           <w:p>
-            <w:pPr>
-              <w:spacing w:after="0"/>
-            </w:pPr>
             <w:r>
-              <w:rPr>
-                <w:sz w:val="14"/>
-              </w:rPr>
-              <w:t>Command Injection</w:t>
+              <w:t xml:space="preserve">Command Injection</w:t>
             </w:r>
           </w:p>
         </w:tc>
@@ -4502,21 +4766,15 @@
           <w:tcPr>
             <w:tcW w:type="dxa" w:w="2492"/>
             <w:tcMar>
-              <w:top w:w="68" w:type="dxa"/>
-              <w:start w:w="78" w:type="dxa"/>
-              <w:bottom w:w="68" w:type="dxa"/>
-              <w:end w:w="78" w:type="dxa"/>
+              <w:top w:w="85" w:type="dxa"/>
+              <w:start w:w="90" w:type="dxa"/>
+              <w:bottom w:w="85" w:type="dxa"/>
+              <w:end w:w="90" w:type="dxa"/>
             </w:tcMar>
           </w:tcPr>
           <w:p>
-            <w:pPr>
-              <w:spacing w:after="0"/>
-            </w:pPr>
             <w:r>
-              <w:rPr>
-                <w:sz w:val="14"/>
-              </w:rPr>
-              <w:t>normal command result</w:t>
+              <w:t xml:space="preserve">normal command result</w:t>
             </w:r>
           </w:p>
         </w:tc>
@@ -4524,21 +4782,15 @@
           <w:tcPr>
             <w:tcW w:type="dxa" w:w="2492"/>
             <w:tcMar>
-              <w:top w:w="68" w:type="dxa"/>
-              <w:start w:w="78" w:type="dxa"/>
-              <w:bottom w:w="68" w:type="dxa"/>
-              <w:end w:w="78" w:type="dxa"/>
+              <w:top w:w="85" w:type="dxa"/>
+              <w:start w:w="90" w:type="dxa"/>
+              <w:bottom w:w="85" w:type="dxa"/>
+              <w:end w:w="90" w:type="dxa"/>
             </w:tcMar>
           </w:tcPr>
           <w:p>
-            <w:pPr>
-              <w:spacing w:after="0"/>
-            </w:pPr>
             <w:r>
-              <w:rPr>
-                <w:sz w:val="14"/>
-              </w:rPr>
-              <w:t>one argument</w:t>
+              <w:t xml:space="preserve">one argument</w:t>
             </w:r>
           </w:p>
         </w:tc>
@@ -4546,21 +4798,15 @@
           <w:tcPr>
             <w:tcW w:type="dxa" w:w="2492"/>
             <w:tcMar>
-              <w:top w:w="68" w:type="dxa"/>
-              <w:start w:w="78" w:type="dxa"/>
-              <w:bottom w:w="68" w:type="dxa"/>
-              <w:end w:w="78" w:type="dxa"/>
+              <w:top w:w="85" w:type="dxa"/>
+              <w:start w:w="90" w:type="dxa"/>
+              <w:bottom w:w="85" w:type="dxa"/>
+              <w:end w:w="90" w:type="dxa"/>
             </w:tcMar>
           </w:tcPr>
           <w:p>
-            <w:pPr>
-              <w:spacing w:after="0"/>
-            </w:pPr>
             <w:r>
-              <w:rPr>
-                <w:sz w:val="14"/>
-              </w:rPr>
-              <w:t>additional command output</w:t>
+              <w:t xml:space="preserve">additional command output</w:t>
             </w:r>
           </w:p>
         </w:tc>
@@ -4570,21 +4816,15 @@
           <w:tcPr>
             <w:tcW w:type="dxa" w:w="2492"/>
             <w:tcMar>
-              <w:top w:w="68" w:type="dxa"/>
-              <w:start w:w="78" w:type="dxa"/>
-              <w:bottom w:w="68" w:type="dxa"/>
-              <w:end w:w="78" w:type="dxa"/>
+              <w:top w:w="85" w:type="dxa"/>
+              <w:start w:w="90" w:type="dxa"/>
+              <w:bottom w:w="85" w:type="dxa"/>
+              <w:end w:w="90" w:type="dxa"/>
             </w:tcMar>
           </w:tcPr>
           <w:p>
-            <w:pPr>
-              <w:spacing w:after="0"/>
-            </w:pPr>
             <w:r>
-              <w:rPr>
-                <w:sz w:val="14"/>
-              </w:rPr>
-              <w:t>Traversal</w:t>
+              <w:t xml:space="preserve">Traversal</w:t>
             </w:r>
           </w:p>
         </w:tc>
@@ -4592,21 +4832,15 @@
           <w:tcPr>
             <w:tcW w:type="dxa" w:w="2492"/>
             <w:tcMar>
-              <w:top w:w="68" w:type="dxa"/>
-              <w:start w:w="78" w:type="dxa"/>
-              <w:bottom w:w="68" w:type="dxa"/>
-              <w:end w:w="78" w:type="dxa"/>
+              <w:top w:w="85" w:type="dxa"/>
+              <w:start w:w="90" w:type="dxa"/>
+              <w:bottom w:w="85" w:type="dxa"/>
+              <w:end w:w="90" w:type="dxa"/>
             </w:tcMar>
           </w:tcPr>
           <w:p>
-            <w:pPr>
-              <w:spacing w:after="0"/>
-            </w:pPr>
             <w:r>
-              <w:rPr>
-                <w:sz w:val="14"/>
-              </w:rPr>
-              <w:t>allowed file</w:t>
+              <w:t xml:space="preserve">allowed file</w:t>
             </w:r>
           </w:p>
         </w:tc>
@@ -4614,21 +4848,15 @@
           <w:tcPr>
             <w:tcW w:type="dxa" w:w="2492"/>
             <w:tcMar>
-              <w:top w:w="68" w:type="dxa"/>
-              <w:start w:w="78" w:type="dxa"/>
-              <w:bottom w:w="68" w:type="dxa"/>
-              <w:end w:w="78" w:type="dxa"/>
+              <w:top w:w="85" w:type="dxa"/>
+              <w:start w:w="90" w:type="dxa"/>
+              <w:bottom w:w="85" w:type="dxa"/>
+              <w:end w:w="90" w:type="dxa"/>
             </w:tcMar>
           </w:tcPr>
           <w:p>
-            <w:pPr>
-              <w:spacing w:after="0"/>
-            </w:pPr>
             <w:r>
-              <w:rPr>
-                <w:sz w:val="14"/>
-              </w:rPr>
-              <w:t>filename/path</w:t>
+              <w:t xml:space="preserve">filename/path</w:t>
             </w:r>
           </w:p>
         </w:tc>
@@ -4636,21 +4864,15 @@
           <w:tcPr>
             <w:tcW w:type="dxa" w:w="2492"/>
             <w:tcMar>
-              <w:top w:w="68" w:type="dxa"/>
-              <w:start w:w="78" w:type="dxa"/>
-              <w:bottom w:w="68" w:type="dxa"/>
-              <w:end w:w="78" w:type="dxa"/>
+              <w:top w:w="85" w:type="dxa"/>
+              <w:start w:w="90" w:type="dxa"/>
+              <w:bottom w:w="85" w:type="dxa"/>
+              <w:end w:w="90" w:type="dxa"/>
             </w:tcMar>
           </w:tcPr>
           <w:p>
-            <w:pPr>
-              <w:spacing w:after="0"/>
-            </w:pPr>
             <w:r>
-              <w:rPr>
-                <w:sz w:val="14"/>
-              </w:rPr>
-              <w:t>harmless file outside base dir</w:t>
+              <w:t xml:space="preserve">harmless file outside base dir</w:t>
             </w:r>
           </w:p>
         </w:tc>
@@ -4660,21 +4882,15 @@
           <w:tcPr>
             <w:tcW w:type="dxa" w:w="2492"/>
             <w:tcMar>
-              <w:top w:w="68" w:type="dxa"/>
-              <w:start w:w="78" w:type="dxa"/>
-              <w:bottom w:w="68" w:type="dxa"/>
-              <w:end w:w="78" w:type="dxa"/>
+              <w:top w:w="85" w:type="dxa"/>
+              <w:start w:w="90" w:type="dxa"/>
+              <w:bottom w:w="85" w:type="dxa"/>
+              <w:end w:w="90" w:type="dxa"/>
             </w:tcMar>
           </w:tcPr>
           <w:p>
-            <w:pPr>
-              <w:spacing w:after="0"/>
-            </w:pPr>
             <w:r>
-              <w:rPr>
-                <w:sz w:val="14"/>
-              </w:rPr>
-              <w:t>Upload</w:t>
+              <w:t xml:space="preserve">Upload</w:t>
             </w:r>
           </w:p>
         </w:tc>
@@ -4682,21 +4898,15 @@
           <w:tcPr>
             <w:tcW w:type="dxa" w:w="2492"/>
             <w:tcMar>
-              <w:top w:w="68" w:type="dxa"/>
-              <w:start w:w="78" w:type="dxa"/>
-              <w:bottom w:w="68" w:type="dxa"/>
-              <w:end w:w="78" w:type="dxa"/>
+              <w:top w:w="85" w:type="dxa"/>
+              <w:start w:w="90" w:type="dxa"/>
+              <w:bottom w:w="85" w:type="dxa"/>
+              <w:end w:w="90" w:type="dxa"/>
             </w:tcMar>
           </w:tcPr>
           <w:p>
-            <w:pPr>
-              <w:spacing w:after="0"/>
-            </w:pPr>
             <w:r>
-              <w:rPr>
-                <w:sz w:val="14"/>
-              </w:rPr>
-              <w:t>allowed file upload</w:t>
+              <w:t xml:space="preserve">allowed file upload</w:t>
             </w:r>
           </w:p>
         </w:tc>
@@ -4704,21 +4914,15 @@
           <w:tcPr>
             <w:tcW w:type="dxa" w:w="2492"/>
             <w:tcMar>
-              <w:top w:w="68" w:type="dxa"/>
-              <w:start w:w="78" w:type="dxa"/>
-              <w:bottom w:w="68" w:type="dxa"/>
-              <w:end w:w="78" w:type="dxa"/>
+              <w:top w:w="85" w:type="dxa"/>
+              <w:start w:w="90" w:type="dxa"/>
+              <w:bottom w:w="85" w:type="dxa"/>
+              <w:end w:w="90" w:type="dxa"/>
             </w:tcMar>
           </w:tcPr>
           <w:p>
-            <w:pPr>
-              <w:spacing w:after="0"/>
-            </w:pPr>
             <w:r>
-              <w:rPr>
-                <w:sz w:val="14"/>
-              </w:rPr>
-              <w:t>file type/name</w:t>
+              <w:t xml:space="preserve">file type/name</w:t>
             </w:r>
           </w:p>
         </w:tc>
@@ -4726,21 +4930,15 @@
           <w:tcPr>
             <w:tcW w:type="dxa" w:w="2492"/>
             <w:tcMar>
-              <w:top w:w="68" w:type="dxa"/>
-              <w:start w:w="78" w:type="dxa"/>
-              <w:bottom w:w="68" w:type="dxa"/>
-              <w:end w:w="78" w:type="dxa"/>
+              <w:top w:w="85" w:type="dxa"/>
+              <w:start w:w="90" w:type="dxa"/>
+              <w:bottom w:w="85" w:type="dxa"/>
+              <w:end w:w="90" w:type="dxa"/>
             </w:tcMar>
           </w:tcPr>
           <w:p>
-            <w:pPr>
-              <w:spacing w:after="0"/>
-            </w:pPr>
             <w:r>
-              <w:rPr>
-                <w:sz w:val="14"/>
-              </w:rPr>
-              <w:t>unsafe serving behavior</w:t>
+              <w:t xml:space="preserve">unsafe serving behavior</w:t>
             </w:r>
           </w:p>
         </w:tc>
@@ -4750,21 +4948,15 @@
           <w:tcPr>
             <w:tcW w:type="dxa" w:w="2492"/>
             <w:tcMar>
-              <w:top w:w="68" w:type="dxa"/>
-              <w:start w:w="78" w:type="dxa"/>
-              <w:bottom w:w="68" w:type="dxa"/>
-              <w:end w:w="78" w:type="dxa"/>
+              <w:top w:w="85" w:type="dxa"/>
+              <w:start w:w="90" w:type="dxa"/>
+              <w:bottom w:w="85" w:type="dxa"/>
+              <w:end w:w="90" w:type="dxa"/>
             </w:tcMar>
           </w:tcPr>
           <w:p>
-            <w:pPr>
-              <w:spacing w:after="0"/>
-            </w:pPr>
             <w:r>
-              <w:rPr>
-                <w:sz w:val="14"/>
-              </w:rPr>
-              <w:t>Auth</w:t>
+              <w:t xml:space="preserve">Auth</w:t>
             </w:r>
           </w:p>
         </w:tc>
@@ -4772,21 +4964,15 @@
           <w:tcPr>
             <w:tcW w:type="dxa" w:w="2492"/>
             <w:tcMar>
-              <w:top w:w="68" w:type="dxa"/>
-              <w:start w:w="78" w:type="dxa"/>
-              <w:bottom w:w="68" w:type="dxa"/>
-              <w:end w:w="78" w:type="dxa"/>
+              <w:top w:w="85" w:type="dxa"/>
+              <w:start w:w="90" w:type="dxa"/>
+              <w:bottom w:w="85" w:type="dxa"/>
+              <w:end w:w="90" w:type="dxa"/>
             </w:tcMar>
           </w:tcPr>
           <w:p>
-            <w:pPr>
-              <w:spacing w:after="0"/>
-            </w:pPr>
             <w:r>
-              <w:rPr>
-                <w:sz w:val="14"/>
-              </w:rPr>
-              <w:t>valid student session</w:t>
+              <w:t xml:space="preserve">valid student session</w:t>
             </w:r>
           </w:p>
         </w:tc>
@@ -4794,21 +4980,15 @@
           <w:tcPr>
             <w:tcW w:type="dxa" w:w="2492"/>
             <w:tcMar>
-              <w:top w:w="68" w:type="dxa"/>
-              <w:start w:w="78" w:type="dxa"/>
-              <w:bottom w:w="68" w:type="dxa"/>
-              <w:end w:w="78" w:type="dxa"/>
+              <w:top w:w="85" w:type="dxa"/>
+              <w:start w:w="90" w:type="dxa"/>
+              <w:bottom w:w="85" w:type="dxa"/>
+              <w:end w:w="90" w:type="dxa"/>
             </w:tcMar>
           </w:tcPr>
           <w:p>
-            <w:pPr>
-              <w:spacing w:after="0"/>
-            </w:pPr>
             <w:r>
-              <w:rPr>
-                <w:sz w:val="14"/>
-              </w:rPr>
-              <w:t>session identity</w:t>
+              <w:t xml:space="preserve">session identity</w:t>
             </w:r>
           </w:p>
         </w:tc>
@@ -4816,21 +4996,15 @@
           <w:tcPr>
             <w:tcW w:type="dxa" w:w="2492"/>
             <w:tcMar>
-              <w:top w:w="68" w:type="dxa"/>
-              <w:start w:w="78" w:type="dxa"/>
-              <w:bottom w:w="68" w:type="dxa"/>
-              <w:end w:w="78" w:type="dxa"/>
+              <w:top w:w="85" w:type="dxa"/>
+              <w:start w:w="90" w:type="dxa"/>
+              <w:bottom w:w="85" w:type="dxa"/>
+              <w:end w:w="90" w:type="dxa"/>
             </w:tcMar>
           </w:tcPr>
           <w:p>
-            <w:pPr>
-              <w:spacing w:after="0"/>
-            </w:pPr>
             <w:r>
-              <w:rPr>
-                <w:sz w:val="14"/>
-              </w:rPr>
-              <w:t>identity changes without legitimate auth</w:t>
+              <w:t xml:space="preserve">identity changes without legitimate auth</w:t>
             </w:r>
           </w:p>
         </w:tc>
@@ -4840,21 +5014,15 @@
           <w:tcPr>
             <w:tcW w:type="dxa" w:w="2492"/>
             <w:tcMar>
-              <w:top w:w="68" w:type="dxa"/>
-              <w:start w:w="78" w:type="dxa"/>
-              <w:bottom w:w="68" w:type="dxa"/>
-              <w:end w:w="78" w:type="dxa"/>
+              <w:top w:w="85" w:type="dxa"/>
+              <w:start w:w="90" w:type="dxa"/>
+              <w:bottom w:w="85" w:type="dxa"/>
+              <w:end w:w="90" w:type="dxa"/>
             </w:tcMar>
           </w:tcPr>
           <w:p>
-            <w:pPr>
-              <w:spacing w:after="0"/>
-            </w:pPr>
             <w:r>
-              <w:rPr>
-                <w:sz w:val="14"/>
-              </w:rPr>
-              <w:t>IDOR</w:t>
+              <w:t xml:space="preserve">IDOR</w:t>
             </w:r>
           </w:p>
         </w:tc>
@@ -4862,21 +5030,15 @@
           <w:tcPr>
             <w:tcW w:type="dxa" w:w="2492"/>
             <w:tcMar>
-              <w:top w:w="68" w:type="dxa"/>
-              <w:start w:w="78" w:type="dxa"/>
-              <w:bottom w:w="68" w:type="dxa"/>
-              <w:end w:w="78" w:type="dxa"/>
+              <w:top w:w="85" w:type="dxa"/>
+              <w:start w:w="90" w:type="dxa"/>
+              <w:bottom w:w="85" w:type="dxa"/>
+              <w:end w:w="90" w:type="dxa"/>
             </w:tcMar>
           </w:tcPr>
           <w:p>
-            <w:pPr>
-              <w:spacing w:after="0"/>
-            </w:pPr>
             <w:r>
-              <w:rPr>
-                <w:sz w:val="14"/>
-              </w:rPr>
-              <w:t>own object</w:t>
+              <w:t xml:space="preserve">own object</w:t>
             </w:r>
           </w:p>
         </w:tc>
@@ -4884,21 +5046,15 @@
           <w:tcPr>
             <w:tcW w:type="dxa" w:w="2492"/>
             <w:tcMar>
-              <w:top w:w="68" w:type="dxa"/>
-              <w:start w:w="78" w:type="dxa"/>
-              <w:bottom w:w="68" w:type="dxa"/>
-              <w:end w:w="78" w:type="dxa"/>
+              <w:top w:w="85" w:type="dxa"/>
+              <w:start w:w="90" w:type="dxa"/>
+              <w:bottom w:w="85" w:type="dxa"/>
+              <w:end w:w="90" w:type="dxa"/>
             </w:tcMar>
           </w:tcPr>
           <w:p>
-            <w:pPr>
-              <w:spacing w:after="0"/>
-            </w:pPr>
             <w:r>
-              <w:rPr>
-                <w:sz w:val="14"/>
-              </w:rPr>
-              <w:t>object id</w:t>
+              <w:t xml:space="preserve">object id</w:t>
             </w:r>
           </w:p>
         </w:tc>
@@ -4906,36 +5062,24 @@
           <w:tcPr>
             <w:tcW w:type="dxa" w:w="2492"/>
             <w:tcMar>
-              <w:top w:w="68" w:type="dxa"/>
-              <w:start w:w="78" w:type="dxa"/>
-              <w:bottom w:w="68" w:type="dxa"/>
-              <w:end w:w="78" w:type="dxa"/>
+              <w:top w:w="85" w:type="dxa"/>
+              <w:start w:w="90" w:type="dxa"/>
+              <w:bottom w:w="85" w:type="dxa"/>
+              <w:end w:w="90" w:type="dxa"/>
             </w:tcMar>
           </w:tcPr>
           <w:p>
-            <w:pPr>
-              <w:spacing w:after="0"/>
-            </w:pPr>
             <w:r>
-              <w:rPr>
-                <w:sz w:val="14"/>
-              </w:rPr>
-              <w:t>other object returned without authorization</w:t>
+              <w:t xml:space="preserve">other object returned without authorization</w:t>
             </w:r>
           </w:p>
         </w:tc>
       </w:tr>
     </w:tbl>
-    <w:p>
-      <w:pPr>
-        <w:spacing w:after="20"/>
-      </w:pPr>
-    </w:p>
     <w:tbl>
       <w:tblPr>
         <w:tblW w:type="auto" w:w="0"/>
         <w:jc w:val="center"/>
-        <w:tblLook w:firstColumn="1" w:firstRow="1" w:lastColumn="0" w:lastRow="0" w:noHBand="0" w:noVBand="1" w:val="04A0"/>
       </w:tblPr>
       <w:tblGrid>
         <w:gridCol w:w="9968"/>
@@ -4947,7 +5091,7 @@
         <w:tc>
           <w:tcPr>
             <w:tcW w:type="dxa" w:w="9968"/>
-            <w:shd w:fill="ECFDF5"/>
+            <w:shd w:fill="EFF6FF"/>
             <w:tcMar>
               <w:top w:w="135" w:type="dxa"/>
               <w:start w:w="165" w:type="dxa"/>
@@ -4962,45 +5106,28 @@
             <w:r>
               <w:rPr>
                 <w:b/>
-                <w:color w:val="047857"/>
-                <w:sz w:val="18"/>
+                <w:color w:val="1D4ED8"/>
+                <w:sz w:val="19"/>
               </w:rPr>
-              <w:t>Evidence discipline</w:t>
+              <w:t xml:space="preserve">Evidence discipline.</w:t>
             </w:r>
           </w:p>
           <w:p>
             <w:pPr>
-              <w:spacing w:after="0" w:line="250" w:lineRule="auto"/>
+              <w:spacing w:after="0"/>
             </w:pPr>
             <w:r>
-              <w:t>Simpan request baseline dan modified request berdampingan. Catat hanya delta yang relevan. Finding yang baik harus bisa direproduksi tester lain tanpa tebakan.</w:t>
+              <w:t xml:space="preserve">Simpan request baseline dan modified request berdampingan. Catat hanya delta yang relevan. Finding yang baik harus bisa direproduksi tester lain tanpa tebakan.</w:t>
             </w:r>
           </w:p>
         </w:tc>
       </w:tr>
     </w:tbl>
-    <w:p>
-      <w:pPr>
-        <w:spacing w:after="20"/>
-      </w:pPr>
-    </w:p>
-    <w:p>
-      <w:pPr>
-        <w:spacing w:after="40"/>
-      </w:pPr>
-      <w:r>
-        <w:rPr>
-          <w:b/>
-          <w:color w:val="475569"/>
-        </w:rPr>
-        <w:t>Buat finding note</w:t>
-      </w:r>
-    </w:p>
     <w:tbl>
       <w:tblPr>
         <w:tblW w:type="auto" w:w="0"/>
         <w:jc w:val="center"/>
-        <w:tblLook w:firstColumn="1" w:firstRow="1" w:lastColumn="0" w:lastRow="0" w:noHBand="0" w:noVBand="1" w:val="04A0"/>
+        <w:tblLayout w:type="autofit"/>
       </w:tblPr>
       <w:tblGrid>
         <w:gridCol w:w="9968"/>
@@ -5030,7 +5157,85 @@
                 <w:color w:val="F9FAFB"/>
                 <w:sz w:val="15"/>
               </w:rPr>
-              <w:t>python labs/finding-note.py   module11-web-vulns/10-findings/idor.md   --title "Broken object-level authorization"   --category "Access Control / IDOR"   --endpoint "GET /api/profile?id={id}"   --evidence "Changing id=1 to id=2 returns another profile."   --impact "A low-privilege user can read another user's profile."   --remediation "Enforce object authorization server-side."</w:t>
+              <w:t xml:space="preserve">python labs/finding-note.py module11-web-vulns/10-findings/idor.md \</w:t>
+            </w:r>
+          </w:p>
+          <w:p>
+            <w:pPr>
+              <w:spacing w:after="0" w:line="240" w:lineRule="auto"/>
+            </w:pPr>
+            <w:r>
+              <w:rPr>
+                <w:rFonts w:ascii="Liberation Mono" w:hAnsi="Liberation Mono"/>
+                <w:color w:val="F9FAFB"/>
+                <w:sz w:val="15"/>
+              </w:rPr>
+              <w:t xml:space="preserve">  --title "Broken object-level authorization" \</w:t>
+            </w:r>
+          </w:p>
+          <w:p>
+            <w:pPr>
+              <w:spacing w:after="0" w:line="240" w:lineRule="auto"/>
+            </w:pPr>
+            <w:r>
+              <w:rPr>
+                <w:rFonts w:ascii="Liberation Mono" w:hAnsi="Liberation Mono"/>
+                <w:color w:val="F9FAFB"/>
+                <w:sz w:val="15"/>
+              </w:rPr>
+              <w:t xml:space="preserve">  --category "Access Control / IDOR" \</w:t>
+            </w:r>
+          </w:p>
+          <w:p>
+            <w:pPr>
+              <w:spacing w:after="0" w:line="240" w:lineRule="auto"/>
+            </w:pPr>
+            <w:r>
+              <w:rPr>
+                <w:rFonts w:ascii="Liberation Mono" w:hAnsi="Liberation Mono"/>
+                <w:color w:val="F9FAFB"/>
+                <w:sz w:val="15"/>
+              </w:rPr>
+              <w:t xml:space="preserve">  --endpoint "GET /api/profile?id={id}" \</w:t>
+            </w:r>
+          </w:p>
+          <w:p>
+            <w:pPr>
+              <w:spacing w:after="0" w:line="240" w:lineRule="auto"/>
+            </w:pPr>
+            <w:r>
+              <w:rPr>
+                <w:rFonts w:ascii="Liberation Mono" w:hAnsi="Liberation Mono"/>
+                <w:color w:val="F9FAFB"/>
+                <w:sz w:val="15"/>
+              </w:rPr>
+              <w:t xml:space="preserve">  --evidence "Changing id=1 to id=2 returns another profile." \</w:t>
+            </w:r>
+          </w:p>
+          <w:p>
+            <w:pPr>
+              <w:spacing w:after="0" w:line="240" w:lineRule="auto"/>
+            </w:pPr>
+            <w:r>
+              <w:rPr>
+                <w:rFonts w:ascii="Liberation Mono" w:hAnsi="Liberation Mono"/>
+                <w:color w:val="F9FAFB"/>
+                <w:sz w:val="15"/>
+              </w:rPr>
+              <w:t xml:space="preserve">  --impact "A low-privilege user can read another user's profile." \</w:t>
+            </w:r>
+          </w:p>
+          <w:p>
+            <w:pPr>
+              <w:spacing w:after="0" w:line="240" w:lineRule="auto"/>
+            </w:pPr>
+            <w:r>
+              <w:rPr>
+                <w:rFonts w:ascii="Liberation Mono" w:hAnsi="Liberation Mono"/>
+                <w:color w:val="F9FAFB"/>
+                <w:sz w:val="15"/>
+              </w:rPr>
+              <w:t xml:space="preserve">  --remediation "Enforce object authorization server-side."</w:t>
             </w:r>
           </w:p>
         </w:tc>
@@ -5038,29 +5243,15 @@
     </w:tbl>
     <w:p>
       <w:pPr>
-        <w:spacing w:after="20"/>
-      </w:pPr>
-    </w:p>
-    <w:p>
-      <w:r>
-        <w:br w:type="page"/>
-      </w:r>
-    </w:p>
-    <w:p>
-      <w:pPr>
         <w:pStyle w:val="Heading1"/>
       </w:pPr>
       <w:r>
-        <w:t>12. PortSwigger Web Security Academy — Guided Practice</w:t>
+        <w:t xml:space="preserve">12. PortSwigger Web Security Academy — Guided Practice</w:t>
       </w:r>
     </w:p>
     <w:p>
       <w:r>
-        <w:rPr>
-          <w:rFonts w:ascii="Liberation Sans" w:hAnsi="Liberation Sans"/>
-          <w:b w:val="0"/>
-        </w:rPr>
-        <w:t>Local lab bagus untuk memahami root cause dengan cepat. Setelah itu, gunakan Web Security Academy untuk variasi realistis. Mulai dari Apprentice labs; jangan lompat ke bypass kompleks sebelum bisa menjelaskan baseline dan root cause.</w:t>
+        <w:t xml:space="preserve">Local lab bagus untuk memahami root cause dengan cepat. Setelah itu, gunakan Web Security Academy untuk variasi realistis. Mulai dari Apprentice labs — jangan lompat ke bypass kompleks sebelum bisa menjelaskan baseline dan root cause.</w:t>
       </w:r>
     </w:p>
     <w:tbl>
@@ -5068,7 +5259,6 @@
         <w:tblW w:type="auto" w:w="0"/>
         <w:jc w:val="center"/>
         <w:tblLayout w:type="autofit"/>
-        <w:tblLook w:firstColumn="1" w:firstRow="1" w:lastColumn="0" w:lastRow="0" w:noHBand="0" w:noVBand="1" w:val="04A0"/>
         <w:tblBorders>
           <w:top w:val="single" w:sz="5" w:space="0" w:color="E5E7EB"/>
           <w:left w:val="single" w:sz="5" w:space="0" w:color="E5E7EB"/>
@@ -5096,16 +5286,13 @@
             <w:vAlign w:val="center"/>
           </w:tcPr>
           <w:p>
-            <w:pPr>
-              <w:spacing w:after="0"/>
-            </w:pPr>
             <w:r>
               <w:rPr>
                 <w:b/>
                 <w:color w:val="FFFFFF"/>
-                <w:sz w:val="15"/>
+                <w:sz w:val="16"/>
               </w:rPr>
-              <w:t>Topik</w:t>
+              <w:t xml:space="preserve">Topik</w:t>
             </w:r>
           </w:p>
         </w:tc>
@@ -5122,16 +5309,13 @@
             <w:vAlign w:val="center"/>
           </w:tcPr>
           <w:p>
-            <w:pPr>
-              <w:spacing w:after="0"/>
-            </w:pPr>
             <w:r>
               <w:rPr>
                 <w:b/>
                 <w:color w:val="FFFFFF"/>
-                <w:sz w:val="15"/>
+                <w:sz w:val="16"/>
               </w:rPr>
-              <w:t>Learning path / rekomendasi awal</w:t>
+              <w:t xml:space="preserve">Learning path/rekomendasi awal</w:t>
             </w:r>
           </w:p>
         </w:tc>
@@ -5141,21 +5325,15 @@
           <w:tcPr>
             <w:tcW w:type="dxa" w:w="4984"/>
             <w:tcMar>
-              <w:top w:w="68" w:type="dxa"/>
-              <w:start w:w="78" w:type="dxa"/>
-              <w:bottom w:w="68" w:type="dxa"/>
-              <w:end w:w="78" w:type="dxa"/>
+              <w:top w:w="85" w:type="dxa"/>
+              <w:start w:w="90" w:type="dxa"/>
+              <w:bottom w:w="85" w:type="dxa"/>
+              <w:end w:w="90" w:type="dxa"/>
             </w:tcMar>
           </w:tcPr>
           <w:p>
-            <w:pPr>
-              <w:spacing w:after="0"/>
-            </w:pPr>
             <w:r>
-              <w:rPr>
-                <w:sz w:val="14"/>
-              </w:rPr>
-              <w:t>SQL injection</w:t>
+              <w:t xml:space="preserve">SQL injection</w:t>
             </w:r>
           </w:p>
         </w:tc>
@@ -5163,21 +5341,15 @@
           <w:tcPr>
             <w:tcW w:type="dxa" w:w="4984"/>
             <w:tcMar>
-              <w:top w:w="68" w:type="dxa"/>
-              <w:start w:w="78" w:type="dxa"/>
-              <w:bottom w:w="68" w:type="dxa"/>
-              <w:end w:w="78" w:type="dxa"/>
+              <w:top w:w="85" w:type="dxa"/>
+              <w:start w:w="90" w:type="dxa"/>
+              <w:bottom w:w="85" w:type="dxa"/>
+              <w:end w:w="90" w:type="dxa"/>
             </w:tcMar>
           </w:tcPr>
           <w:p>
-            <w:pPr>
-              <w:spacing w:after="0"/>
-            </w:pPr>
             <w:r>
-              <w:rPr>
-                <w:sz w:val="14"/>
-              </w:rPr>
-              <w:t>SQL injection → basic WHERE clause / login logic labs</w:t>
+              <w:t xml:space="preserve">SQL injection → basic WHERE clause/login logic labs</w:t>
             </w:r>
           </w:p>
         </w:tc>
@@ -5187,21 +5359,15 @@
           <w:tcPr>
             <w:tcW w:type="dxa" w:w="4984"/>
             <w:tcMar>
-              <w:top w:w="68" w:type="dxa"/>
-              <w:start w:w="78" w:type="dxa"/>
-              <w:bottom w:w="68" w:type="dxa"/>
-              <w:end w:w="78" w:type="dxa"/>
+              <w:top w:w="85" w:type="dxa"/>
+              <w:start w:w="90" w:type="dxa"/>
+              <w:bottom w:w="85" w:type="dxa"/>
+              <w:end w:w="90" w:type="dxa"/>
             </w:tcMar>
           </w:tcPr>
           <w:p>
-            <w:pPr>
-              <w:spacing w:after="0"/>
-            </w:pPr>
             <w:r>
-              <w:rPr>
-                <w:sz w:val="14"/>
-              </w:rPr>
-              <w:t>XSS</w:t>
+              <w:t xml:space="preserve">XSS</w:t>
             </w:r>
           </w:p>
         </w:tc>
@@ -5209,21 +5375,15 @@
           <w:tcPr>
             <w:tcW w:type="dxa" w:w="4984"/>
             <w:tcMar>
-              <w:top w:w="68" w:type="dxa"/>
-              <w:start w:w="78" w:type="dxa"/>
-              <w:bottom w:w="68" w:type="dxa"/>
-              <w:end w:w="78" w:type="dxa"/>
+              <w:top w:w="85" w:type="dxa"/>
+              <w:start w:w="90" w:type="dxa"/>
+              <w:bottom w:w="85" w:type="dxa"/>
+              <w:end w:w="90" w:type="dxa"/>
             </w:tcMar>
           </w:tcPr>
           <w:p>
-            <w:pPr>
-              <w:spacing w:after="0"/>
-            </w:pPr>
             <w:r>
-              <w:rPr>
-                <w:sz w:val="14"/>
-              </w:rPr>
-              <w:t>Cross-site scripting → reflected XSS into HTML context</w:t>
+              <w:t xml:space="preserve">Cross-site scripting → reflected XSS into HTML context</w:t>
             </w:r>
           </w:p>
         </w:tc>
@@ -5233,21 +5393,15 @@
           <w:tcPr>
             <w:tcW w:type="dxa" w:w="4984"/>
             <w:tcMar>
-              <w:top w:w="68" w:type="dxa"/>
-              <w:start w:w="78" w:type="dxa"/>
-              <w:bottom w:w="68" w:type="dxa"/>
-              <w:end w:w="78" w:type="dxa"/>
+              <w:top w:w="85" w:type="dxa"/>
+              <w:start w:w="90" w:type="dxa"/>
+              <w:bottom w:w="85" w:type="dxa"/>
+              <w:end w:w="90" w:type="dxa"/>
             </w:tcMar>
           </w:tcPr>
           <w:p>
-            <w:pPr>
-              <w:spacing w:after="0"/>
-            </w:pPr>
             <w:r>
-              <w:rPr>
-                <w:sz w:val="14"/>
-              </w:rPr>
-              <w:t>Command injection</w:t>
+              <w:t xml:space="preserve">Command injection</w:t>
             </w:r>
           </w:p>
         </w:tc>
@@ -5255,21 +5409,15 @@
           <w:tcPr>
             <w:tcW w:type="dxa" w:w="4984"/>
             <w:tcMar>
-              <w:top w:w="68" w:type="dxa"/>
-              <w:start w:w="78" w:type="dxa"/>
-              <w:bottom w:w="68" w:type="dxa"/>
-              <w:end w:w="78" w:type="dxa"/>
+              <w:top w:w="85" w:type="dxa"/>
+              <w:start w:w="90" w:type="dxa"/>
+              <w:bottom w:w="85" w:type="dxa"/>
+              <w:end w:w="90" w:type="dxa"/>
             </w:tcMar>
           </w:tcPr>
           <w:p>
-            <w:pPr>
-              <w:spacing w:after="0"/>
-            </w:pPr>
             <w:r>
-              <w:rPr>
-                <w:sz w:val="14"/>
-              </w:rPr>
-              <w:t>OS command injection → simple case</w:t>
+              <w:t xml:space="preserve">OS command injection → simple case</w:t>
             </w:r>
           </w:p>
         </w:tc>
@@ -5279,21 +5427,15 @@
           <w:tcPr>
             <w:tcW w:type="dxa" w:w="4984"/>
             <w:tcMar>
-              <w:top w:w="68" w:type="dxa"/>
-              <w:start w:w="78" w:type="dxa"/>
-              <w:bottom w:w="68" w:type="dxa"/>
-              <w:end w:w="78" w:type="dxa"/>
+              <w:top w:w="85" w:type="dxa"/>
+              <w:start w:w="90" w:type="dxa"/>
+              <w:bottom w:w="85" w:type="dxa"/>
+              <w:end w:w="90" w:type="dxa"/>
             </w:tcMar>
           </w:tcPr>
           <w:p>
-            <w:pPr>
-              <w:spacing w:after="0"/>
-            </w:pPr>
             <w:r>
-              <w:rPr>
-                <w:sz w:val="14"/>
-              </w:rPr>
-              <w:t>Path traversal</w:t>
+              <w:t xml:space="preserve">Path traversal</w:t>
             </w:r>
           </w:p>
         </w:tc>
@@ -5301,21 +5443,15 @@
           <w:tcPr>
             <w:tcW w:type="dxa" w:w="4984"/>
             <w:tcMar>
-              <w:top w:w="68" w:type="dxa"/>
-              <w:start w:w="78" w:type="dxa"/>
-              <w:bottom w:w="68" w:type="dxa"/>
-              <w:end w:w="78" w:type="dxa"/>
+              <w:top w:w="85" w:type="dxa"/>
+              <w:start w:w="90" w:type="dxa"/>
+              <w:bottom w:w="85" w:type="dxa"/>
+              <w:end w:w="90" w:type="dxa"/>
             </w:tcMar>
           </w:tcPr>
           <w:p>
-            <w:pPr>
-              <w:spacing w:after="0"/>
-            </w:pPr>
             <w:r>
-              <w:rPr>
-                <w:sz w:val="14"/>
-              </w:rPr>
-              <w:t>Path traversal → simple case</w:t>
+              <w:t xml:space="preserve">Path traversal → simple case</w:t>
             </w:r>
           </w:p>
         </w:tc>
@@ -5325,21 +5461,15 @@
           <w:tcPr>
             <w:tcW w:type="dxa" w:w="4984"/>
             <w:tcMar>
-              <w:top w:w="68" w:type="dxa"/>
-              <w:start w:w="78" w:type="dxa"/>
-              <w:bottom w:w="68" w:type="dxa"/>
-              <w:end w:w="78" w:type="dxa"/>
+              <w:top w:w="85" w:type="dxa"/>
+              <w:start w:w="90" w:type="dxa"/>
+              <w:bottom w:w="85" w:type="dxa"/>
+              <w:end w:w="90" w:type="dxa"/>
             </w:tcMar>
           </w:tcPr>
           <w:p>
-            <w:pPr>
-              <w:spacing w:after="0"/>
-            </w:pPr>
             <w:r>
-              <w:rPr>
-                <w:sz w:val="14"/>
-              </w:rPr>
-              <w:t>File upload</w:t>
+              <w:t xml:space="preserve">File upload</w:t>
             </w:r>
           </w:p>
         </w:tc>
@@ -5347,21 +5477,15 @@
           <w:tcPr>
             <w:tcW w:type="dxa" w:w="4984"/>
             <w:tcMar>
-              <w:top w:w="68" w:type="dxa"/>
-              <w:start w:w="78" w:type="dxa"/>
-              <w:bottom w:w="68" w:type="dxa"/>
-              <w:end w:w="78" w:type="dxa"/>
+              <w:top w:w="85" w:type="dxa"/>
+              <w:start w:w="90" w:type="dxa"/>
+              <w:bottom w:w="85" w:type="dxa"/>
+              <w:end w:w="90" w:type="dxa"/>
             </w:tcMar>
           </w:tcPr>
           <w:p>
-            <w:pPr>
-              <w:spacing w:after="0"/>
-            </w:pPr>
             <w:r>
-              <w:rPr>
-                <w:sz w:val="14"/>
-              </w:rPr>
-              <w:t>File upload vulnerabilities → basic unrestricted upload lab</w:t>
+              <w:t xml:space="preserve">File upload vulnerabilities → basic unrestricted upload lab</w:t>
             </w:r>
           </w:p>
         </w:tc>
@@ -5371,21 +5495,15 @@
           <w:tcPr>
             <w:tcW w:type="dxa" w:w="4984"/>
             <w:tcMar>
-              <w:top w:w="68" w:type="dxa"/>
-              <w:start w:w="78" w:type="dxa"/>
-              <w:bottom w:w="68" w:type="dxa"/>
-              <w:end w:w="78" w:type="dxa"/>
+              <w:top w:w="85" w:type="dxa"/>
+              <w:start w:w="90" w:type="dxa"/>
+              <w:bottom w:w="85" w:type="dxa"/>
+              <w:end w:w="90" w:type="dxa"/>
             </w:tcMar>
           </w:tcPr>
           <w:p>
-            <w:pPr>
-              <w:spacing w:after="0"/>
-            </w:pPr>
             <w:r>
-              <w:rPr>
-                <w:sz w:val="14"/>
-              </w:rPr>
-              <w:t>Authentication</w:t>
+              <w:t xml:space="preserve">Authentication</w:t>
             </w:r>
           </w:p>
         </w:tc>
@@ -5393,21 +5511,15 @@
           <w:tcPr>
             <w:tcW w:type="dxa" w:w="4984"/>
             <w:tcMar>
-              <w:top w:w="68" w:type="dxa"/>
-              <w:start w:w="78" w:type="dxa"/>
-              <w:bottom w:w="68" w:type="dxa"/>
-              <w:end w:w="78" w:type="dxa"/>
+              <w:top w:w="85" w:type="dxa"/>
+              <w:start w:w="90" w:type="dxa"/>
+              <w:bottom w:w="85" w:type="dxa"/>
+              <w:end w:w="90" w:type="dxa"/>
             </w:tcMar>
           </w:tcPr>
           <w:p>
-            <w:pPr>
-              <w:spacing w:after="0"/>
-            </w:pPr>
             <w:r>
-              <w:rPr>
-                <w:sz w:val="14"/>
-              </w:rPr>
-              <w:t>Authentication vulnerabilities → logic/username-enumeration beginner labs</w:t>
+              <w:t xml:space="preserve">Authentication vulnerabilities → logic/username-enumeration beginner labs</w:t>
             </w:r>
           </w:p>
         </w:tc>
@@ -5417,21 +5529,15 @@
           <w:tcPr>
             <w:tcW w:type="dxa" w:w="4984"/>
             <w:tcMar>
-              <w:top w:w="68" w:type="dxa"/>
-              <w:start w:w="78" w:type="dxa"/>
-              <w:bottom w:w="68" w:type="dxa"/>
-              <w:end w:w="78" w:type="dxa"/>
+              <w:top w:w="85" w:type="dxa"/>
+              <w:start w:w="90" w:type="dxa"/>
+              <w:bottom w:w="85" w:type="dxa"/>
+              <w:end w:w="90" w:type="dxa"/>
             </w:tcMar>
           </w:tcPr>
           <w:p>
-            <w:pPr>
-              <w:spacing w:after="0"/>
-            </w:pPr>
             <w:r>
-              <w:rPr>
-                <w:sz w:val="14"/>
-              </w:rPr>
-              <w:t>Access control</w:t>
+              <w:t xml:space="preserve">Access control</w:t>
             </w:r>
           </w:p>
         </w:tc>
@@ -5439,36 +5545,24 @@
           <w:tcPr>
             <w:tcW w:type="dxa" w:w="4984"/>
             <w:tcMar>
-              <w:top w:w="68" w:type="dxa"/>
-              <w:start w:w="78" w:type="dxa"/>
-              <w:bottom w:w="68" w:type="dxa"/>
-              <w:end w:w="78" w:type="dxa"/>
+              <w:top w:w="85" w:type="dxa"/>
+              <w:start w:w="90" w:type="dxa"/>
+              <w:bottom w:w="85" w:type="dxa"/>
+              <w:end w:w="90" w:type="dxa"/>
             </w:tcMar>
           </w:tcPr>
           <w:p>
-            <w:pPr>
-              <w:spacing w:after="0"/>
-            </w:pPr>
             <w:r>
-              <w:rPr>
-                <w:sz w:val="14"/>
-              </w:rPr>
-              <w:t>Access control → unprotected functionality / IDOR beginner labs</w:t>
+              <w:t xml:space="preserve">Access control → unprotected functionality/IDOR beginner labs</w:t>
             </w:r>
           </w:p>
         </w:tc>
       </w:tr>
     </w:tbl>
-    <w:p>
-      <w:pPr>
-        <w:spacing w:after="20"/>
-      </w:pPr>
-    </w:p>
     <w:tbl>
       <w:tblPr>
         <w:tblW w:type="auto" w:w="0"/>
         <w:jc w:val="center"/>
-        <w:tblLook w:firstColumn="1" w:firstRow="1" w:lastColumn="0" w:lastRow="0" w:noHBand="0" w:noVBand="1" w:val="04A0"/>
       </w:tblPr>
       <w:tblGrid>
         <w:gridCol w:w="9968"/>
@@ -5480,7 +5574,7 @@
         <w:tc>
           <w:tcPr>
             <w:tcW w:type="dxa" w:w="9968"/>
-            <w:shd w:fill="FEF2F2"/>
+            <w:shd w:fill="EFF6FF"/>
             <w:tcMar>
               <w:top w:w="135" w:type="dxa"/>
               <w:start w:w="165" w:type="dxa"/>
@@ -5495,18 +5589,18 @@
             <w:r>
               <w:rPr>
                 <w:b/>
-                <w:color w:val="991B1B"/>
-                <w:sz w:val="18"/>
+                <w:color w:val="1D4ED8"/>
+                <w:sz w:val="19"/>
               </w:rPr>
-              <w:t>Rule latihan</w:t>
+              <w:t xml:space="preserve">Rule latihan.</w:t>
             </w:r>
           </w:p>
           <w:p>
             <w:pPr>
-              <w:spacing w:after="0" w:line="250" w:lineRule="auto"/>
+              <w:spacing w:after="0"/>
             </w:pPr>
             <w:r>
-              <w:t>Gunakan credential, wordlist, dan payload yang disediakan oleh lab. Jangan memindahkan teknik rate-heavy seperti brute force ke website nyata.</w:t>
+              <w:t xml:space="preserve">Gunakan credential, wordlist, dan payload yang disediakan oleh lab. Jangan memindahkan teknik rate-heavy seperti brute force ke website nyata.</w:t>
             </w:r>
           </w:p>
         </w:tc>
@@ -5514,91 +5608,100 @@
     </w:tbl>
     <w:p>
       <w:pPr>
-        <w:spacing w:after="20"/>
-      </w:pPr>
-    </w:p>
-    <w:p>
-      <w:pPr>
         <w:pStyle w:val="Heading1"/>
       </w:pPr>
       <w:r>
-        <w:t>13. Practical Challenge — Black-Box Mini Assessment</w:t>
+        <w:t xml:space="preserve">13. Practical Challenge — Black-Box Mini Assessment</w:t>
       </w:r>
     </w:p>
     <w:p>
       <w:r>
+        <w:t xml:space="preserve">Jalankan local lab tanpa membaca </w:t>
+      </w:r>
+      <w:r>
         <w:rPr>
-          <w:rFonts w:ascii="Liberation Sans" w:hAnsi="Liberation Sans"/>
-          <w:b w:val="0"/>
+          <w:rFonts w:ascii="Liberation Mono" w:hAnsi="Liberation Mono"/>
         </w:rPr>
-        <w:t>Jalankan local lab tanpa membaca app.py. Anggap source code tidak tersedia. Objective: temukan dan dokumentasikan minimal empat vulnerability berbeda dengan Burp.</w:t>
+        <w:t xml:space="preserve">app.py</w:t>
+      </w:r>
+      <w:r>
+        <w:t xml:space="preserve">. Anggap source code tidak tersedia. Objective: temukan dan dokumentasikan minimal </w:t>
+      </w:r>
+      <w:r>
+        <w:rPr>
+          <w:b/>
+        </w:rPr>
+        <w:t xml:space="preserve">empat</w:t>
+      </w:r>
+      <w:r>
+        <w:t xml:space="preserve"> vulnerability berbeda dengan Burp.</w:t>
       </w:r>
     </w:p>
     <w:p>
       <w:pPr>
-        <w:spacing w:after="40"/>
+        <w:numPr>
+          <w:numId w:val="1"/>
+        </w:numPr>
       </w:pPr>
       <w:r>
-        <w:t>1. Create workspace dan start lab.</w:t>
+        <w:t xml:space="preserve">Create workspace dan start lab.</w:t>
       </w:r>
     </w:p>
     <w:p>
       <w:pPr>
-        <w:spacing w:after="40"/>
+        <w:numPr>
+          <w:numId w:val="1"/>
+        </w:numPr>
       </w:pPr>
       <w:r>
-        <w:t>2. Browse seluruh fungsi dan buat site map manual.</w:t>
+        <w:t xml:space="preserve">Browse seluruh fungsi dan buat site map manual.</w:t>
       </w:r>
     </w:p>
     <w:p>
       <w:pPr>
-        <w:spacing w:after="40"/>
+        <w:numPr>
+          <w:numId w:val="1"/>
+        </w:numPr>
       </w:pPr>
       <w:r>
-        <w:t>3. Pilih endpoint satu per satu, kirim ke Repeater, dan ubah satu variabel per eksperimen.</w:t>
+        <w:t xml:space="preserve">Pilih endpoint satu per satu, kirim ke Repeater, dan ubah satu variabel per eksperimen.</w:t>
       </w:r>
     </w:p>
     <w:p>
       <w:pPr>
-        <w:spacing w:after="40"/>
+        <w:numPr>
+          <w:numId w:val="1"/>
+        </w:numPr>
       </w:pPr>
       <w:r>
-        <w:t>4. Temukan minimal 4 dari 7 vulnerability classes.</w:t>
+        <w:t xml:space="preserve">Temukan minimal 4 dari 7 vulnerability classes.</w:t>
       </w:r>
     </w:p>
     <w:p>
       <w:pPr>
-        <w:spacing w:after="40"/>
+        <w:numPr>
+          <w:numId w:val="1"/>
+        </w:numPr>
       </w:pPr>
       <w:r>
-        <w:t>5. Untuk setiap finding simpan baseline, modified request, response delta, impact, remediation.</w:t>
+        <w:t xml:space="preserve">Untuk setiap finding simpan baseline, modified request, response delta, impact, remediation.</w:t>
       </w:r>
     </w:p>
     <w:p>
       <w:pPr>
-        <w:spacing w:after="40"/>
+        <w:numPr>
+          <w:numId w:val="1"/>
+        </w:numPr>
       </w:pPr>
       <w:r>
-        <w:t>6. Stop lab dan cleanup container setelah selesai.</w:t>
-      </w:r>
-    </w:p>
-    <w:p>
-      <w:pPr>
-        <w:spacing w:after="40"/>
-      </w:pPr>
-      <w:r>
-        <w:rPr>
-          <w:b/>
-          <w:color w:val="475569"/>
-        </w:rPr>
-        <w:t>Cleanup wajib</w:t>
+        <w:t xml:space="preserve">Stop lab dan cleanup container setelah selesai.</w:t>
       </w:r>
     </w:p>
     <w:tbl>
       <w:tblPr>
         <w:tblW w:type="auto" w:w="0"/>
         <w:jc w:val="center"/>
-        <w:tblLook w:firstColumn="1" w:firstRow="1" w:lastColumn="0" w:lastRow="0" w:noHBand="0" w:noVBand="1" w:val="04A0"/>
+        <w:tblLayout w:type="autofit"/>
       </w:tblPr>
       <w:tblGrid>
         <w:gridCol w:w="9968"/>
@@ -5628,69 +5731,40 @@
                 <w:color w:val="F9FAFB"/>
                 <w:sz w:val="15"/>
               </w:rPr>
-              <w:t>./labs/vuln-web-lab.sh cleanup</w:t>
+              <w:t xml:space="preserve">./labs/vuln-web-lab.sh cleanup</w:t>
             </w:r>
           </w:p>
         </w:tc>
       </w:tr>
     </w:tbl>
     <w:p>
-      <w:pPr>
-        <w:spacing w:after="20"/>
-      </w:pPr>
-    </w:p>
-    <w:p>
       <w:r>
-        <w:rPr>
-          <w:rFonts w:ascii="Liberation Sans" w:hAnsi="Liberation Sans"/>
-          <w:b w:val="0"/>
-        </w:rPr>
-        <w:t>[ ] Saya tidak membaca source sebelum challenge.</w:t>
+        <w:t xml:space="preserve">[ ] Saya tidak membaca source sebelum challenge.</w:t>
       </w:r>
     </w:p>
     <w:p>
       <w:r>
-        <w:rPr>
-          <w:rFonts w:ascii="Liberation Sans" w:hAnsi="Liberation Sans"/>
-          <w:b w:val="0"/>
-        </w:rPr>
-        <w:t>[ ] Setiap finding memiliki baseline dan modified evidence.</w:t>
+        <w:t xml:space="preserve">[ ] Setiap finding memiliki baseline dan modified evidence.</w:t>
       </w:r>
     </w:p>
     <w:p>
       <w:r>
-        <w:rPr>
-          <w:rFonts w:ascii="Liberation Sans" w:hAnsi="Liberation Sans"/>
-          <w:b w:val="0"/>
-        </w:rPr>
-        <w:t>[ ] Saya dapat menjelaskan root cause tanpa menyebut payload saja.</w:t>
+        <w:t xml:space="preserve">[ ] Saya dapat menjelaskan root cause tanpa menyebut payload saja.</w:t>
       </w:r>
     </w:p>
     <w:p>
       <w:r>
-        <w:rPr>
-          <w:rFonts w:ascii="Liberation Sans" w:hAnsi="Liberation Sans"/>
-          <w:b w:val="0"/>
-        </w:rPr>
-        <w:t>[ ] Impact saya berdasarkan apa yang terbukti, bukan asumsi liar.</w:t>
+        <w:t xml:space="preserve">[ ] Impact saya berdasarkan apa yang terbukti, bukan asumsi liar.</w:t>
       </w:r>
     </w:p>
     <w:p>
       <w:r>
-        <w:rPr>
-          <w:rFonts w:ascii="Liberation Sans" w:hAnsi="Liberation Sans"/>
-          <w:b w:val="0"/>
-        </w:rPr>
-        <w:t>[ ] Remediation menyasar server-side root cause.</w:t>
+        <w:t xml:space="preserve">[ ] Remediation menyasar server-side root cause.</w:t>
       </w:r>
     </w:p>
     <w:p>
       <w:r>
-        <w:rPr>
-          <w:rFonts w:ascii="Liberation Sans" w:hAnsi="Liberation Sans"/>
-          <w:b w:val="0"/>
-        </w:rPr>
-        <w:t>[ ] Lab sudah di-cleanup.</w:t>
+        <w:t xml:space="preserve">[ ] Lab sudah di-cleanup.</w:t>
       </w:r>
     </w:p>
     <w:p>
@@ -5698,115 +5772,154 @@
         <w:pStyle w:val="Heading1"/>
       </w:pPr>
       <w:r>
-        <w:t>14. Knowledge Check</w:t>
+        <w:t xml:space="preserve">14. Knowledge Check</w:t>
       </w:r>
     </w:p>
     <w:p>
+      <w:pPr>
+        <w:numPr>
+          <w:numId w:val="1"/>
+        </w:numPr>
+      </w:pPr>
       <w:r>
-        <w:rPr>
-          <w:rFonts w:ascii="Liberation Sans" w:hAnsi="Liberation Sans"/>
-          <w:b w:val="0"/>
-        </w:rPr>
-        <w:t>1. Kenapa blacklist karakter bukan defense utama SQL injection?</w:t>
+        <w:t xml:space="preserve">Kenapa blacklist karakter bukan defense utama SQL injection?</w:t>
       </w:r>
     </w:p>
     <w:p>
+      <w:pPr>
+        <w:numPr>
+          <w:numId w:val="1"/>
+        </w:numPr>
+      </w:pPr>
       <w:r>
-        <w:rPr>
-          <w:rFonts w:ascii="Liberation Sans" w:hAnsi="Liberation Sans"/>
-          <w:b w:val="0"/>
-        </w:rPr>
-        <w:t>2. Apa bedanya reflected, stored, dan DOM-based XSS?</w:t>
+        <w:t xml:space="preserve">Apa bedanya reflected, stored, dan DOM-based XSS?</w:t>
       </w:r>
     </w:p>
     <w:p>
+      <w:pPr>
+        <w:numPr>
+          <w:numId w:val="1"/>
+        </w:numPr>
+      </w:pPr>
       <w:r>
-        <w:rPr>
-          <w:rFonts w:ascii="Liberation Sans" w:hAnsi="Liberation Sans"/>
-          <w:b w:val="0"/>
-        </w:rPr>
-        <w:t>3. Kenapa HTML encoding tidak otomatis benar untuk JavaScript context?</w:t>
+        <w:t xml:space="preserve">Kenapa HTML encoding tidak otomatis benar untuk JavaScript context?</w:t>
       </w:r>
     </w:p>
     <w:p>
+      <w:pPr>
+        <w:numPr>
+          <w:numId w:val="1"/>
+        </w:numPr>
+      </w:pPr>
+      <w:r>
+        <w:t xml:space="preserve">Mengapa </w:t>
+      </w:r>
       <w:r>
         <w:rPr>
-          <w:rFonts w:ascii="Liberation Sans" w:hAnsi="Liberation Sans"/>
-          <w:b w:val="0"/>
+          <w:rFonts w:ascii="Liberation Mono" w:hAnsi="Liberation Mono"/>
         </w:rPr>
-        <w:t>4. Mengapa shell=True berbahaya ketika input user digabungkan ke command string?</w:t>
+        <w:t xml:space="preserve">shell=True</w:t>
+      </w:r>
+      <w:r>
+        <w:t xml:space="preserve"> berbahaya ketika input user digabungkan ke command string?</w:t>
       </w:r>
     </w:p>
     <w:p>
+      <w:pPr>
+        <w:numPr>
+          <w:numId w:val="1"/>
+        </w:numPr>
+      </w:pPr>
+      <w:r>
+        <w:t xml:space="preserve">Kenapa </w:t>
+      </w:r>
       <w:r>
         <w:rPr>
-          <w:rFonts w:ascii="Liberation Sans" w:hAnsi="Liberation Sans"/>
-          <w:b w:val="0"/>
+          <w:rFonts w:ascii="Liberation Mono" w:hAnsi="Liberation Mono"/>
         </w:rPr>
-        <w:t>5. Kenapa ../ filtering saja tidak cukup untuk path traversal?</w:t>
+        <w:t xml:space="preserve">../</w:t>
+      </w:r>
+      <w:r>
+        <w:t xml:space="preserve"> filtering saja tidak cukup untuk path traversal?</w:t>
       </w:r>
     </w:p>
     <w:p>
+      <w:pPr>
+        <w:numPr>
+          <w:numId w:val="1"/>
+        </w:numPr>
+      </w:pPr>
+      <w:r>
+        <w:t xml:space="preserve">Kenapa </w:t>
+      </w:r>
       <w:r>
         <w:rPr>
-          <w:rFonts w:ascii="Liberation Sans" w:hAnsi="Liberation Sans"/>
-          <w:b w:val="0"/>
+          <w:rFonts w:ascii="Liberation Mono" w:hAnsi="Liberation Mono"/>
         </w:rPr>
-        <w:t>6. Mengapa Content-Type upload dari browser tidak boleh dipercaya?</w:t>
+        <w:t xml:space="preserve">Content-Type</w:t>
+      </w:r>
+      <w:r>
+        <w:t xml:space="preserve"> upload dari browser tidak boleh dipercaya?</w:t>
       </w:r>
     </w:p>
     <w:p>
+      <w:pPr>
+        <w:numPr>
+          <w:numId w:val="1"/>
+        </w:numPr>
+      </w:pPr>
       <w:r>
-        <w:rPr>
-          <w:rFonts w:ascii="Liberation Sans" w:hAnsi="Liberation Sans"/>
-          <w:b w:val="0"/>
-        </w:rPr>
-        <w:t>7. Apa bedanya authentication dan authorization?</w:t>
+        <w:t xml:space="preserve">Apa bedanya authentication dan authorization?</w:t>
       </w:r>
     </w:p>
     <w:p>
+      <w:pPr>
+        <w:numPr>
+          <w:numId w:val="1"/>
+        </w:numPr>
+      </w:pPr>
       <w:r>
-        <w:rPr>
-          <w:rFonts w:ascii="Liberation Sans" w:hAnsi="Liberation Sans"/>
-          <w:b w:val="0"/>
-        </w:rPr>
-        <w:t>8. Kenapa UUID tidak memperbaiki IDOR dengan sendirinya?</w:t>
+        <w:t xml:space="preserve">Kenapa UUID tidak memperbaiki IDOR dengan sendirinya?</w:t>
       </w:r>
     </w:p>
     <w:p>
+      <w:pPr>
+        <w:numPr>
+          <w:numId w:val="1"/>
+        </w:numPr>
+      </w:pPr>
       <w:r>
-        <w:rPr>
-          <w:rFonts w:ascii="Liberation Sans" w:hAnsi="Liberation Sans"/>
-          <w:b w:val="0"/>
-        </w:rPr>
-        <w:t>9. Apa arti “change one variable” dalam Repeater workflow?</w:t>
+        <w:t xml:space="preserve">Apa arti "change one variable" dalam Repeater workflow?</w:t>
       </w:r>
     </w:p>
     <w:p>
+      <w:pPr>
+        <w:numPr>
+          <w:numId w:val="1"/>
+        </w:numPr>
+      </w:pPr>
       <w:r>
-        <w:rPr>
-          <w:rFonts w:ascii="Liberation Sans" w:hAnsi="Liberation Sans"/>
-          <w:b w:val="0"/>
-        </w:rPr>
-        <w:t>10. Apa bukti minimum yang cukup untuk command injection di lab?</w:t>
+        <w:t xml:space="preserve">Apa bukti minimum yang cukup untuk command injection di lab?</w:t>
       </w:r>
     </w:p>
     <w:p>
+      <w:pPr>
+        <w:numPr>
+          <w:numId w:val="1"/>
+        </w:numPr>
+      </w:pPr>
       <w:r>
-        <w:rPr>
-          <w:rFonts w:ascii="Liberation Sans" w:hAnsi="Liberation Sans"/>
-          <w:b w:val="0"/>
-        </w:rPr>
-        <w:t>11. Kenapa impact finding tidak boleh melebihi evidence?</w:t>
+        <w:t xml:space="preserve">Kenapa impact finding tidak boleh melebihi evidence?</w:t>
       </w:r>
     </w:p>
     <w:p>
+      <w:pPr>
+        <w:numPr>
+          <w:numId w:val="1"/>
+        </w:numPr>
+      </w:pPr>
       <w:r>
-        <w:rPr>
-          <w:rFonts w:ascii="Liberation Sans" w:hAnsi="Liberation Sans"/>
-          <w:b w:val="0"/>
-        </w:rPr>
-        <w:t>12. Apa perbedaan root-cause remediation dan WAF mitigation?</w:t>
+        <w:t xml:space="preserve">Apa perbedaan root-cause remediation dan WAF mitigation?</w:t>
       </w:r>
     </w:p>
     <w:p>
@@ -5814,7 +5927,7 @@
         <w:pStyle w:val="Heading1"/>
       </w:pPr>
       <w:r>
-        <w:t>15. Cheat Sheet</w:t>
+        <w:t xml:space="preserve">15. Cheat Sheet</w:t>
       </w:r>
     </w:p>
     <w:tbl>
@@ -5822,7 +5935,6 @@
         <w:tblW w:type="auto" w:w="0"/>
         <w:jc w:val="center"/>
         <w:tblLayout w:type="autofit"/>
-        <w:tblLook w:firstColumn="1" w:firstRow="1" w:lastColumn="0" w:lastRow="0" w:noHBand="0" w:noVBand="1" w:val="04A0"/>
         <w:tblBorders>
           <w:top w:val="single" w:sz="5" w:space="0" w:color="E5E7EB"/>
           <w:left w:val="single" w:sz="5" w:space="0" w:color="E5E7EB"/>
@@ -5850,16 +5962,13 @@
             <w:vAlign w:val="center"/>
           </w:tcPr>
           <w:p>
-            <w:pPr>
-              <w:spacing w:after="0"/>
-            </w:pPr>
             <w:r>
               <w:rPr>
                 <w:b/>
                 <w:color w:val="FFFFFF"/>
-                <w:sz w:val="15"/>
+                <w:sz w:val="16"/>
               </w:rPr>
-              <w:t>Tujuan</w:t>
+              <w:t xml:space="preserve">Tujuan</w:t>
             </w:r>
           </w:p>
         </w:tc>
@@ -5876,16 +5985,13 @@
             <w:vAlign w:val="center"/>
           </w:tcPr>
           <w:p>
-            <w:pPr>
-              <w:spacing w:after="0"/>
-            </w:pPr>
             <w:r>
               <w:rPr>
                 <w:b/>
                 <w:color w:val="FFFFFF"/>
-                <w:sz w:val="15"/>
+                <w:sz w:val="16"/>
               </w:rPr>
-              <w:t>Local lab proof</w:t>
+              <w:t xml:space="preserve">Local lab proof</w:t>
             </w:r>
           </w:p>
         </w:tc>
@@ -5895,21 +6001,15 @@
           <w:tcPr>
             <w:tcW w:type="dxa" w:w="4984"/>
             <w:tcMar>
-              <w:top w:w="68" w:type="dxa"/>
-              <w:start w:w="78" w:type="dxa"/>
-              <w:bottom w:w="68" w:type="dxa"/>
-              <w:end w:w="78" w:type="dxa"/>
+              <w:top w:w="85" w:type="dxa"/>
+              <w:start w:w="90" w:type="dxa"/>
+              <w:bottom w:w="85" w:type="dxa"/>
+              <w:end w:w="90" w:type="dxa"/>
             </w:tcMar>
           </w:tcPr>
           <w:p>
-            <w:pPr>
-              <w:spacing w:after="0"/>
-            </w:pPr>
             <w:r>
-              <w:rPr>
-                <w:sz w:val="14"/>
-              </w:rPr>
-              <w:t>SQLi</w:t>
+              <w:t xml:space="preserve">SQLi</w:t>
             </w:r>
           </w:p>
         </w:tc>
@@ -5917,21 +6017,18 @@
           <w:tcPr>
             <w:tcW w:type="dxa" w:w="4984"/>
             <w:tcMar>
-              <w:top w:w="68" w:type="dxa"/>
-              <w:start w:w="78" w:type="dxa"/>
-              <w:bottom w:w="68" w:type="dxa"/>
-              <w:end w:w="78" w:type="dxa"/>
+              <w:top w:w="85" w:type="dxa"/>
+              <w:start w:w="90" w:type="dxa"/>
+              <w:bottom w:w="85" w:type="dxa"/>
+              <w:end w:w="90" w:type="dxa"/>
             </w:tcMar>
           </w:tcPr>
           <w:p>
-            <w:pPr>
-              <w:spacing w:after="0"/>
-            </w:pPr>
             <w:r>
               <w:rPr>
-                <w:sz w:val="14"/>
+                <w:rFonts w:ascii="Liberation Mono" w:hAnsi="Liberation Mono"/>
               </w:rPr>
-              <w:t>category=' OR 1=1--</w:t>
+              <w:t xml:space="preserve">category=' OR 1=1--</w:t>
             </w:r>
           </w:p>
         </w:tc>
@@ -5941,21 +6038,15 @@
           <w:tcPr>
             <w:tcW w:type="dxa" w:w="4984"/>
             <w:tcMar>
-              <w:top w:w="68" w:type="dxa"/>
-              <w:start w:w="78" w:type="dxa"/>
-              <w:bottom w:w="68" w:type="dxa"/>
-              <w:end w:w="78" w:type="dxa"/>
+              <w:top w:w="85" w:type="dxa"/>
+              <w:start w:w="90" w:type="dxa"/>
+              <w:bottom w:w="85" w:type="dxa"/>
+              <w:end w:w="90" w:type="dxa"/>
             </w:tcMar>
           </w:tcPr>
           <w:p>
-            <w:pPr>
-              <w:spacing w:after="0"/>
-            </w:pPr>
             <w:r>
-              <w:rPr>
-                <w:sz w:val="14"/>
-              </w:rPr>
-              <w:t>Reflected XSS</w:t>
+              <w:t xml:space="preserve">Reflected XSS</w:t>
             </w:r>
           </w:p>
         </w:tc>
@@ -5963,21 +6054,18 @@
           <w:tcPr>
             <w:tcW w:type="dxa" w:w="4984"/>
             <w:tcMar>
-              <w:top w:w="68" w:type="dxa"/>
-              <w:start w:w="78" w:type="dxa"/>
-              <w:bottom w:w="68" w:type="dxa"/>
-              <w:end w:w="78" w:type="dxa"/>
+              <w:top w:w="85" w:type="dxa"/>
+              <w:start w:w="90" w:type="dxa"/>
+              <w:bottom w:w="85" w:type="dxa"/>
+              <w:end w:w="90" w:type="dxa"/>
             </w:tcMar>
           </w:tcPr>
           <w:p>
-            <w:pPr>
-              <w:spacing w:after="0"/>
-            </w:pPr>
             <w:r>
               <w:rPr>
-                <w:sz w:val="14"/>
+                <w:rFonts w:ascii="Liberation Mono" w:hAnsi="Liberation Mono"/>
               </w:rPr>
-              <w:t>&lt;svg onload=alert(document.domain)&gt;</w:t>
+              <w:t xml:space="preserve">&lt;svg onload=alert(document.domain)&gt;</w:t>
             </w:r>
           </w:p>
         </w:tc>
@@ -5987,21 +6075,15 @@
           <w:tcPr>
             <w:tcW w:type="dxa" w:w="4984"/>
             <w:tcMar>
-              <w:top w:w="68" w:type="dxa"/>
-              <w:start w:w="78" w:type="dxa"/>
-              <w:bottom w:w="68" w:type="dxa"/>
-              <w:end w:w="78" w:type="dxa"/>
+              <w:top w:w="85" w:type="dxa"/>
+              <w:start w:w="90" w:type="dxa"/>
+              <w:bottom w:w="85" w:type="dxa"/>
+              <w:end w:w="90" w:type="dxa"/>
             </w:tcMar>
           </w:tcPr>
           <w:p>
-            <w:pPr>
-              <w:spacing w:after="0"/>
-            </w:pPr>
             <w:r>
-              <w:rPr>
-                <w:sz w:val="14"/>
-              </w:rPr>
-              <w:t>Command injection</w:t>
+              <w:t xml:space="preserve">Command injection</w:t>
             </w:r>
           </w:p>
         </w:tc>
@@ -6009,21 +6091,18 @@
           <w:tcPr>
             <w:tcW w:type="dxa" w:w="4984"/>
             <w:tcMar>
-              <w:top w:w="68" w:type="dxa"/>
-              <w:start w:w="78" w:type="dxa"/>
-              <w:bottom w:w="68" w:type="dxa"/>
-              <w:end w:w="78" w:type="dxa"/>
+              <w:top w:w="85" w:type="dxa"/>
+              <w:start w:w="90" w:type="dxa"/>
+              <w:bottom w:w="85" w:type="dxa"/>
+              <w:end w:w="90" w:type="dxa"/>
             </w:tcMar>
           </w:tcPr>
           <w:p>
-            <w:pPr>
-              <w:spacing w:after="0"/>
-            </w:pPr>
             <w:r>
               <w:rPr>
-                <w:sz w:val="14"/>
+                <w:rFonts w:ascii="Liberation Mono" w:hAnsi="Liberation Mono"/>
               </w:rPr>
-              <w:t>host=127.0.0.1;id</w:t>
+              <w:t xml:space="preserve">host=127.0.0.1;id</w:t>
             </w:r>
           </w:p>
         </w:tc>
@@ -6033,21 +6112,15 @@
           <w:tcPr>
             <w:tcW w:type="dxa" w:w="4984"/>
             <w:tcMar>
-              <w:top w:w="68" w:type="dxa"/>
-              <w:start w:w="78" w:type="dxa"/>
-              <w:bottom w:w="68" w:type="dxa"/>
-              <w:end w:w="78" w:type="dxa"/>
+              <w:top w:w="85" w:type="dxa"/>
+              <w:start w:w="90" w:type="dxa"/>
+              <w:bottom w:w="85" w:type="dxa"/>
+              <w:end w:w="90" w:type="dxa"/>
             </w:tcMar>
           </w:tcPr>
           <w:p>
-            <w:pPr>
-              <w:spacing w:after="0"/>
-            </w:pPr>
             <w:r>
-              <w:rPr>
-                <w:sz w:val="14"/>
-              </w:rPr>
-              <w:t>Path traversal</w:t>
+              <w:t xml:space="preserve">Path traversal</w:t>
             </w:r>
           </w:p>
         </w:tc>
@@ -6055,21 +6128,18 @@
           <w:tcPr>
             <w:tcW w:type="dxa" w:w="4984"/>
             <w:tcMar>
-              <w:top w:w="68" w:type="dxa"/>
-              <w:start w:w="78" w:type="dxa"/>
-              <w:bottom w:w="68" w:type="dxa"/>
-              <w:end w:w="78" w:type="dxa"/>
+              <w:top w:w="85" w:type="dxa"/>
+              <w:start w:w="90" w:type="dxa"/>
+              <w:bottom w:w="85" w:type="dxa"/>
+              <w:end w:w="90" w:type="dxa"/>
             </w:tcMar>
           </w:tcPr>
           <w:p>
-            <w:pPr>
-              <w:spacing w:after="0"/>
-            </w:pPr>
             <w:r>
               <w:rPr>
-                <w:sz w:val="14"/>
+                <w:rFonts w:ascii="Liberation Mono" w:hAnsi="Liberation Mono"/>
               </w:rPr>
-              <w:t>file=../../etc/hostname</w:t>
+              <w:t xml:space="preserve">file=../../etc/hostname</w:t>
             </w:r>
           </w:p>
         </w:tc>
@@ -6079,21 +6149,15 @@
           <w:tcPr>
             <w:tcW w:type="dxa" w:w="4984"/>
             <w:tcMar>
-              <w:top w:w="68" w:type="dxa"/>
-              <w:start w:w="78" w:type="dxa"/>
-              <w:bottom w:w="68" w:type="dxa"/>
-              <w:end w:w="78" w:type="dxa"/>
+              <w:top w:w="85" w:type="dxa"/>
+              <w:start w:w="90" w:type="dxa"/>
+              <w:bottom w:w="85" w:type="dxa"/>
+              <w:end w:w="90" w:type="dxa"/>
             </w:tcMar>
           </w:tcPr>
           <w:p>
-            <w:pPr>
-              <w:spacing w:after="0"/>
-            </w:pPr>
             <w:r>
-              <w:rPr>
-                <w:sz w:val="14"/>
-              </w:rPr>
-              <w:t>Upload</w:t>
+              <w:t xml:space="preserve">Upload</w:t>
             </w:r>
           </w:p>
         </w:tc>
@@ -6101,21 +6165,24 @@
           <w:tcPr>
             <w:tcW w:type="dxa" w:w="4984"/>
             <w:tcMar>
-              <w:top w:w="68" w:type="dxa"/>
-              <w:start w:w="78" w:type="dxa"/>
-              <w:bottom w:w="68" w:type="dxa"/>
-              <w:end w:w="78" w:type="dxa"/>
+              <w:top w:w="85" w:type="dxa"/>
+              <w:start w:w="90" w:type="dxa"/>
+              <w:bottom w:w="85" w:type="dxa"/>
+              <w:end w:w="90" w:type="dxa"/>
             </w:tcMar>
           </w:tcPr>
           <w:p>
-            <w:pPr>
-              <w:spacing w:after="0"/>
-            </w:pPr>
+            <w:r>
+              <w:t xml:space="preserve">harmless </w:t>
+            </w:r>
             <w:r>
               <w:rPr>
-                <w:sz w:val="14"/>
+                <w:rFonts w:ascii="Liberation Mono" w:hAnsi="Liberation Mono"/>
               </w:rPr>
-              <w:t>harmless .html served same-origin</w:t>
+              <w:t xml:space="preserve">.html</w:t>
+            </w:r>
+            <w:r>
+              <w:t xml:space="preserve"> served same-origin</w:t>
             </w:r>
           </w:p>
         </w:tc>
@@ -6125,21 +6192,15 @@
           <w:tcPr>
             <w:tcW w:type="dxa" w:w="4984"/>
             <w:tcMar>
-              <w:top w:w="68" w:type="dxa"/>
-              <w:start w:w="78" w:type="dxa"/>
-              <w:bottom w:w="68" w:type="dxa"/>
-              <w:end w:w="78" w:type="dxa"/>
+              <w:top w:w="85" w:type="dxa"/>
+              <w:start w:w="90" w:type="dxa"/>
+              <w:bottom w:w="85" w:type="dxa"/>
+              <w:end w:w="90" w:type="dxa"/>
             </w:tcMar>
           </w:tcPr>
           <w:p>
-            <w:pPr>
-              <w:spacing w:after="0"/>
-            </w:pPr>
             <w:r>
-              <w:rPr>
-                <w:sz w:val="14"/>
-              </w:rPr>
-              <w:t>Auth/session</w:t>
+              <w:t xml:space="preserve">Auth/session</w:t>
             </w:r>
           </w:p>
         </w:tc>
@@ -6147,21 +6208,27 @@
           <w:tcPr>
             <w:tcW w:type="dxa" w:w="4984"/>
             <w:tcMar>
-              <w:top w:w="68" w:type="dxa"/>
-              <w:start w:w="78" w:type="dxa"/>
-              <w:bottom w:w="68" w:type="dxa"/>
-              <w:end w:w="78" w:type="dxa"/>
+              <w:top w:w="85" w:type="dxa"/>
+              <w:start w:w="90" w:type="dxa"/>
+              <w:bottom w:w="85" w:type="dxa"/>
+              <w:end w:w="90" w:type="dxa"/>
             </w:tcMar>
           </w:tcPr>
           <w:p>
-            <w:pPr>
-              <w:spacing w:after="0"/>
-            </w:pPr>
             <w:r>
               <w:rPr>
-                <w:sz w:val="14"/>
+                <w:rFonts w:ascii="Liberation Mono" w:hAnsi="Liberation Mono"/>
               </w:rPr>
-              <w:t>Cookie user=student → user=admin</w:t>
+              <w:t xml:space="preserve">Cookie: user=student</w:t>
+            </w:r>
+            <w:r>
+              <w:t xml:space="preserve"> → </w:t>
+            </w:r>
+            <w:r>
+              <w:rPr>
+                <w:rFonts w:ascii="Liberation Mono" w:hAnsi="Liberation Mono"/>
+              </w:rPr>
+              <w:t xml:space="preserve">user=admin</w:t>
             </w:r>
           </w:p>
         </w:tc>
@@ -6171,21 +6238,15 @@
           <w:tcPr>
             <w:tcW w:type="dxa" w:w="4984"/>
             <w:tcMar>
-              <w:top w:w="68" w:type="dxa"/>
-              <w:start w:w="78" w:type="dxa"/>
-              <w:bottom w:w="68" w:type="dxa"/>
-              <w:end w:w="78" w:type="dxa"/>
+              <w:top w:w="85" w:type="dxa"/>
+              <w:start w:w="90" w:type="dxa"/>
+              <w:bottom w:w="85" w:type="dxa"/>
+              <w:end w:w="90" w:type="dxa"/>
             </w:tcMar>
           </w:tcPr>
           <w:p>
-            <w:pPr>
-              <w:spacing w:after="0"/>
-            </w:pPr>
             <w:r>
-              <w:rPr>
-                <w:sz w:val="14"/>
-              </w:rPr>
-              <w:t>IDOR</w:t>
+              <w:t xml:space="preserve">IDOR</w:t>
             </w:r>
           </w:p>
         </w:tc>
@@ -6193,533 +6254,36 @@
           <w:tcPr>
             <w:tcW w:type="dxa" w:w="4984"/>
             <w:tcMar>
-              <w:top w:w="68" w:type="dxa"/>
-              <w:start w:w="78" w:type="dxa"/>
-              <w:bottom w:w="68" w:type="dxa"/>
-              <w:end w:w="78" w:type="dxa"/>
+              <w:top w:w="85" w:type="dxa"/>
+              <w:start w:w="90" w:type="dxa"/>
+              <w:bottom w:w="85" w:type="dxa"/>
+              <w:end w:w="90" w:type="dxa"/>
             </w:tcMar>
           </w:tcPr>
           <w:p>
-            <w:pPr>
-              <w:spacing w:after="0"/>
-            </w:pPr>
             <w:r>
               <w:rPr>
-                <w:sz w:val="14"/>
+                <w:rFonts w:ascii="Liberation Mono" w:hAnsi="Liberation Mono"/>
               </w:rPr>
-              <w:t>id=1 → id=2</w:t>
+              <w:t xml:space="preserve">id=1</w:t>
+            </w:r>
+            <w:r>
+              <w:t xml:space="preserve"> → </w:t>
+            </w:r>
+            <w:r>
+              <w:rPr>
+                <w:rFonts w:ascii="Liberation Mono" w:hAnsi="Liberation Mono"/>
+              </w:rPr>
+              <w:t xml:space="preserve">id=2</w:t>
             </w:r>
           </w:p>
         </w:tc>
       </w:tr>
     </w:tbl>
-    <w:p>
-      <w:pPr>
-        <w:spacing w:after="20"/>
-      </w:pPr>
-    </w:p>
     <w:tbl>
       <w:tblPr>
         <w:tblW w:type="auto" w:w="0"/>
         <w:jc w:val="center"/>
-        <w:tblLook w:firstColumn="1" w:firstRow="1" w:lastColumn="0" w:lastRow="0" w:noHBand="0" w:noVBand="1" w:val="04A0"/>
-      </w:tblPr>
-      <w:tblGrid>
-        <w:gridCol w:w="9968"/>
-      </w:tblGrid>
-      <w:tr>
-        <w:trPr>
-          <w:cantSplit/>
-        </w:trPr>
-        <w:tc>
-          <w:tcPr>
-            <w:tcW w:type="dxa" w:w="9968"/>
-            <w:shd w:fill="F5F3FF"/>
-            <w:tcMar>
-              <w:top w:w="135" w:type="dxa"/>
-              <w:start w:w="165" w:type="dxa"/>
-              <w:bottom w:w="135" w:type="dxa"/>
-              <w:end w:w="165" w:type="dxa"/>
-            </w:tcMar>
-          </w:tcPr>
-          <w:p>
-            <w:pPr>
-              <w:spacing w:after="60"/>
-            </w:pPr>
-            <w:r>
-              <w:rPr>
-                <w:b/>
-                <w:color w:val="6D28D9"/>
-                <w:sz w:val="18"/>
-              </w:rPr>
-              <w:t>Jangan hafal payload</w:t>
-            </w:r>
-          </w:p>
-          <w:p>
-            <w:pPr>
-              <w:spacing w:after="0" w:line="250" w:lineRule="auto"/>
-            </w:pPr>
-            <w:r>
-              <w:t>Payload di atas hanya proof kecil untuk environment module ini. Skill yang transferable adalah mengenali trust boundary, context, server-side decision, dan evidence delta.</w:t>
-            </w:r>
-          </w:p>
-        </w:tc>
-      </w:tr>
-    </w:tbl>
-    <w:p>
-      <w:pPr>
-        <w:spacing w:after="20"/>
-      </w:pPr>
-    </w:p>
-    <w:p>
-      <w:pPr>
-        <w:pStyle w:val="Heading1"/>
-      </w:pPr>
-      <w:r>
-        <w:t>16. Exit Criteria</w:t>
-      </w:r>
-    </w:p>
-    <w:p>
-      <w:r>
-        <w:rPr>
-          <w:rFonts w:ascii="Liberation Sans" w:hAnsi="Liberation Sans"/>
-          <w:b w:val="0"/>
-        </w:rPr>
-        <w:t>[ ] Local lab dapat dibuat dan dibersihkan dengan aman.</w:t>
-      </w:r>
-    </w:p>
-    <w:p>
-      <w:r>
-        <w:rPr>
-          <w:rFonts w:ascii="Liberation Sans" w:hAnsi="Liberation Sans"/>
-          <w:b w:val="0"/>
-        </w:rPr>
-        <w:t>[ ] Saya bisa menemukan tujuh endpoint vulnerable melalui browser/Burp.</w:t>
-      </w:r>
-    </w:p>
-    <w:p>
-      <w:r>
-        <w:rPr>
-          <w:rFonts w:ascii="Liberation Sans" w:hAnsi="Liberation Sans"/>
-          <w:b w:val="0"/>
-        </w:rPr>
-        <w:t>[ ] Saya paham SQLi sebagai data-to-SQL-code boundary failure.</w:t>
-      </w:r>
-    </w:p>
-    <w:p>
-      <w:r>
-        <w:rPr>
-          <w:rFonts w:ascii="Liberation Sans" w:hAnsi="Liberation Sans"/>
-          <w:b w:val="0"/>
-        </w:rPr>
-        <w:t>[ ] Saya paham XSS berdasarkan output context, bukan sekadar &lt;script&gt;.</w:t>
-      </w:r>
-    </w:p>
-    <w:p>
-      <w:r>
-        <w:rPr>
-          <w:rFonts w:ascii="Liberation Sans" w:hAnsi="Liberation Sans"/>
-          <w:b w:val="0"/>
-        </w:rPr>
-        <w:t>[ ] Saya bisa menjelaskan command injection dan secure process invocation.</w:t>
-      </w:r>
-    </w:p>
-    <w:p>
-      <w:r>
-        <w:rPr>
-          <w:rFonts w:ascii="Liberation Sans" w:hAnsi="Liberation Sans"/>
-          <w:b w:val="0"/>
-        </w:rPr>
-        <w:t>[ ] Saya bisa menjelaskan canonical path validation.</w:t>
-      </w:r>
-    </w:p>
-    <w:p>
-      <w:r>
-        <w:rPr>
-          <w:rFonts w:ascii="Liberation Sans" w:hAnsi="Liberation Sans"/>
-          <w:b w:val="0"/>
-        </w:rPr>
-        <w:t>[ ] Saya bisa membuat checklist file-upload controls.</w:t>
-      </w:r>
-    </w:p>
-    <w:p>
-      <w:r>
-        <w:rPr>
-          <w:rFonts w:ascii="Liberation Sans" w:hAnsi="Liberation Sans"/>
-          <w:b w:val="0"/>
-        </w:rPr>
-        <w:t>[ ] Saya bisa membedakan AuthN, session integrity, AuthZ, dan IDOR.</w:t>
-      </w:r>
-    </w:p>
-    <w:p>
-      <w:r>
-        <w:rPr>
-          <w:rFonts w:ascii="Liberation Sans" w:hAnsi="Liberation Sans"/>
-          <w:b w:val="0"/>
-        </w:rPr>
-        <w:t>[ ] Saya sudah menyelesaikan minimal satu PortSwigger Apprentice lab untuk tiap kategori utama.</w:t>
-      </w:r>
-    </w:p>
-    <w:p>
-      <w:r>
-        <w:rPr>
-          <w:rFonts w:ascii="Liberation Sans" w:hAnsi="Liberation Sans"/>
-          <w:b w:val="0"/>
-        </w:rPr>
-        <w:t>[ ] Saya menghasilkan minimal 4 finding notes dari black-box challenge.</w:t>
-      </w:r>
-    </w:p>
-    <w:p>
-      <w:pPr>
-        <w:pStyle w:val="Heading1"/>
-      </w:pPr>
-      <w:r>
-        <w:t>17. Referensi</w:t>
-      </w:r>
-    </w:p>
-    <w:p>
-      <w:pPr>
-        <w:spacing w:after="80"/>
-      </w:pPr>
-      <w:r>
-        <w:rPr>
-          <w:b/>
-        </w:rPr>
-        <w:t>PortSwigger — SQL injection</w:t>
-      </w:r>
-      <w:r>
-        <w:t xml:space="preserve"> - Theory and labs</w:t>
-      </w:r>
-      <w:r>
-        <w:br/>
-      </w:r>
-      <w:hyperlink r:id="rId111">
-        <w:r>
-          <w:rPr>
-            <w:color w:val="1D4ED8"/>
-            <w:u w:val="single"/>
-          </w:rPr>
-          <w:t>https://portswigger.net/web-security/sql-injection</w:t>
-        </w:r>
-      </w:hyperlink>
-    </w:p>
-    <w:p>
-      <w:pPr>
-        <w:spacing w:after="80"/>
-      </w:pPr>
-      <w:r>
-        <w:rPr>
-          <w:b/>
-        </w:rPr>
-        <w:t>PortSwigger — Cross-site scripting</w:t>
-      </w:r>
-      <w:r>
-        <w:t xml:space="preserve"> - XSS contexts and labs</w:t>
-      </w:r>
-      <w:r>
-        <w:br/>
-      </w:r>
-      <w:hyperlink r:id="rId112">
-        <w:r>
-          <w:rPr>
-            <w:color w:val="1D4ED8"/>
-            <w:u w:val="single"/>
-          </w:rPr>
-          <w:t>https://portswigger.net/web-security/cross-site-scripting</w:t>
-        </w:r>
-      </w:hyperlink>
-    </w:p>
-    <w:p>
-      <w:pPr>
-        <w:spacing w:after="80"/>
-      </w:pPr>
-      <w:r>
-        <w:rPr>
-          <w:b/>
-        </w:rPr>
-        <w:t>PortSwigger — OS command injection</w:t>
-      </w:r>
-      <w:r>
-        <w:t xml:space="preserve"> - Command injection theory/labs</w:t>
-      </w:r>
-      <w:r>
-        <w:br/>
-      </w:r>
-      <w:hyperlink r:id="rId113">
-        <w:r>
-          <w:rPr>
-            <w:color w:val="1D4ED8"/>
-            <w:u w:val="single"/>
-          </w:rPr>
-          <w:t>https://portswigger.net/web-security/os-command-injection</w:t>
-        </w:r>
-      </w:hyperlink>
-    </w:p>
-    <w:p>
-      <w:pPr>
-        <w:spacing w:after="80"/>
-      </w:pPr>
-      <w:r>
-        <w:rPr>
-          <w:b/>
-        </w:rPr>
-        <w:t>PortSwigger — Path traversal</w:t>
-      </w:r>
-      <w:r>
-        <w:t xml:space="preserve"> - Traversal theory/labs</w:t>
-      </w:r>
-      <w:r>
-        <w:br/>
-      </w:r>
-      <w:hyperlink r:id="rId114">
-        <w:r>
-          <w:rPr>
-            <w:color w:val="1D4ED8"/>
-            <w:u w:val="single"/>
-          </w:rPr>
-          <w:t>https://portswigger.net/web-security/file-path-traversal</w:t>
-        </w:r>
-      </w:hyperlink>
-    </w:p>
-    <w:p>
-      <w:pPr>
-        <w:spacing w:after="80"/>
-      </w:pPr>
-      <w:r>
-        <w:rPr>
-          <w:b/>
-        </w:rPr>
-        <w:t>PortSwigger — File upload vulnerabilities</w:t>
-      </w:r>
-      <w:r>
-        <w:t xml:space="preserve"> - Upload testing/labs</w:t>
-      </w:r>
-      <w:r>
-        <w:br/>
-      </w:r>
-      <w:hyperlink r:id="rId115">
-        <w:r>
-          <w:rPr>
-            <w:color w:val="1D4ED8"/>
-            <w:u w:val="single"/>
-          </w:rPr>
-          <w:t>https://portswigger.net/web-security/file-upload</w:t>
-        </w:r>
-      </w:hyperlink>
-    </w:p>
-    <w:p>
-      <w:pPr>
-        <w:spacing w:after="80"/>
-      </w:pPr>
-      <w:r>
-        <w:rPr>
-          <w:b/>
-        </w:rPr>
-        <w:t>PortSwigger — Authentication vulnerabilities</w:t>
-      </w:r>
-      <w:r>
-        <w:t xml:space="preserve"> - Auth testing/labs</w:t>
-      </w:r>
-      <w:r>
-        <w:br/>
-      </w:r>
-      <w:hyperlink r:id="rId116">
-        <w:r>
-          <w:rPr>
-            <w:color w:val="1D4ED8"/>
-            <w:u w:val="single"/>
-          </w:rPr>
-          <w:t>https://portswigger.net/web-security/authentication</w:t>
-        </w:r>
-      </w:hyperlink>
-    </w:p>
-    <w:p>
-      <w:pPr>
-        <w:spacing w:after="80"/>
-      </w:pPr>
-      <w:r>
-        <w:rPr>
-          <w:b/>
-        </w:rPr>
-        <w:t>PortSwigger — Access control / IDOR</w:t>
-      </w:r>
-      <w:r>
-        <w:t xml:space="preserve"> - Object authorization</w:t>
-      </w:r>
-      <w:r>
-        <w:br/>
-      </w:r>
-      <w:hyperlink r:id="rId117">
-        <w:r>
-          <w:rPr>
-            <w:color w:val="1D4ED8"/>
-            <w:u w:val="single"/>
-          </w:rPr>
-          <w:t>https://portswigger.net/web-security/access-control/idor</w:t>
-        </w:r>
-      </w:hyperlink>
-    </w:p>
-    <w:p>
-      <w:pPr>
-        <w:spacing w:after="80"/>
-      </w:pPr>
-      <w:r>
-        <w:rPr>
-          <w:b/>
-        </w:rPr>
-        <w:t>OWASP — SQL Injection Prevention Cheat Sheet</w:t>
-      </w:r>
-      <w:r>
-        <w:t xml:space="preserve"> - Prepared statements / least privilege</w:t>
-      </w:r>
-      <w:r>
-        <w:br/>
-      </w:r>
-      <w:hyperlink r:id="rId118">
-        <w:r>
-          <w:rPr>
-            <w:color w:val="1D4ED8"/>
-            <w:u w:val="single"/>
-          </w:rPr>
-          <w:t>https://cheatsheetseries.owasp.org/cheatsheets/SQL_Injection_Prevention_Cheat_Sheet.html</w:t>
-        </w:r>
-      </w:hyperlink>
-    </w:p>
-    <w:p>
-      <w:pPr>
-        <w:spacing w:after="80"/>
-      </w:pPr>
-      <w:r>
-        <w:rPr>
-          <w:b/>
-        </w:rPr>
-        <w:t>OWASP — Cross Site Scripting Prevention Cheat Sheet</w:t>
-      </w:r>
-      <w:r>
-        <w:t xml:space="preserve"> - Contextual encoding / sanitization</w:t>
-      </w:r>
-      <w:r>
-        <w:br/>
-      </w:r>
-      <w:hyperlink r:id="rId119">
-        <w:r>
-          <w:rPr>
-            <w:color w:val="1D4ED8"/>
-            <w:u w:val="single"/>
-          </w:rPr>
-          <w:t>https://cheatsheetseries.owasp.org/cheatsheets/Cross_Site_Scripting_Prevention_Cheat_Sheet.html</w:t>
-        </w:r>
-      </w:hyperlink>
-    </w:p>
-    <w:p>
-      <w:pPr>
-        <w:spacing w:after="80"/>
-      </w:pPr>
-      <w:r>
-        <w:rPr>
-          <w:b/>
-        </w:rPr>
-        <w:t>OWASP — OS Command Injection Defense</w:t>
-      </w:r>
-      <w:r>
-        <w:t xml:space="preserve"> - Avoid shell / parameterization / validation</w:t>
-      </w:r>
-      <w:r>
-        <w:br/>
-      </w:r>
-      <w:hyperlink r:id="rId120">
-        <w:r>
-          <w:rPr>
-            <w:color w:val="1D4ED8"/>
-            <w:u w:val="single"/>
-          </w:rPr>
-          <w:t>https://cheatsheetseries.owasp.org/cheatsheets/OS_Command_Injection_Defense_Cheat_Sheet.html</w:t>
-        </w:r>
-      </w:hyperlink>
-    </w:p>
-    <w:p>
-      <w:pPr>
-        <w:spacing w:after="80"/>
-      </w:pPr>
-      <w:r>
-        <w:rPr>
-          <w:b/>
-        </w:rPr>
-        <w:t>OWASP — File Upload Cheat Sheet</w:t>
-      </w:r>
-      <w:r>
-        <w:t xml:space="preserve"> - Safe upload architecture</w:t>
-      </w:r>
-      <w:r>
-        <w:br/>
-      </w:r>
-      <w:hyperlink r:id="rId121">
-        <w:r>
-          <w:rPr>
-            <w:color w:val="1D4ED8"/>
-            <w:u w:val="single"/>
-          </w:rPr>
-          <w:t>https://cheatsheetseries.owasp.org/cheatsheets/File_Upload_Cheat_Sheet.html</w:t>
-        </w:r>
-      </w:hyperlink>
-    </w:p>
-    <w:p>
-      <w:pPr>
-        <w:spacing w:after="80"/>
-      </w:pPr>
-      <w:r>
-        <w:rPr>
-          <w:b/>
-        </w:rPr>
-        <w:t>OWASP — Authentication Cheat Sheet</w:t>
-      </w:r>
-      <w:r>
-        <w:t xml:space="preserve"> - Auth and session guidance</w:t>
-      </w:r>
-      <w:r>
-        <w:br/>
-      </w:r>
-      <w:hyperlink r:id="rId52">
-        <w:r>
-          <w:rPr>
-            <w:color w:val="1D4ED8"/>
-            <w:u w:val="single"/>
-          </w:rPr>
-          <w:t>https://cheatsheetseries.owasp.org/cheatsheets/Authentication_Cheat_Sheet.html</w:t>
-        </w:r>
-      </w:hyperlink>
-    </w:p>
-    <w:p>
-      <w:pPr>
-        <w:spacing w:after="80"/>
-      </w:pPr>
-      <w:r>
-        <w:rPr>
-          <w:b/>
-        </w:rPr>
-        <w:t>OWASP — Authorization Cheat Sheet</w:t>
-      </w:r>
-      <w:r>
-        <w:t xml:space="preserve"> - Server-side authorization</w:t>
-      </w:r>
-      <w:r>
-        <w:br/>
-      </w:r>
-      <w:hyperlink r:id="rId54">
-        <w:r>
-          <w:rPr>
-            <w:color w:val="1D4ED8"/>
-            <w:u w:val="single"/>
-          </w:rPr>
-          <w:t>https://cheatsheetseries.owasp.org/cheatsheets/Authorization_Cheat_Sheet.html</w:t>
-        </w:r>
-      </w:hyperlink>
-    </w:p>
-    <w:tbl>
-      <w:tblPr>
-        <w:tblW w:type="auto" w:w="0"/>
-        <w:jc w:val="center"/>
-        <w:tblLook w:firstColumn="1" w:firstRow="1" w:lastColumn="0" w:lastRow="0" w:noHBand="0" w:noVBand="1" w:val="04A0"/>
       </w:tblPr>
       <w:tblGrid>
         <w:gridCol w:w="9968"/>
@@ -6747,17 +6311,17 @@
               <w:rPr>
                 <w:b/>
                 <w:color w:val="1D4ED8"/>
-                <w:sz w:val="18"/>
+                <w:sz w:val="19"/>
               </w:rPr>
-              <w:t>Next module</w:t>
+              <w:t xml:space="preserve">Jangan hafal payload.</w:t>
             </w:r>
           </w:p>
           <w:p>
             <w:pPr>
-              <w:spacing w:after="0" w:line="250" w:lineRule="auto"/>
+              <w:spacing w:after="0"/>
             </w:pPr>
             <w:r>
-              <w:t>Module 12 memperluas web exploitation ke SSRF, XXE, SSTI, insecure deserialization, CORS, CSRF, JWT, OAuth, GraphQL, NoSQL injection, request smuggling, cache issues, race conditions, prototype pollution, dan business logic.</w:t>
+              <w:t xml:space="preserve">Payload di atas hanya proof kecil untuk environment module ini. Skill yang transferable adalah mengenali trust boundary, context, server-side decision, dan evidence delta.</w:t>
             </w:r>
           </w:p>
         </w:tc>
@@ -6765,9 +6329,434 @@
     </w:tbl>
     <w:p>
       <w:pPr>
-        <w:spacing w:after="20"/>
+        <w:pStyle w:val="Heading1"/>
       </w:pPr>
+      <w:r>
+        <w:t xml:space="preserve">16. Exit Criteria</w:t>
+      </w:r>
     </w:p>
+    <w:p>
+      <w:r>
+        <w:t xml:space="preserve">[ ] Local lab dapat dibuat dan dibersihkan dengan aman.</w:t>
+      </w:r>
+    </w:p>
+    <w:p>
+      <w:r>
+        <w:t xml:space="preserve">[ ] Bisa menemukan tujuh endpoint vulnerable melalui browser/Burp.</w:t>
+      </w:r>
+    </w:p>
+    <w:p>
+      <w:r>
+        <w:t xml:space="preserve">[ ] Paham SQLi sebagai data-to-SQL-code boundary failure.</w:t>
+      </w:r>
+    </w:p>
+    <w:p>
+      <w:r>
+        <w:t xml:space="preserve">[ ] Paham XSS berdasarkan output context, bukan sekadar </w:t>
+      </w:r>
+      <w:r>
+        <w:rPr>
+          <w:rFonts w:ascii="Liberation Mono" w:hAnsi="Liberation Mono"/>
+        </w:rPr>
+        <w:t xml:space="preserve">&lt;script&gt;</w:t>
+      </w:r>
+      <w:r>
+        <w:t xml:space="preserve">.</w:t>
+      </w:r>
+    </w:p>
+    <w:p>
+      <w:r>
+        <w:t xml:space="preserve">[ ] Bisa menjelaskan command injection dan secure process invocation.</w:t>
+      </w:r>
+    </w:p>
+    <w:p>
+      <w:r>
+        <w:t xml:space="preserve">[ ] Bisa menjelaskan canonical path validation.</w:t>
+      </w:r>
+    </w:p>
+    <w:p>
+      <w:r>
+        <w:t xml:space="preserve">[ ] Bisa membuat checklist file-upload controls.</w:t>
+      </w:r>
+    </w:p>
+    <w:p>
+      <w:r>
+        <w:t xml:space="preserve">[ ] Bisa membedakan AuthN, session integrity, AuthZ, dan IDOR.</w:t>
+      </w:r>
+    </w:p>
+    <w:p>
+      <w:r>
+        <w:t xml:space="preserve">[ ] Sudah menyelesaikan minimal satu PortSwigger Apprentice lab untuk tiap kategori utama.</w:t>
+      </w:r>
+    </w:p>
+    <w:p>
+      <w:r>
+        <w:t xml:space="preserve">[ ] Menghasilkan minimal 4 finding note dari black-box challenge.</w:t>
+      </w:r>
+    </w:p>
+    <w:p>
+      <w:pPr>
+        <w:pStyle w:val="Heading1"/>
+      </w:pPr>
+      <w:r>
+        <w:t xml:space="preserve">17. Deliverables</w:t>
+      </w:r>
+    </w:p>
+    <w:tbl>
+      <w:tblPr>
+        <w:tblW w:type="auto" w:w="0"/>
+        <w:jc w:val="center"/>
+        <w:tblLayout w:type="autofit"/>
+      </w:tblPr>
+      <w:tblGrid>
+        <w:gridCol w:w="9968"/>
+      </w:tblGrid>
+      <w:tr>
+        <w:trPr>
+          <w:cantSplit/>
+        </w:trPr>
+        <w:tc>
+          <w:tcPr>
+            <w:tcW w:type="dxa" w:w="9968"/>
+            <w:shd w:fill="111827"/>
+            <w:tcMar>
+              <w:top w:w="125" w:type="dxa"/>
+              <w:start w:w="155" w:type="dxa"/>
+              <w:bottom w:w="125" w:type="dxa"/>
+              <w:end w:w="155" w:type="dxa"/>
+            </w:tcMar>
+          </w:tcPr>
+          <w:p>
+            <w:pPr>
+              <w:spacing w:after="0" w:line="240" w:lineRule="auto"/>
+            </w:pPr>
+            <w:r>
+              <w:rPr>
+                <w:rFonts w:ascii="Liberation Mono" w:hAnsi="Liberation Mono"/>
+                <w:color w:val="F9FAFB"/>
+                <w:sz w:val="15"/>
+              </w:rPr>
+              <w:t xml:space="preserve">11-web-vulnerabilities-i/</w:t>
+            </w:r>
+          </w:p>
+          <w:p>
+            <w:pPr>
+              <w:spacing w:after="0" w:line="240" w:lineRule="auto"/>
+            </w:pPr>
+            <w:r>
+              <w:rPr>
+                <w:rFonts w:ascii="Liberation Mono" w:hAnsi="Liberation Mono"/>
+                <w:color w:val="F9FAFB"/>
+                <w:sz w:val="15"/>
+              </w:rPr>
+              <w:t xml:space="preserve">├── README.md</w:t>
+            </w:r>
+          </w:p>
+          <w:p>
+            <w:pPr>
+              <w:spacing w:after="0" w:line="240" w:lineRule="auto"/>
+            </w:pPr>
+            <w:r>
+              <w:rPr>
+                <w:rFonts w:ascii="Liberation Mono" w:hAnsi="Liberation Mono"/>
+                <w:color w:val="F9FAFB"/>
+                <w:sz w:val="15"/>
+              </w:rPr>
+              <w:t xml:space="preserve">├── docx/Red-Team-Module-11-Web-Vulnerabilities-I-Omarchy.docx</w:t>
+            </w:r>
+          </w:p>
+          <w:p>
+            <w:pPr>
+              <w:spacing w:after="0" w:line="240" w:lineRule="auto"/>
+            </w:pPr>
+            <w:r>
+              <w:rPr>
+                <w:rFonts w:ascii="Liberation Mono" w:hAnsi="Liberation Mono"/>
+                <w:color w:val="F9FAFB"/>
+                <w:sz w:val="15"/>
+              </w:rPr>
+              <w:t xml:space="preserve">├── pdf/Red-Team-Module-11-Web-Vulnerabilities-I-Omarchy.pdf</w:t>
+            </w:r>
+          </w:p>
+          <w:p>
+            <w:pPr>
+              <w:spacing w:after="0" w:line="240" w:lineRule="auto"/>
+            </w:pPr>
+            <w:r>
+              <w:rPr>
+                <w:rFonts w:ascii="Liberation Mono" w:hAnsi="Liberation Mono"/>
+                <w:color w:val="F9FAFB"/>
+                <w:sz w:val="15"/>
+              </w:rPr>
+              <w:t xml:space="preserve">└── labs/</w:t>
+            </w:r>
+          </w:p>
+          <w:p>
+            <w:pPr>
+              <w:spacing w:after="0" w:line="240" w:lineRule="auto"/>
+            </w:pPr>
+            <w:r>
+              <w:rPr>
+                <w:rFonts w:ascii="Liberation Mono" w:hAnsi="Liberation Mono"/>
+                <w:color w:val="F9FAFB"/>
+                <w:sz w:val="15"/>
+              </w:rPr>
+              <w:t xml:space="preserve">    ├── workspace-init.sh    — scaffold workspace (00-scope … 10-findings)</w:t>
+            </w:r>
+          </w:p>
+          <w:p>
+            <w:pPr>
+              <w:spacing w:after="0" w:line="240" w:lineRule="auto"/>
+            </w:pPr>
+            <w:r>
+              <w:rPr>
+                <w:rFonts w:ascii="Liberation Mono" w:hAnsi="Liberation Mono"/>
+                <w:color w:val="F9FAFB"/>
+                <w:sz w:val="15"/>
+              </w:rPr>
+              <w:t xml:space="preserve">    ├── finding-note.py      — generate finding note markdown</w:t>
+            </w:r>
+          </w:p>
+          <w:p>
+            <w:pPr>
+              <w:spacing w:after="0" w:line="240" w:lineRule="auto"/>
+            </w:pPr>
+            <w:r>
+              <w:rPr>
+                <w:rFonts w:ascii="Liberation Mono" w:hAnsi="Liberation Mono"/>
+                <w:color w:val="F9FAFB"/>
+                <w:sz w:val="15"/>
+              </w:rPr>
+              <w:t xml:space="preserve">    ├── vuln-web-lab.sh      — build/create/status/logs/cleanup container lab</w:t>
+            </w:r>
+          </w:p>
+          <w:p>
+            <w:pPr>
+              <w:spacing w:after="0" w:line="240" w:lineRule="auto"/>
+            </w:pPr>
+            <w:r>
+              <w:rPr>
+                <w:rFonts w:ascii="Liberation Mono" w:hAnsi="Liberation Mono"/>
+                <w:color w:val="F9FAFB"/>
+                <w:sz w:val="15"/>
+              </w:rPr>
+              <w:t xml:space="preserve">    └── vuln-web-lab/</w:t>
+            </w:r>
+          </w:p>
+          <w:p>
+            <w:pPr>
+              <w:spacing w:after="0" w:line="240" w:lineRule="auto"/>
+            </w:pPr>
+            <w:r>
+              <w:rPr>
+                <w:rFonts w:ascii="Liberation Mono" w:hAnsi="Liberation Mono"/>
+                <w:color w:val="F9FAFB"/>
+                <w:sz w:val="15"/>
+              </w:rPr>
+              <w:t xml:space="preserve">        ├── Dockerfile</w:t>
+            </w:r>
+          </w:p>
+          <w:p>
+            <w:pPr>
+              <w:spacing w:after="0" w:line="240" w:lineRule="auto"/>
+            </w:pPr>
+            <w:r>
+              <w:rPr>
+                <w:rFonts w:ascii="Liberation Mono" w:hAnsi="Liberation Mono"/>
+                <w:color w:val="F9FAFB"/>
+                <w:sz w:val="15"/>
+              </w:rPr>
+              <w:t xml:space="preserve">        └── app.py           — Flask app: 7 kelas vulnerability dalam satu service</w:t>
+            </w:r>
+          </w:p>
+        </w:tc>
+      </w:tr>
+    </w:tbl>
+    <w:p>
+      <w:pPr>
+        <w:pStyle w:val="Heading1"/>
+      </w:pPr>
+      <w:r>
+        <w:t xml:space="preserve">18. References</w:t>
+      </w:r>
+    </w:p>
+    <w:p>
+      <w:pPr>
+        <w:numPr>
+          <w:numId w:val="1"/>
+        </w:numPr>
+      </w:pPr>
+      <w:r>
+        <w:t xml:space="preserve">PortSwigger — SQL injection — https://portswigger.net/web-security/sql-injection</w:t>
+      </w:r>
+    </w:p>
+    <w:p>
+      <w:pPr>
+        <w:numPr>
+          <w:numId w:val="1"/>
+        </w:numPr>
+      </w:pPr>
+      <w:r>
+        <w:t xml:space="preserve">PortSwigger — Cross-site scripting — https://portswigger.net/web-security/cross-site-scripting</w:t>
+      </w:r>
+    </w:p>
+    <w:p>
+      <w:pPr>
+        <w:numPr>
+          <w:numId w:val="1"/>
+        </w:numPr>
+      </w:pPr>
+      <w:r>
+        <w:t xml:space="preserve">PortSwigger — OS command injection — https://portswigger.net/web-security/os-command-injection</w:t>
+      </w:r>
+    </w:p>
+    <w:p>
+      <w:pPr>
+        <w:numPr>
+          <w:numId w:val="1"/>
+        </w:numPr>
+      </w:pPr>
+      <w:r>
+        <w:t xml:space="preserve">PortSwigger — Path traversal — https://portswigger.net/web-security/file-path-traversal</w:t>
+      </w:r>
+    </w:p>
+    <w:p>
+      <w:pPr>
+        <w:numPr>
+          <w:numId w:val="1"/>
+        </w:numPr>
+      </w:pPr>
+      <w:r>
+        <w:t xml:space="preserve">PortSwigger — File upload vulnerabilities — https://portswigger.net/web-security/file-upload</w:t>
+      </w:r>
+    </w:p>
+    <w:p>
+      <w:pPr>
+        <w:numPr>
+          <w:numId w:val="1"/>
+        </w:numPr>
+      </w:pPr>
+      <w:r>
+        <w:t xml:space="preserve">PortSwigger — Authentication vulnerabilities — https://portswigger.net/web-security/authentication</w:t>
+      </w:r>
+    </w:p>
+    <w:p>
+      <w:pPr>
+        <w:numPr>
+          <w:numId w:val="1"/>
+        </w:numPr>
+      </w:pPr>
+      <w:r>
+        <w:t xml:space="preserve">PortSwigger — Access control/IDOR — https://portswigger.net/web-security/access-control/idor</w:t>
+      </w:r>
+    </w:p>
+    <w:p>
+      <w:pPr>
+        <w:numPr>
+          <w:numId w:val="1"/>
+        </w:numPr>
+      </w:pPr>
+      <w:r>
+        <w:t xml:space="preserve">OWASP — SQL Injection Prevention Cheat Sheet — https://cheatsheetseries.owasp.org/cheatsheets/SQL_Injection_Prevention_Cheat_Sheet.html</w:t>
+      </w:r>
+    </w:p>
+    <w:p>
+      <w:pPr>
+        <w:numPr>
+          <w:numId w:val="1"/>
+        </w:numPr>
+      </w:pPr>
+      <w:r>
+        <w:t xml:space="preserve">OWASP — Cross Site Scripting Prevention Cheat Sheet — https://cheatsheetseries.owasp.org/cheatsheets/Cross_Site_Scripting_Prevention_Cheat_Sheet.html</w:t>
+      </w:r>
+    </w:p>
+    <w:p>
+      <w:pPr>
+        <w:numPr>
+          <w:numId w:val="1"/>
+        </w:numPr>
+      </w:pPr>
+      <w:r>
+        <w:t xml:space="preserve">OWASP — OS Command Injection Defense — https://cheatsheetseries.owasp.org/cheatsheets/OS_Command_Injection_Defense_Cheat_Sheet.html</w:t>
+      </w:r>
+    </w:p>
+    <w:p>
+      <w:pPr>
+        <w:numPr>
+          <w:numId w:val="1"/>
+        </w:numPr>
+      </w:pPr>
+      <w:r>
+        <w:t xml:space="preserve">OWASP — File Upload Cheat Sheet — https://cheatsheetseries.owasp.org/cheatsheets/File_Upload_Cheat_Sheet.html</w:t>
+      </w:r>
+    </w:p>
+    <w:p>
+      <w:pPr>
+        <w:numPr>
+          <w:numId w:val="1"/>
+        </w:numPr>
+      </w:pPr>
+      <w:r>
+        <w:t xml:space="preserve">OWASP — Authentication Cheat Sheet — https://cheatsheetseries.owasp.org/cheatsheets/Authentication_Cheat_Sheet.html</w:t>
+      </w:r>
+    </w:p>
+    <w:p>
+      <w:pPr>
+        <w:numPr>
+          <w:numId w:val="1"/>
+        </w:numPr>
+      </w:pPr>
+      <w:r>
+        <w:t xml:space="preserve">OWASP — Authorization Cheat Sheet — https://cheatsheetseries.owasp.org/cheatsheets/Authorization_Cheat_Sheet.html</w:t>
+      </w:r>
+    </w:p>
+    <w:tbl>
+      <w:tblPr>
+        <w:tblW w:type="auto" w:w="0"/>
+        <w:jc w:val="center"/>
+      </w:tblPr>
+      <w:tblGrid>
+        <w:gridCol w:w="9968"/>
+      </w:tblGrid>
+      <w:tr>
+        <w:trPr>
+          <w:cantSplit/>
+        </w:trPr>
+        <w:tc>
+          <w:tcPr>
+            <w:tcW w:type="dxa" w:w="9968"/>
+            <w:shd w:fill="EFF6FF"/>
+            <w:tcMar>
+              <w:top w:w="135" w:type="dxa"/>
+              <w:start w:w="165" w:type="dxa"/>
+              <w:bottom w:w="135" w:type="dxa"/>
+              <w:end w:w="165" w:type="dxa"/>
+            </w:tcMar>
+          </w:tcPr>
+          <w:p>
+            <w:pPr>
+              <w:spacing w:after="60"/>
+            </w:pPr>
+            <w:r>
+              <w:rPr>
+                <w:b/>
+                <w:color w:val="1D4ED8"/>
+                <w:sz w:val="19"/>
+              </w:rPr>
+              <w:t xml:space="preserve">Next module:</w:t>
+            </w:r>
+          </w:p>
+          <w:p>
+            <w:pPr>
+              <w:spacing w:after="0"/>
+            </w:pPr>
+            <w:r>
+              <w:t xml:space="preserve">12-web-vulnerabilities-ii — SSRF, XXE, SSTI, insecure deserialization, CORS, CSRF, JWT, OAuth, GraphQL, NoSQL injection, request smuggling, cache issues, race conditions, prototype pollution, dan business logic.</w:t>
+            </w:r>
+          </w:p>
+        </w:tc>
+      </w:tr>
+    </w:tbl>
     <w:sectPr>
       <w:headerReference w:type="default" r:id="rId9"/>
       <w:footerReference w:type="default" r:id="rId10"/>
